--- a/sprawozdanie.docx
+++ b/sprawozdanie.docx
@@ -1054,7 +1054,7 @@
         <w:rPr>
           <w:lang w:val="pl-PL"/>
         </w:rPr>
-        <w:t xml:space="preserve"> SHA-256.</w:t>
+        <w:t xml:space="preserve"> SHA-256. Pole is_admin (domyślnie FALSE) pozwala nadać uprawnienia administratora.</w:t>
       </w:r>
     </w:p>
     <w:p>
@@ -3263,14 +3263,14 @@
         <w:rPr>
           <w:lang w:val="pl-PL"/>
         </w:rPr>
-        <w:t>Admin</w:t>
+        <w:t>Admin — panel wpisywania wyników meczów z automatycznym przeliczeniem punktów (widoczny wyłącznie dla konta administratora).</w:t>
       </w:r>
       <w:proofErr w:type="gramEnd"/>
       <w:r>
         <w:rPr>
           <w:lang w:val="pl-PL"/>
         </w:rPr>
-        <w:t xml:space="preserve"> — panel wpisywania wyników meczów z automatycznym przeliczeniem punktów.</w:t>
+        <w:t>Admin — panel wpisywania wyników meczów z automatycznym przeliczeniem punktów (widoczny wyłącznie dla konta administratora).</w:t>
       </w:r>
     </w:p>
     <w:p>
@@ -4078,7 +4078,7 @@
         <w:rPr>
           <w:lang w:val="pl-PL"/>
         </w:rPr>
-        <w:t>Zmiany schematu bazy danych wersjonowane są przez kolejne pliki SQL. Wcześniejsze pliki nigdy nie są modyfikowane — każda zmiana to nowy plik.</w:t>
+        <w:t>Schemat bazy danych przechowywany jest w dwóch plikach SQL: 001_init.sql zawiera definicje wszystkich tabel, 002_seed.sql wypełnia bazę danymi testowymi. Do resetowania bazy służy skrypt db/reset_db.sh, który zatrzymuje kontener Docker, usuwa dane (docker compose down -v), uruchamia go ponownie i wykonuje oba pliki migracji.</w:t>
       </w:r>
     </w:p>
     <w:tbl>
@@ -4304,31 +4304,34 @@
         <w:pStyle w:val="Normal"/>
       </w:pPr>
       <w:r>
-        <w:t xml:space="preserve">Ze względu na klucze obce tabele muszą być tworzone w określonej kolejności: users, leagues, scoring_rules, następnie teams, matches, a na końcu predictions. Każdą instrukcję CREATE TABLE należy wykonać osobno w edytorze SQL Accessa (Create → Query Design → SQL View → Run).</w:t>
+        <w:t xml:space="preserve">Ze względu na klucze obce, tabele muszą być tworzone w kolejności: users, leagues, scoring_rules, następnie teams, matches, a na końcu predictions. Każdą instrukcję CREATE TABLE należy wykonać osobno w edytorze SQL Accessa (Create → Query Design → SQL View → Run).</w:t>
       </w:r>
     </w:p>
     <w:p>
       <w:pPr>
-        <w:pStyle w:val="Heading2"/>
-      </w:pPr>
-      <w:r>
-        <w:t xml:space="preserve">10.1. Kolejność tworzenia tabel</w:t>
+        <w:pStyle w:val="Heading1"/>
+      </w:pPr>
+      <w:r>
+        <w:rPr>
+          <w:color w:val="1A1A2E"/>
+        </w:rPr>
+        <w:t xml:space="preserve">10. Odwzorowanie schematu w Microsoft Access</w:t>
       </w:r>
     </w:p>
     <w:p>
       <w:pPr>
-        <w:pStyle w:val="ListBullet"/>
-      </w:pPr>
-      <w:r>
-        <w:t xml:space="preserve">Ograniczenia CHECK (np. status IN ('scheduled', 'finished')) nie są wspierane w SQL Access — ustawiane ręcznie przez właściwość Validation Rule w widoku projektu tabeli.</w:t>
+        <w:pStyle w:val="Normal"/>
+      </w:pPr>
+      <w:r>
+        <w:t xml:space="preserve">Schemat bazy danych został odwzorowany w Microsoft Access jako niezależna kopia struktury. Plik db/access_schema.sql zawiera definicje wszystkich 6 tabel w dialekcie Jet SQL (Access SQL). Tabele odwzorowują ten sam schemat co baza PostgreSQL — różnią się wyłącznie składnią.</w:t>
       </w:r>
     </w:p>
     <w:p>
       <w:pPr>
-        <w:pStyle w:val="ListBullet"/>
-      </w:pPr>
-      <w:r>
-        <w:t xml:space="preserve">DEFAULT NOW() → DEFAULT Now()</w:t>
+        <w:pStyle w:val="Normal"/>
+      </w:pPr>
+      <w:r>
+        <w:t xml:space="preserve">Kluczowe różnice między dialektem PostgreSQL a Access SQL:</w:t>
       </w:r>
     </w:p>
     <w:p>
@@ -4336,7 +4339,7 @@
         <w:pStyle w:val="ListBullet"/>
       </w:pPr>
       <w:r>
-        <w:t xml:space="preserve">TIMESTAMPTZ → DATETIME</w:t>
+        <w:t xml:space="preserve">SERIAL → COUNTER (automatyczny licznik klucza głównego)</w:t>
       </w:r>
     </w:p>
     <w:p>
@@ -4344,7 +4347,7 @@
         <w:pStyle w:val="ListBullet"/>
       </w:pPr>
       <w:r>
-        <w:t xml:space="preserve">SMALLINT → SHORT</w:t>
+        <w:t xml:space="preserve">VARCHAR(n) → TEXT(n)</w:t>
       </w:r>
     </w:p>
     <w:p>
@@ -4352,7 +4355,7 @@
         <w:pStyle w:val="ListBullet"/>
       </w:pPr>
       <w:r>
-        <w:t xml:space="preserve">VARCHAR(n) → TEXT(n)</w:t>
+        <w:t xml:space="preserve">SMALLINT → SHORT</w:t>
       </w:r>
     </w:p>
     <w:p>
@@ -4360,31 +4363,42 @@
         <w:pStyle w:val="ListBullet"/>
       </w:pPr>
       <w:r>
-        <w:t xml:space="preserve">SERIAL → COUNTER (automatyczny licznik klucza głównego)</w:t>
+        <w:t xml:space="preserve">TIMESTAMPTZ → DATETIME</w:t>
       </w:r>
     </w:p>
     <w:p>
       <w:pPr>
-        <w:pStyle w:val="Normal"/>
-      </w:pPr>
-      <w:r>
-        <w:t xml:space="preserve">Kluczowe różnice między dialektem PostgreSQL a Access SQL:</w:t>
+        <w:pStyle w:val="ListBullet"/>
+      </w:pPr>
+      <w:r>
+        <w:t xml:space="preserve">DEFAULT NOW() → DEFAULT Now()</w:t>
       </w:r>
     </w:p>
     <w:p>
       <w:pPr>
-        <w:pStyle w:val="Normal"/>
-      </w:pPr>
-      <w:r>
-        <w:t xml:space="preserve">Schemat bazy danych został odwzorowany w Microsoft Access jako niezależna kopia struktury. Plik db/access_schema.sql zawiera definicje wszystkich 6 tabel w dialekcie Jet SQL (Access SQL). Tabele odwzorowują ten sam schemat co baza PostgreSQL — różnią się wyłącznie składnią.</w:t>
+        <w:pStyle w:val="ListBullet"/>
+      </w:pPr>
+      <w:r>
+        <w:t xml:space="preserve">Ograniczenia CHECK (np. status IN ('scheduled', 'finished')) nie są wspierane w SQL Access — ustawiane ręcznie przez właściwość Validation Rule w widoku projektu tabeli.</w:t>
       </w:r>
     </w:p>
     <w:p>
       <w:pPr>
-        <w:pStyle w:val="Heading1"/>
-      </w:pPr>
-      <w:r>
-        <w:t xml:space="preserve">10. Odwzorowanie schematu w Microsoft Access</w:t>
+        <w:pStyle w:val="Heading2"/>
+      </w:pPr>
+      <w:r>
+        <w:rPr>
+          <w:color w:val="E94560"/>
+        </w:rPr>
+        <w:t xml:space="preserve">10.1. Kolejność tworzenia tabel</w:t>
+      </w:r>
+    </w:p>
+    <w:p>
+      <w:pPr>
+        <w:pStyle w:val="Normal"/>
+      </w:pPr>
+      <w:r>
+        <w:t xml:space="preserve">Ze względu na klucze obce, tabele muszą być tworzone w kolejności: users, leagues, scoring_rules, następnie teams, matches, a na końcu predictions. Każdą instrukcję CREATE TABLE należy wykonać osobno w edytorze SQL Accessa (Create → Query Design → SQL View → Run).</w:t>
       </w:r>
     </w:p>
     <w:p>

--- a/sprawozdanie.docx
+++ b/sprawozdanie.docx
@@ -4301,29 +4301,32 @@
     </w:p>
     <w:p>
       <w:pPr>
-        <w:pStyle w:val="Normal"/>
-      </w:pPr>
-      <w:r>
-        <w:t xml:space="preserve">Ze względu na klucze obce, tabele muszą być tworzone w kolejności: users, leagues, scoring_rules, następnie teams, matches, a na końcu predictions. Każdą instrukcję CREATE TABLE należy wykonać osobno w edytorze SQL Accessa (Create → Query Design → SQL View → Run).</w:t>
+        <w:pStyle w:val="Heading1"/>
+      </w:pPr>
+      <w:r>
+        <w:rPr>
+          <w:color w:val="1A1A2E"/>
+        </w:rPr>
+        <w:t xml:space="preserve">10. Odwzorowanie schematu w MongoDB</w:t>
       </w:r>
     </w:p>
     <w:p>
       <w:pPr>
-        <w:pStyle w:val="Heading1"/>
-      </w:pPr>
-      <w:r>
-        <w:rPr>
-          <w:color w:val="1A1A2E"/>
-        </w:rPr>
-        <w:t xml:space="preserve">10. Odwzorowanie schematu w Microsoft Access</w:t>
+        <w:pStyle w:val="Normal"/>
+      </w:pPr>
+      <w:r>
+        <w:t xml:space="preserve">Zgodnie z informacjami dodatkowymi do zadania, baza Access może być zastąpiona przez MongoDB. MongoDB to nierelacyjna baza danych dokumentowa — dane przechowywane są jako dokumenty JSON w kolekcjach zamiast wierszy w tabelach. Schemat jest elastyczny i nie wymaga z góry zdefiniowanych kolumn.</w:t>
       </w:r>
     </w:p>
     <w:p>
       <w:pPr>
-        <w:pStyle w:val="Normal"/>
-      </w:pPr>
-      <w:r>
-        <w:t xml:space="preserve">Schemat bazy danych został odwzorowany w Microsoft Access jako niezależna kopia struktury. Plik db/access_schema.sql zawiera definicje wszystkich 6 tabel w dialekcie Jet SQL (Access SQL). Tabele odwzorowują ten sam schemat co baza PostgreSQL — różnią się wyłącznie składnią.</w:t>
+        <w:pStyle w:val="Heading2"/>
+      </w:pPr>
+      <w:r>
+        <w:rPr>
+          <w:color w:val="E94560"/>
+        </w:rPr>
+        <w:t xml:space="preserve">10.1. Porównanie PostgreSQL i MongoDB</w:t>
       </w:r>
     </w:p>
     <w:p>
@@ -4331,7 +4334,7 @@
         <w:pStyle w:val="Normal"/>
       </w:pPr>
       <w:r>
-        <w:t xml:space="preserve">Kluczowe różnice między dialektem PostgreSQL a Access SQL:</w:t>
+        <w:t xml:space="preserve">Oba systemy przechowują te same dane projektu, ale w różny sposób:</w:t>
       </w:r>
     </w:p>
     <w:p>
@@ -4339,7 +4342,7 @@
         <w:pStyle w:val="ListBullet"/>
       </w:pPr>
       <w:r>
-        <w:t xml:space="preserve">SERIAL → COUNTER (automatyczny licznik klucza głównego)</w:t>
+        <w:t xml:space="preserve">Struktura: PostgreSQL = tabele + wiersze o stałym schemacie; MongoDB = kolekcje + dokumenty JSON o elastycznej strukturze.</w:t>
       </w:r>
     </w:p>
     <w:p>
@@ -4347,7 +4350,7 @@
         <w:pStyle w:val="ListBullet"/>
       </w:pPr>
       <w:r>
-        <w:t xml:space="preserve">VARCHAR(n) → TEXT(n)</w:t>
+        <w:t xml:space="preserve">Relacje: PostgreSQL używa kluczy obcych i operacji JOIN; MongoDB osadza powiązane dane bezpośrednio w dokumencie (embedding) lub trzyma referencje id.</w:t>
       </w:r>
     </w:p>
     <w:p>
@@ -4355,7 +4358,7 @@
         <w:pStyle w:val="ListBullet"/>
       </w:pPr>
       <w:r>
-        <w:t xml:space="preserve">SMALLINT → SHORT</w:t>
+        <w:t xml:space="preserve">Przykład: w PostgreSQL mecz przechowuje home_team_id = 7 i wymaga JOIN z tabelą teams. W MongoDB dokument meczu zawiera od razu "home_team": "Bayern München" — bez JOINa.</w:t>
       </w:r>
     </w:p>
     <w:p>
@@ -4363,7 +4366,7 @@
         <w:pStyle w:val="ListBullet"/>
       </w:pPr>
       <w:r>
-        <w:t xml:space="preserve">TIMESTAMPTZ → DATETIME</w:t>
+        <w:t xml:space="preserve">Schemat: PostgreSQL wymaga migracji SQL przy każdej zmianie struktury; MongoDB pozwala dodawać nowe pola do dowolnych dokumentów bez migracji.</w:t>
       </w:r>
     </w:p>
     <w:p>
@@ -4371,7 +4374,7 @@
         <w:pStyle w:val="ListBullet"/>
       </w:pPr>
       <w:r>
-        <w:t xml:space="preserve">DEFAULT NOW() → DEFAULT Now()</w:t>
+        <w:t xml:space="preserve">Zapytania: PostgreSQL używa SQL (SELECT, JOIN, GROUP BY); MongoDB używa metod find() i potoku agregacji (aggregate).</w:t>
       </w:r>
     </w:p>
     <w:p>
@@ -4379,7 +4382,7 @@
         <w:pStyle w:val="ListBullet"/>
       </w:pPr>
       <w:r>
-        <w:t xml:space="preserve">Ograniczenia CHECK (np. status IN ('scheduled', 'finished')) nie są wspierane w SQL Access — ustawiane ręcznie przez właściwość Validation Rule w widoku projektu tabeli.</w:t>
+        <w:t xml:space="preserve">Transakcje: PostgreSQL obsługuje ACID natywnie; MongoDB wspiera transakcje od wersji 4.0, ale jest mniej naturalny w tym modelu.</w:t>
       </w:r>
     </w:p>
     <w:p>
@@ -4390,7 +4393,7 @@
         <w:rPr>
           <w:color w:val="E94560"/>
         </w:rPr>
-        <w:t xml:space="preserve">10.1. Kolejność tworzenia tabel</w:t>
+        <w:t xml:space="preserve">10.2. Kolekcje w MongoDB</w:t>
       </w:r>
     </w:p>
     <w:p>
@@ -4398,7 +4401,166 @@
         <w:pStyle w:val="Normal"/>
       </w:pPr>
       <w:r>
-        <w:t xml:space="preserve">Ze względu na klucze obce, tabele muszą być tworzone w kolejności: users, leagues, scoring_rules, następnie teams, matches, a na końcu predictions. Każdą instrukcję CREATE TABLE należy wykonać osobno w edytorze SQL Accessa (Create → Query Design → SQL View → Run).</w:t>
+        <w:t xml:space="preserve">Baza MongoDB o nazwie typer zawiera 6 kolekcji odpowiadających tabelom PostgreSQL: scoring_rules, leagues, teams, users, matches, predictions. Synchronizacja danych odbywa się przez skrypt db/mongo_seed.py, który czyta aktualne dane z PostgreSQL i wgrywa je do MongoDB — zapewnia spójność obu baz bez ręcznego kopiowania.</w:t>
+      </w:r>
+    </w:p>
+    <w:p>
+      <w:pPr>
+        <w:pStyle w:val="Heading2"/>
+      </w:pPr>
+      <w:r>
+        <w:rPr>
+          <w:color w:val="E94560"/>
+        </w:rPr>
+        <w:t xml:space="preserve">10.3. Schemat kolekcji — MongoDB Compass</w:t>
+      </w:r>
+    </w:p>
+    <w:p>
+      <w:pPr>
+        <w:pStyle w:val="Normal"/>
+      </w:pPr>
+      <w:r>
+        <w:t xml:space="preserve">Poniżej schemat kolekcji wygenerowany przez MongoDB Compass (Create → Query Design → Schema → Analyze):</w:t>
+      </w:r>
+    </w:p>
+    <w:p>
+      <w:pPr>
+        <w:pStyle w:val="Normal"/>
+      </w:pPr>
+      <w:r>
+        <w:t xml:space="preserve">[ WKLEJ TUTAJ ZRZUT EKRANU SCHEMATU Z MONGODB COMPASS ]</w:t>
+      </w:r>
+    </w:p>
+    <w:p>
+      <w:pPr>
+        <w:pStyle w:val="Heading1"/>
+      </w:pPr>
+      <w:r>
+        <w:rPr>
+          <w:color w:val="1A1A2E"/>
+        </w:rPr>
+        <w:t xml:space="preserve">10. Odwzorowanie schematu w MongoDB</w:t>
+      </w:r>
+    </w:p>
+    <w:p>
+      <w:pPr>
+        <w:pStyle w:val="Normal"/>
+      </w:pPr>
+      <w:r>
+        <w:t xml:space="preserve">Zgodnie z informacjami dodatkowymi do zadania, baza Access może być zastąpiona przez MongoDB. MongoDB to nierelacyjna baza danych dokumentowa — dane przechowywane są jako dokumenty JSON w kolekcjach zamiast wierszy w tabelach. Schemat jest elastyczny i nie wymaga z góry zdefiniowanych kolumn.</w:t>
+      </w:r>
+    </w:p>
+    <w:p>
+      <w:pPr>
+        <w:pStyle w:val="Heading2"/>
+      </w:pPr>
+      <w:r>
+        <w:rPr>
+          <w:color w:val="E94560"/>
+        </w:rPr>
+        <w:t xml:space="preserve">10.1. Porównanie PostgreSQL i MongoDB</w:t>
+      </w:r>
+    </w:p>
+    <w:p>
+      <w:pPr>
+        <w:pStyle w:val="Normal"/>
+      </w:pPr>
+      <w:r>
+        <w:t xml:space="preserve">Oba systemy przechowują te same dane projektu, ale w różny sposób:</w:t>
+      </w:r>
+    </w:p>
+    <w:p>
+      <w:pPr>
+        <w:pStyle w:val="ListBullet"/>
+      </w:pPr>
+      <w:r>
+        <w:t xml:space="preserve">Struktura: PostgreSQL = tabele + wiersze o stałym schemacie; MongoDB = kolekcje + dokumenty JSON o elastycznej strukturze.</w:t>
+      </w:r>
+    </w:p>
+    <w:p>
+      <w:pPr>
+        <w:pStyle w:val="ListBullet"/>
+      </w:pPr>
+      <w:r>
+        <w:t xml:space="preserve">Relacje: PostgreSQL używa kluczy obcych i operacji JOIN; MongoDB osadza powiązane dane bezpośrednio w dokumencie (embedding) lub trzyma referencje id.</w:t>
+      </w:r>
+    </w:p>
+    <w:p>
+      <w:pPr>
+        <w:pStyle w:val="ListBullet"/>
+      </w:pPr>
+      <w:r>
+        <w:t xml:space="preserve">Przykład: w PostgreSQL mecz przechowuje home_team_id = 7 i wymaga JOIN z tabelą teams. W MongoDB dokument meczu zawiera od razu "home_team": "Bayern München" — bez JOINa.</w:t>
+      </w:r>
+    </w:p>
+    <w:p>
+      <w:pPr>
+        <w:pStyle w:val="ListBullet"/>
+      </w:pPr>
+      <w:r>
+        <w:t xml:space="preserve">Schemat: PostgreSQL wymaga migracji SQL przy każdej zmianie struktury; MongoDB pozwala dodawać nowe pola do dowolnych dokumentów bez migracji.</w:t>
+      </w:r>
+    </w:p>
+    <w:p>
+      <w:pPr>
+        <w:pStyle w:val="ListBullet"/>
+      </w:pPr>
+      <w:r>
+        <w:t xml:space="preserve">Zapytania: PostgreSQL używa SQL (SELECT, JOIN, GROUP BY); MongoDB używa metod find() i potoku agregacji (aggregate).</w:t>
+      </w:r>
+    </w:p>
+    <w:p>
+      <w:pPr>
+        <w:pStyle w:val="ListBullet"/>
+      </w:pPr>
+      <w:r>
+        <w:t xml:space="preserve">Transakcje: PostgreSQL obsługuje ACID natywnie; MongoDB wspiera transakcje od wersji 4.0, ale jest mniej naturalny w tym modelu.</w:t>
+      </w:r>
+    </w:p>
+    <w:p>
+      <w:pPr>
+        <w:pStyle w:val="Heading2"/>
+      </w:pPr>
+      <w:r>
+        <w:rPr>
+          <w:color w:val="E94560"/>
+        </w:rPr>
+        <w:t xml:space="preserve">10.2. Kolekcje w MongoDB</w:t>
+      </w:r>
+    </w:p>
+    <w:p>
+      <w:pPr>
+        <w:pStyle w:val="Normal"/>
+      </w:pPr>
+      <w:r>
+        <w:t xml:space="preserve">Baza MongoDB o nazwie typer zawiera 6 kolekcji odpowiadających tabelom PostgreSQL: scoring_rules, leagues, teams, users, matches, predictions. Synchronizacja danych odbywa się przez skrypt db/mongo_seed.py, który czyta aktualne dane z PostgreSQL i wgrywa je do MongoDB — zapewnia spójność obu baz bez ręcznego kopiowania.</w:t>
+      </w:r>
+    </w:p>
+    <w:p>
+      <w:pPr>
+        <w:pStyle w:val="Heading2"/>
+      </w:pPr>
+      <w:r>
+        <w:rPr>
+          <w:color w:val="E94560"/>
+        </w:rPr>
+        <w:t xml:space="preserve">10.3. Schemat kolekcji — MongoDB Compass</w:t>
+      </w:r>
+    </w:p>
+    <w:p>
+      <w:pPr>
+        <w:pStyle w:val="Normal"/>
+      </w:pPr>
+      <w:r>
+        <w:t xml:space="preserve">Poniżej schemat kolekcji wygenerowany przez MongoDB Compass (Create → Query Design → Schema → Analyze):</w:t>
+      </w:r>
+    </w:p>
+    <w:p>
+      <w:pPr>
+        <w:pStyle w:val="Normal"/>
+      </w:pPr>
+      <w:r>
+        <w:t xml:space="preserve">[ WKLEJ TUTAJ ZRZUT EKRANU SCHEMATU Z MONGODB COMPASS ]</w:t>
       </w:r>
     </w:p>
     <w:p>

--- a/sprawozdanie.docx
+++ b/sprawozdanie.docx
@@ -221,7 +221,6 @@
       </w:pPr>
       <w:r>
         <w:rPr>
-          <w:color w:val="1A1A2E"/>
           <w:lang w:val="pl-PL"/>
         </w:rPr>
         <w:lastRenderedPageBreak/>
@@ -285,7 +284,6 @@
       </w:pPr>
       <w:r>
         <w:rPr>
-          <w:color w:val="E94560"/>
           <w:lang w:val="pl-PL"/>
         </w:rPr>
         <w:t>1.1. Cel projektu</w:t>
@@ -452,9 +450,6 @@
         <w:pStyle w:val="Heading1"/>
       </w:pPr>
       <w:r>
-        <w:rPr>
-          <w:color w:val="1A1A2E"/>
-        </w:rPr>
         <w:t>2. Użyte technologie</w:t>
       </w:r>
     </w:p>
@@ -902,7 +897,6 @@
       </w:pPr>
       <w:r>
         <w:rPr>
-          <w:color w:val="1A1A2E"/>
           <w:lang w:val="pl-PL"/>
         </w:rPr>
         <w:lastRenderedPageBreak/>
@@ -931,7 +925,6 @@
       </w:pPr>
       <w:r>
         <w:rPr>
-          <w:color w:val="E94560"/>
           <w:lang w:val="pl-PL"/>
         </w:rPr>
         <w:t>3.1. Diagram ER</w:t>
@@ -939,70 +932,122 @@
     </w:p>
     <w:p>
       <w:pPr>
-        <w:pBdr>
-          <w:top w:val="dashed" w:sz="6" w:space="4" w:color="AAAAAA"/>
-          <w:left w:val="dashed" w:sz="6" w:space="4" w:color="AAAAAA"/>
-          <w:bottom w:val="dashed" w:sz="6" w:space="4" w:color="AAAAAA"/>
-          <w:right w:val="dashed" w:sz="6" w:space="4" w:color="AAAAAA"/>
-        </w:pBdr>
-        <w:jc w:val="center"/>
-        <w:rPr>
-          <w:lang w:val="pl-PL"/>
-        </w:rPr>
-      </w:pPr>
-      <w:proofErr w:type="gramStart"/>
-      <w:r>
-        <w:rPr>
-          <w:b/>
-          <w:color w:val="999999"/>
-          <w:lang w:val="pl-PL"/>
-        </w:rPr>
-        <w:t>[ WKLEJ</w:t>
-      </w:r>
-      <w:proofErr w:type="gramEnd"/>
-      <w:r>
-        <w:rPr>
-          <w:b/>
-          <w:color w:val="999999"/>
-          <w:lang w:val="pl-PL"/>
-        </w:rPr>
-        <w:t xml:space="preserve"> TUTAJ ZRZUT DIAGRAMU ER Z </w:t>
-      </w:r>
-      <w:proofErr w:type="gramStart"/>
-      <w:r>
-        <w:rPr>
-          <w:b/>
-          <w:color w:val="999999"/>
-          <w:lang w:val="pl-PL"/>
-        </w:rPr>
-        <w:t>DBDIAGRAM.IO ]</w:t>
-      </w:r>
-      <w:proofErr w:type="gramEnd"/>
+        <w:rPr>
+          <w:lang w:val="pl-PL"/>
+        </w:rPr>
+      </w:pPr>
+      <w:r>
+        <w:rPr>
+          <w:lang w:val="pl-PL"/>
+        </w:rPr>
+        <w:drawing>
+          <wp:inline distT="0" distB="0" distL="0" distR="0" wp14:anchorId="002A1668" wp14:editId="57704EF5">
+            <wp:extent cx="5972175" cy="2351405"/>
+            <wp:effectExtent l="0" t="0" r="0" b="0"/>
+            <wp:docPr id="1906806091" name="Picture 1"/>
+            <wp:cNvGraphicFramePr>
+              <a:graphicFrameLocks xmlns:a="http://schemas.openxmlformats.org/drawingml/2006/main" noChangeAspect="1"/>
+            </wp:cNvGraphicFramePr>
+            <a:graphic xmlns:a="http://schemas.openxmlformats.org/drawingml/2006/main">
+              <a:graphicData uri="http://schemas.openxmlformats.org/drawingml/2006/picture">
+                <pic:pic xmlns:pic="http://schemas.openxmlformats.org/drawingml/2006/picture">
+                  <pic:nvPicPr>
+                    <pic:cNvPr id="1906806091" name=""/>
+                    <pic:cNvPicPr/>
+                  </pic:nvPicPr>
+                  <pic:blipFill>
+                    <a:blip r:embed="rId6"/>
+                    <a:stretch>
+                      <a:fillRect/>
+                    </a:stretch>
+                  </pic:blipFill>
+                  <pic:spPr>
+                    <a:xfrm>
+                      <a:off x="0" y="0"/>
+                      <a:ext cx="5972175" cy="2351405"/>
+                    </a:xfrm>
+                    <a:prstGeom prst="rect">
+                      <a:avLst/>
+                    </a:prstGeom>
+                  </pic:spPr>
+                </pic:pic>
+              </a:graphicData>
+            </a:graphic>
+          </wp:inline>
+        </w:drawing>
+      </w:r>
     </w:p>
     <w:p>
       <w:pPr>
-        <w:rPr>
-          <w:lang w:val="pl-PL"/>
-        </w:rPr>
-      </w:pPr>
+        <w:pStyle w:val="Heading2"/>
+      </w:pPr>
+      <w:r>
+        <w:t>3.2. Opis tabel</w:t>
+      </w:r>
     </w:p>
     <w:p>
       <w:pPr>
-        <w:pStyle w:val="Heading2"/>
-      </w:pPr>
-      <w:r>
-        <w:rPr>
-          <w:color w:val="E94560"/>
-        </w:rPr>
-        <w:t>3.2. Opis tabel</w:t>
+        <w:pStyle w:val="ListBullet"/>
+        <w:rPr>
+          <w:lang w:val="pl-PL"/>
+        </w:rPr>
+      </w:pPr>
+      <w:proofErr w:type="spellStart"/>
+      <w:r>
+        <w:rPr>
+          <w:rFonts w:ascii="Courier New" w:hAnsi="Courier New"/>
+          <w:b/>
+          <w:lang w:val="pl-PL"/>
+        </w:rPr>
+        <w:t>users</w:t>
+      </w:r>
+      <w:proofErr w:type="spellEnd"/>
+      <w:r>
+        <w:rPr>
+          <w:rFonts w:ascii="Courier New" w:hAnsi="Courier New"/>
+          <w:b/>
+          <w:lang w:val="pl-PL"/>
+        </w:rPr>
+        <w:t xml:space="preserve">: </w:t>
+      </w:r>
+      <w:r>
+        <w:rPr>
+          <w:lang w:val="pl-PL"/>
+        </w:rPr>
+        <w:t xml:space="preserve">Gracze aplikacji. Unikalne pola: </w:t>
+      </w:r>
+      <w:proofErr w:type="spellStart"/>
+      <w:r>
+        <w:rPr>
+          <w:lang w:val="pl-PL"/>
+        </w:rPr>
+        <w:t>nick</w:t>
+      </w:r>
+      <w:proofErr w:type="spellEnd"/>
+      <w:r>
+        <w:rPr>
+          <w:lang w:val="pl-PL"/>
+        </w:rPr>
+        <w:t xml:space="preserve">, email. Hasło przechowywane jako </w:t>
+      </w:r>
+      <w:proofErr w:type="spellStart"/>
+      <w:r>
+        <w:rPr>
+          <w:lang w:val="pl-PL"/>
+        </w:rPr>
+        <w:t>hash</w:t>
+      </w:r>
+      <w:proofErr w:type="spellEnd"/>
+      <w:r>
+        <w:rPr>
+          <w:lang w:val="pl-PL"/>
+        </w:rPr>
+        <w:t xml:space="preserve"> SHA-256. Pole is_admin (domyślnie FALSE) pozwala nadać uprawnienia administratora.</w:t>
       </w:r>
     </w:p>
     <w:p>
       <w:pPr>
         <w:pStyle w:val="ListBullet"/>
-        <w:rPr>
-          <w:lang w:val="pl-PL"/>
-        </w:rPr>
       </w:pPr>
       <w:proofErr w:type="spellStart"/>
       <w:r>
@@ -1011,7 +1056,7 @@
           <w:b/>
           <w:lang w:val="pl-PL"/>
         </w:rPr>
-        <w:t>users</w:t>
+        <w:t>leagues</w:t>
       </w:r>
       <w:proofErr w:type="spellEnd"/>
       <w:r>
@@ -1026,40 +1071,34 @@
         <w:rPr>
           <w:lang w:val="pl-PL"/>
         </w:rPr>
-        <w:t xml:space="preserve">Gracze aplikacji. Unikalne pola: </w:t>
+        <w:t xml:space="preserve">Rozgrywki ligowe (Ekstraklasa, Bundesliga, Liga Mistrzów). </w:t>
+      </w:r>
+      <w:r>
+        <w:t xml:space="preserve">Pole season </w:t>
       </w:r>
       <w:proofErr w:type="spellStart"/>
       <w:r>
-        <w:rPr>
-          <w:lang w:val="pl-PL"/>
-        </w:rPr>
-        <w:t>nick</w:t>
+        <w:t>identyfikuje</w:t>
       </w:r>
       <w:proofErr w:type="spellEnd"/>
       <w:r>
-        <w:rPr>
-          <w:lang w:val="pl-PL"/>
-        </w:rPr>
-        <w:t xml:space="preserve">, email. Hasło przechowywane jako </w:t>
+        <w:t xml:space="preserve"> </w:t>
       </w:r>
       <w:proofErr w:type="spellStart"/>
       <w:r>
-        <w:rPr>
-          <w:lang w:val="pl-PL"/>
-        </w:rPr>
-        <w:t>hash</w:t>
+        <w:t>edycję</w:t>
       </w:r>
       <w:proofErr w:type="spellEnd"/>
       <w:r>
-        <w:rPr>
-          <w:lang w:val="pl-PL"/>
-        </w:rPr>
-        <w:t xml:space="preserve"> SHA-256. Pole is_admin (domyślnie FALSE) pozwala nadać uprawnienia administratora.</w:t>
+        <w:t xml:space="preserve"> (np. 2024/25).</w:t>
       </w:r>
     </w:p>
     <w:p>
       <w:pPr>
         <w:pStyle w:val="ListBullet"/>
+        <w:rPr>
+          <w:lang w:val="pl-PL"/>
+        </w:rPr>
       </w:pPr>
       <w:proofErr w:type="spellStart"/>
       <w:r>
@@ -1068,7 +1107,7 @@
           <w:b/>
           <w:lang w:val="pl-PL"/>
         </w:rPr>
-        <w:t>leagues</w:t>
+        <w:t>teams</w:t>
       </w:r>
       <w:proofErr w:type="spellEnd"/>
       <w:r>
@@ -1083,191 +1122,177 @@
         <w:rPr>
           <w:lang w:val="pl-PL"/>
         </w:rPr>
-        <w:t xml:space="preserve">Rozgrywki ligowe (Ekstraklasa, Bundesliga, Liga Mistrzów). </w:t>
-      </w:r>
-      <w:r>
-        <w:t xml:space="preserve">Pole season </w:t>
+        <w:t xml:space="preserve">Drużyny przypisane do ligi przez klucz obcy </w:t>
       </w:r>
       <w:proofErr w:type="spellStart"/>
       <w:r>
-        <w:t>identyfikuje</w:t>
+        <w:rPr>
+          <w:lang w:val="pl-PL"/>
+        </w:rPr>
+        <w:t>league_id</w:t>
       </w:r>
       <w:proofErr w:type="spellEnd"/>
       <w:r>
-        <w:t xml:space="preserve"> </w:t>
-      </w:r>
-      <w:proofErr w:type="spellStart"/>
-      <w:r>
-        <w:t>edycję</w:t>
-      </w:r>
-      <w:proofErr w:type="spellEnd"/>
-      <w:r>
-        <w:t xml:space="preserve"> (np. 2024/25).</w:t>
+        <w:rPr>
+          <w:lang w:val="pl-PL"/>
+        </w:rPr>
+        <w:t>.</w:t>
       </w:r>
     </w:p>
     <w:p>
       <w:pPr>
         <w:pStyle w:val="ListBullet"/>
-        <w:rPr>
-          <w:lang w:val="pl-PL"/>
-        </w:rPr>
-      </w:pPr>
-      <w:proofErr w:type="spellStart"/>
+      </w:pPr>
       <w:r>
         <w:rPr>
           <w:rFonts w:ascii="Courier New" w:hAnsi="Courier New"/>
           <w:b/>
-          <w:lang w:val="pl-PL"/>
-        </w:rPr>
-        <w:t>teams</w:t>
+        </w:rPr>
+        <w:t xml:space="preserve">matches: </w:t>
+      </w:r>
+      <w:proofErr w:type="spellStart"/>
+      <w:r>
+        <w:t>Mecze</w:t>
       </w:r>
       <w:proofErr w:type="spellEnd"/>
+      <w:r>
+        <w:t xml:space="preserve"> z </w:t>
+      </w:r>
+      <w:proofErr w:type="spellStart"/>
+      <w:r>
+        <w:t>datą</w:t>
+      </w:r>
+      <w:proofErr w:type="spellEnd"/>
+      <w:r>
+        <w:t xml:space="preserve"> </w:t>
+      </w:r>
+      <w:proofErr w:type="spellStart"/>
+      <w:r>
+        <w:t>kickoff_at</w:t>
+      </w:r>
+      <w:proofErr w:type="spellEnd"/>
+      <w:r>
+        <w:t>, identyfikatorami drużyn i pola wynikowe (home_goals, away_goals). Status: scheduled → finished.</w:t>
+      </w:r>
+    </w:p>
+    <w:p>
+      <w:pPr>
+        <w:pStyle w:val="ListBullet"/>
+      </w:pPr>
       <w:r>
         <w:rPr>
           <w:rFonts w:ascii="Courier New" w:hAnsi="Courier New"/>
           <w:b/>
-          <w:lang w:val="pl-PL"/>
-        </w:rPr>
-        <w:t xml:space="preserve">: </w:t>
-      </w:r>
-      <w:r>
-        <w:rPr>
-          <w:lang w:val="pl-PL"/>
-        </w:rPr>
-        <w:t xml:space="preserve">Drużyny przypisane do ligi przez klucz obcy </w:t>
-      </w:r>
-      <w:proofErr w:type="spellStart"/>
-      <w:r>
-        <w:rPr>
-          <w:lang w:val="pl-PL"/>
-        </w:rPr>
-        <w:t>league_id</w:t>
-      </w:r>
-      <w:proofErr w:type="spellEnd"/>
-      <w:r>
-        <w:rPr>
-          <w:lang w:val="pl-PL"/>
-        </w:rPr>
-        <w:t>.</w:t>
+        </w:rPr>
+        <w:t xml:space="preserve">scoring_rules: </w:t>
+      </w:r>
+      <w:r>
+        <w:t>Konfiguracja systemu punktacji (exact_pts=5, diff_pts=3, tendency_pts=2). Przechowywana w bazie zamiast hardkodowania.</w:t>
       </w:r>
     </w:p>
     <w:p>
       <w:pPr>
         <w:pStyle w:val="ListBullet"/>
       </w:pPr>
+      <w:proofErr w:type="spellStart"/>
       <w:r>
         <w:rPr>
           <w:rFonts w:ascii="Courier New" w:hAnsi="Courier New"/>
           <w:b/>
-        </w:rPr>
-        <w:t xml:space="preserve">matches: </w:t>
+          <w:lang w:val="pl-PL"/>
+        </w:rPr>
+        <w:t>predictions</w:t>
+      </w:r>
+      <w:proofErr w:type="spellEnd"/>
+      <w:r>
+        <w:rPr>
+          <w:rFonts w:ascii="Courier New" w:hAnsi="Courier New"/>
+          <w:b/>
+          <w:lang w:val="pl-PL"/>
+        </w:rPr>
+        <w:t xml:space="preserve">: </w:t>
+      </w:r>
+      <w:r>
+        <w:rPr>
+          <w:lang w:val="pl-PL"/>
+        </w:rPr>
+        <w:t>Typy użytkowników. Unikalne ograniczenie (</w:t>
       </w:r>
       <w:proofErr w:type="spellStart"/>
       <w:r>
-        <w:t>Mecze</w:t>
+        <w:rPr>
+          <w:lang w:val="pl-PL"/>
+        </w:rPr>
+        <w:t>user_id</w:t>
       </w:r>
       <w:proofErr w:type="spellEnd"/>
       <w:r>
-        <w:t xml:space="preserve"> z </w:t>
+        <w:rPr>
+          <w:lang w:val="pl-PL"/>
+        </w:rPr>
+        <w:t xml:space="preserve">, </w:t>
       </w:r>
       <w:proofErr w:type="spellStart"/>
       <w:r>
-        <w:t>datą</w:t>
+        <w:rPr>
+          <w:lang w:val="pl-PL"/>
+        </w:rPr>
+        <w:t>match_id</w:t>
       </w:r>
       <w:proofErr w:type="spellEnd"/>
       <w:r>
-        <w:t xml:space="preserve"> kickoff_at, identyfikatorami drużyn i pola wynikowe (home_goals, away_goals). Status: scheduled → finished.</w:t>
+        <w:rPr>
+          <w:lang w:val="pl-PL"/>
+        </w:rPr>
+        <w:t xml:space="preserve">) — jeden typ na mecz. </w:t>
+      </w:r>
+      <w:r>
+        <w:t xml:space="preserve">Pole </w:t>
+      </w:r>
+      <w:proofErr w:type="spellStart"/>
+      <w:r>
+        <w:t>points_awarded</w:t>
+      </w:r>
+      <w:proofErr w:type="spellEnd"/>
+      <w:r>
+        <w:t xml:space="preserve"> </w:t>
+      </w:r>
+      <w:proofErr w:type="spellStart"/>
+      <w:r>
+        <w:t>uzupełniane</w:t>
+      </w:r>
+      <w:proofErr w:type="spellEnd"/>
+      <w:r>
+        <w:t xml:space="preserve"> po </w:t>
+      </w:r>
+      <w:proofErr w:type="spellStart"/>
+      <w:r>
+        <w:t>zakończeniu</w:t>
+      </w:r>
+      <w:proofErr w:type="spellEnd"/>
+      <w:r>
+        <w:t xml:space="preserve"> meczu.</w:t>
       </w:r>
     </w:p>
     <w:p>
       <w:pPr>
-        <w:pStyle w:val="ListBullet"/>
-      </w:pPr>
-      <w:r>
-        <w:rPr>
-          <w:rFonts w:ascii="Courier New" w:hAnsi="Courier New"/>
-          <w:b/>
-        </w:rPr>
-        <w:t xml:space="preserve">scoring_rules: </w:t>
-      </w:r>
-      <w:r>
-        <w:t>Konfiguracja systemu punktacji (exact_pts=5, diff_pts=3, tendency_pts=2). Przechowywana w bazie zamiast hardkodowania.</w:t>
-      </w:r>
+        <w:rPr>
+          <w:lang w:val="pl-PL"/>
+        </w:rPr>
+      </w:pPr>
     </w:p>
     <w:p>
       <w:pPr>
-        <w:pStyle w:val="ListBullet"/>
-      </w:pPr>
-      <w:proofErr w:type="spellStart"/>
-      <w:r>
-        <w:rPr>
-          <w:rFonts w:ascii="Courier New" w:hAnsi="Courier New"/>
-          <w:b/>
-          <w:lang w:val="pl-PL"/>
-        </w:rPr>
-        <w:t>predictions</w:t>
-      </w:r>
-      <w:proofErr w:type="spellEnd"/>
-      <w:r>
-        <w:rPr>
-          <w:rFonts w:ascii="Courier New" w:hAnsi="Courier New"/>
-          <w:b/>
-          <w:lang w:val="pl-PL"/>
-        </w:rPr>
-        <w:t xml:space="preserve">: </w:t>
-      </w:r>
-      <w:r>
-        <w:rPr>
-          <w:lang w:val="pl-PL"/>
-        </w:rPr>
-        <w:t>Typy użytkowników. Unikalne ograniczenie (</w:t>
-      </w:r>
-      <w:proofErr w:type="spellStart"/>
-      <w:r>
-        <w:rPr>
-          <w:lang w:val="pl-PL"/>
-        </w:rPr>
-        <w:t>user_id</w:t>
-      </w:r>
-      <w:proofErr w:type="spellEnd"/>
-      <w:r>
-        <w:rPr>
-          <w:lang w:val="pl-PL"/>
-        </w:rPr>
-        <w:t xml:space="preserve">, </w:t>
-      </w:r>
-      <w:proofErr w:type="spellStart"/>
-      <w:r>
-        <w:rPr>
-          <w:lang w:val="pl-PL"/>
-        </w:rPr>
-        <w:t>match_id</w:t>
-      </w:r>
-      <w:proofErr w:type="spellEnd"/>
-      <w:r>
-        <w:rPr>
-          <w:lang w:val="pl-PL"/>
-        </w:rPr>
-        <w:t xml:space="preserve">) — jeden typ na mecz. </w:t>
-      </w:r>
-      <w:r>
-        <w:t xml:space="preserve">Pole </w:t>
-      </w:r>
-      <w:proofErr w:type="spellStart"/>
-      <w:r>
-        <w:t>points_awarded</w:t>
-      </w:r>
-      <w:proofErr w:type="spellEnd"/>
-      <w:r>
-        <w:t xml:space="preserve"> </w:t>
-      </w:r>
-      <w:proofErr w:type="spellStart"/>
-      <w:r>
-        <w:t>uzupełniane</w:t>
-      </w:r>
-      <w:proofErr w:type="spellEnd"/>
-      <w:r>
-        <w:t xml:space="preserve"> po zakończeniu meczu.</w:t>
+        <w:pStyle w:val="Heading2"/>
+        <w:rPr>
+          <w:lang w:val="pl-PL"/>
+        </w:rPr>
+      </w:pPr>
+      <w:r>
+        <w:rPr>
+          <w:lang w:val="pl-PL"/>
+        </w:rPr>
+        <w:t>3.3. Kluczowe ograniczenia i indeksy</w:t>
       </w:r>
     </w:p>
     <w:p>
@@ -1276,67 +1301,109 @@
           <w:lang w:val="pl-PL"/>
         </w:rPr>
       </w:pPr>
+      <w:r>
+        <w:rPr>
+          <w:lang w:val="pl-PL"/>
+        </w:rPr>
+        <w:t>Poniżej najważniejsze ograniczenia zaimplementowane w schemacie:</w:t>
+      </w:r>
     </w:p>
     <w:p>
       <w:pPr>
-        <w:pStyle w:val="Heading2"/>
-        <w:rPr>
-          <w:lang w:val="pl-PL"/>
-        </w:rPr>
-      </w:pPr>
-      <w:r>
-        <w:rPr>
-          <w:color w:val="E94560"/>
-          <w:lang w:val="pl-PL"/>
-        </w:rPr>
-        <w:t>3.3. Kluczowe ograniczenia i indeksy</w:t>
+        <w:pStyle w:val="ListBullet"/>
+      </w:pPr>
+      <w:proofErr w:type="gramStart"/>
+      <w:r>
+        <w:t>UNIQUE(</w:t>
+      </w:r>
+      <w:proofErr w:type="spellStart"/>
+      <w:proofErr w:type="gramEnd"/>
+      <w:r>
+        <w:t>user_id</w:t>
+      </w:r>
+      <w:proofErr w:type="spellEnd"/>
+      <w:r>
+        <w:t xml:space="preserve">, </w:t>
+      </w:r>
+      <w:proofErr w:type="spellStart"/>
+      <w:r>
+        <w:t>match_id</w:t>
+      </w:r>
+      <w:proofErr w:type="spellEnd"/>
+      <w:r>
+        <w:t xml:space="preserve">) w </w:t>
+      </w:r>
+      <w:proofErr w:type="spellStart"/>
+      <w:r>
+        <w:t>tabeli</w:t>
+      </w:r>
+      <w:proofErr w:type="spellEnd"/>
+      <w:r>
+        <w:t xml:space="preserve"> predictions — jeden typ na mecz.</w:t>
       </w:r>
     </w:p>
     <w:p>
       <w:pPr>
-        <w:rPr>
-          <w:lang w:val="pl-PL"/>
-        </w:rPr>
-      </w:pPr>
-      <w:r>
-        <w:rPr>
-          <w:lang w:val="pl-PL"/>
-        </w:rPr>
-        <w:t>Poniżej najważniejsze ograniczenia zaimplementowane w schemacie:</w:t>
+        <w:pStyle w:val="ListBullet"/>
+        <w:rPr>
+          <w:lang w:val="pl-PL"/>
+        </w:rPr>
+      </w:pPr>
+      <w:r>
+        <w:rPr>
+          <w:lang w:val="pl-PL"/>
+        </w:rPr>
+        <w:t>CHECK (</w:t>
+      </w:r>
+      <w:proofErr w:type="spellStart"/>
+      <w:r>
+        <w:rPr>
+          <w:lang w:val="pl-PL"/>
+        </w:rPr>
+        <w:t>home_team_id</w:t>
+      </w:r>
+      <w:proofErr w:type="spellEnd"/>
+      <w:r>
+        <w:rPr>
+          <w:lang w:val="pl-PL"/>
+        </w:rPr>
+        <w:t xml:space="preserve"> &lt;&gt; </w:t>
+      </w:r>
+      <w:proofErr w:type="spellStart"/>
+      <w:r>
+        <w:rPr>
+          <w:lang w:val="pl-PL"/>
+        </w:rPr>
+        <w:t>away_team_id</w:t>
+      </w:r>
+      <w:proofErr w:type="spellEnd"/>
+      <w:r>
+        <w:rPr>
+          <w:lang w:val="pl-PL"/>
+        </w:rPr>
+        <w:t xml:space="preserve">) w tabeli </w:t>
+      </w:r>
+      <w:proofErr w:type="spellStart"/>
+      <w:r>
+        <w:rPr>
+          <w:lang w:val="pl-PL"/>
+        </w:rPr>
+        <w:t>matches</w:t>
+      </w:r>
+      <w:proofErr w:type="spellEnd"/>
+      <w:r>
+        <w:rPr>
+          <w:lang w:val="pl-PL"/>
+        </w:rPr>
+        <w:t xml:space="preserve"> — drużyna nie może grać sama ze sobą.</w:t>
       </w:r>
     </w:p>
     <w:p>
       <w:pPr>
         <w:pStyle w:val="ListBullet"/>
       </w:pPr>
-      <w:proofErr w:type="gramStart"/>
-      <w:r>
-        <w:t>UNIQUE(</w:t>
-      </w:r>
-      <w:proofErr w:type="spellStart"/>
-      <w:proofErr w:type="gramEnd"/>
-      <w:r>
-        <w:t>user_id</w:t>
-      </w:r>
-      <w:proofErr w:type="spellEnd"/>
-      <w:r>
-        <w:t xml:space="preserve">, </w:t>
-      </w:r>
-      <w:proofErr w:type="spellStart"/>
-      <w:r>
-        <w:t>match_id</w:t>
-      </w:r>
-      <w:proofErr w:type="spellEnd"/>
-      <w:r>
-        <w:t xml:space="preserve">) w </w:t>
-      </w:r>
-      <w:proofErr w:type="spellStart"/>
-      <w:r>
-        <w:t>tabeli</w:t>
-      </w:r>
-      <w:proofErr w:type="spellEnd"/>
-      <w:r>
-        <w:t xml:space="preserve"> predictions — jeden typ na mecz.</w:t>
+      <w:r>
+        <w:t>CHECK (status IN ('scheduled', 'finished')) — tylko dwa dozwolone statusy meczu.</w:t>
       </w:r>
     </w:p>
     <w:p>
@@ -1350,71 +1417,28 @@
         <w:rPr>
           <w:lang w:val="pl-PL"/>
         </w:rPr>
-        <w:t>CHECK (</w:t>
-      </w:r>
-      <w:proofErr w:type="spellStart"/>
-      <w:r>
-        <w:rPr>
-          <w:lang w:val="pl-PL"/>
-        </w:rPr>
-        <w:t>home_team_id</w:t>
-      </w:r>
-      <w:proofErr w:type="spellEnd"/>
-      <w:r>
-        <w:rPr>
-          <w:lang w:val="pl-PL"/>
-        </w:rPr>
-        <w:t xml:space="preserve"> &lt;&gt; </w:t>
-      </w:r>
-      <w:proofErr w:type="spellStart"/>
-      <w:r>
-        <w:rPr>
-          <w:lang w:val="pl-PL"/>
-        </w:rPr>
-        <w:t>away_team_id</w:t>
-      </w:r>
-      <w:proofErr w:type="spellEnd"/>
-      <w:r>
-        <w:rPr>
-          <w:lang w:val="pl-PL"/>
-        </w:rPr>
-        <w:t xml:space="preserve">) w tabeli </w:t>
-      </w:r>
-      <w:proofErr w:type="spellStart"/>
-      <w:r>
-        <w:rPr>
-          <w:lang w:val="pl-PL"/>
-        </w:rPr>
-        <w:t>matches</w:t>
-      </w:r>
-      <w:proofErr w:type="spellEnd"/>
-      <w:r>
-        <w:rPr>
-          <w:lang w:val="pl-PL"/>
-        </w:rPr>
-        <w:t xml:space="preserve"> — drużyna nie może grać sama ze sobą.</w:t>
+        <w:t>NOT NULL na wszystkich wymaganych polach oraz klucze obce zapewniające integralność referencyjną.</w:t>
       </w:r>
     </w:p>
     <w:p>
       <w:pPr>
-        <w:pStyle w:val="ListBullet"/>
-      </w:pPr>
-      <w:r>
-        <w:t>CHECK (status IN ('scheduled', 'finished')) — tylko dwa dozwolone statusy meczu.</w:t>
-      </w:r>
+        <w:rPr>
+          <w:lang w:val="pl-PL"/>
+        </w:rPr>
+      </w:pPr>
     </w:p>
     <w:p>
       <w:pPr>
-        <w:pStyle w:val="ListBullet"/>
-        <w:rPr>
-          <w:lang w:val="pl-PL"/>
-        </w:rPr>
-      </w:pPr>
-      <w:r>
-        <w:rPr>
-          <w:lang w:val="pl-PL"/>
-        </w:rPr>
-        <w:t>NOT NULL na wszystkich wymaganych polach oraz klucze obce zapewniające integralność referencyjną.</w:t>
+        <w:pStyle w:val="Heading1"/>
+        <w:rPr>
+          <w:lang w:val="pl-PL"/>
+        </w:rPr>
+      </w:pPr>
+      <w:r>
+        <w:rPr>
+          <w:lang w:val="pl-PL"/>
+        </w:rPr>
+        <w:t>4. Architektura aplikacji</w:t>
       </w:r>
     </w:p>
     <w:p>
@@ -1423,21 +1447,264 @@
           <w:lang w:val="pl-PL"/>
         </w:rPr>
       </w:pPr>
+      <w:r>
+        <w:rPr>
+          <w:lang w:val="pl-PL"/>
+        </w:rPr>
+        <w:t>Aplikacja zbudowana jest w architekturze warstwowej. Każda warstwa ma jasno określoną odpowiedzialność i nie importuje kodu z wyższej lub tej samej warstwy w niedozwolony sposób.</w:t>
+      </w:r>
     </w:p>
     <w:p>
       <w:pPr>
-        <w:pStyle w:val="Heading1"/>
-        <w:rPr>
-          <w:lang w:val="pl-PL"/>
-        </w:rPr>
-      </w:pPr>
-      <w:r>
-        <w:rPr>
-          <w:color w:val="1A1A2E"/>
-          <w:lang w:val="pl-PL"/>
-        </w:rPr>
-        <w:lastRenderedPageBreak/>
-        <w:t>4. Architektura aplikacji</w:t>
+        <w:shd w:val="clear" w:color="auto" w:fill="F2F2F2"/>
+        <w:rPr>
+          <w:lang w:val="pl-PL"/>
+        </w:rPr>
+      </w:pPr>
+      <w:r>
+        <w:rPr>
+          <w:rFonts w:ascii="Courier New" w:hAnsi="Courier New"/>
+          <w:sz w:val="18"/>
+          <w:lang w:val="pl-PL"/>
+        </w:rPr>
+        <w:t xml:space="preserve">HTTP Client (przeglądarka / </w:t>
+      </w:r>
+      <w:proofErr w:type="spellStart"/>
+      <w:r>
+        <w:rPr>
+          <w:rFonts w:ascii="Courier New" w:hAnsi="Courier New"/>
+          <w:sz w:val="18"/>
+          <w:lang w:val="pl-PL"/>
+        </w:rPr>
+        <w:t>Swagger</w:t>
+      </w:r>
+      <w:proofErr w:type="spellEnd"/>
+      <w:r>
+        <w:rPr>
+          <w:rFonts w:ascii="Courier New" w:hAnsi="Courier New"/>
+          <w:sz w:val="18"/>
+          <w:lang w:val="pl-PL"/>
+        </w:rPr>
+        <w:t xml:space="preserve"> UI)</w:t>
+      </w:r>
+      <w:r>
+        <w:rPr>
+          <w:rFonts w:ascii="Courier New" w:hAnsi="Courier New"/>
+          <w:sz w:val="18"/>
+          <w:lang w:val="pl-PL"/>
+        </w:rPr>
+        <w:br/>
+        <w:t xml:space="preserve">   ↓</w:t>
+      </w:r>
+      <w:r>
+        <w:rPr>
+          <w:rFonts w:ascii="Courier New" w:hAnsi="Courier New"/>
+          <w:sz w:val="18"/>
+          <w:lang w:val="pl-PL"/>
+        </w:rPr>
+        <w:br/>
+        <w:t>REST API (</w:t>
+      </w:r>
+      <w:proofErr w:type="spellStart"/>
+      <w:r>
+        <w:rPr>
+          <w:rFonts w:ascii="Courier New" w:hAnsi="Courier New"/>
+          <w:sz w:val="18"/>
+          <w:lang w:val="pl-PL"/>
+        </w:rPr>
+        <w:t>FastAPI</w:t>
+      </w:r>
+      <w:proofErr w:type="spellEnd"/>
+      <w:r>
+        <w:rPr>
+          <w:rFonts w:ascii="Courier New" w:hAnsi="Courier New"/>
+          <w:sz w:val="18"/>
+          <w:lang w:val="pl-PL"/>
+        </w:rPr>
+        <w:t xml:space="preserve">, </w:t>
+      </w:r>
+      <w:proofErr w:type="spellStart"/>
+      <w:r>
+        <w:rPr>
+          <w:rFonts w:ascii="Courier New" w:hAnsi="Courier New"/>
+          <w:sz w:val="18"/>
+          <w:lang w:val="pl-PL"/>
+        </w:rPr>
+        <w:t>routers</w:t>
+      </w:r>
+      <w:proofErr w:type="spellEnd"/>
+      <w:proofErr w:type="gramStart"/>
+      <w:r>
+        <w:rPr>
+          <w:rFonts w:ascii="Courier New" w:hAnsi="Courier New"/>
+          <w:sz w:val="18"/>
+          <w:lang w:val="pl-PL"/>
+        </w:rPr>
+        <w:t xml:space="preserve">/)   </w:t>
+      </w:r>
+      <w:proofErr w:type="gramEnd"/>
+      <w:r>
+        <w:rPr>
+          <w:rFonts w:ascii="Courier New" w:hAnsi="Courier New"/>
+          <w:sz w:val="18"/>
+          <w:lang w:val="pl-PL"/>
+        </w:rPr>
+        <w:t xml:space="preserve">  ← przyjmuje </w:t>
+      </w:r>
+      <w:proofErr w:type="spellStart"/>
+      <w:r>
+        <w:rPr>
+          <w:rFonts w:ascii="Courier New" w:hAnsi="Courier New"/>
+          <w:sz w:val="18"/>
+          <w:lang w:val="pl-PL"/>
+        </w:rPr>
+        <w:t>request</w:t>
+      </w:r>
+      <w:proofErr w:type="spellEnd"/>
+      <w:r>
+        <w:rPr>
+          <w:rFonts w:ascii="Courier New" w:hAnsi="Courier New"/>
+          <w:sz w:val="18"/>
+          <w:lang w:val="pl-PL"/>
+        </w:rPr>
+        <w:t xml:space="preserve">, zwraca </w:t>
+      </w:r>
+      <w:proofErr w:type="spellStart"/>
+      <w:r>
+        <w:rPr>
+          <w:rFonts w:ascii="Courier New" w:hAnsi="Courier New"/>
+          <w:sz w:val="18"/>
+          <w:lang w:val="pl-PL"/>
+        </w:rPr>
+        <w:t>response</w:t>
+      </w:r>
+      <w:proofErr w:type="spellEnd"/>
+      <w:r>
+        <w:rPr>
+          <w:rFonts w:ascii="Courier New" w:hAnsi="Courier New"/>
+          <w:sz w:val="18"/>
+          <w:lang w:val="pl-PL"/>
+        </w:rPr>
+        <w:br/>
+        <w:t xml:space="preserve">   ↓</w:t>
+      </w:r>
+      <w:r>
+        <w:rPr>
+          <w:rFonts w:ascii="Courier New" w:hAnsi="Courier New"/>
+          <w:sz w:val="18"/>
+          <w:lang w:val="pl-PL"/>
+        </w:rPr>
+        <w:br/>
+        <w:t>Logika domenowa (</w:t>
+      </w:r>
+      <w:proofErr w:type="spellStart"/>
+      <w:r>
+        <w:rPr>
+          <w:rFonts w:ascii="Courier New" w:hAnsi="Courier New"/>
+          <w:sz w:val="18"/>
+          <w:lang w:val="pl-PL"/>
+        </w:rPr>
+        <w:t>domain</w:t>
+      </w:r>
+      <w:proofErr w:type="spellEnd"/>
+      <w:proofErr w:type="gramStart"/>
+      <w:r>
+        <w:rPr>
+          <w:rFonts w:ascii="Courier New" w:hAnsi="Courier New"/>
+          <w:sz w:val="18"/>
+          <w:lang w:val="pl-PL"/>
+        </w:rPr>
+        <w:t xml:space="preserve">/)   </w:t>
+      </w:r>
+      <w:proofErr w:type="gramEnd"/>
+      <w:r>
+        <w:rPr>
+          <w:rFonts w:ascii="Courier New" w:hAnsi="Courier New"/>
+          <w:sz w:val="18"/>
+          <w:lang w:val="pl-PL"/>
+        </w:rPr>
+        <w:t xml:space="preserve">     ← czysta, bez I/O, testowalna</w:t>
+      </w:r>
+      <w:r>
+        <w:rPr>
+          <w:rFonts w:ascii="Courier New" w:hAnsi="Courier New"/>
+          <w:sz w:val="18"/>
+          <w:lang w:val="pl-PL"/>
+        </w:rPr>
+        <w:br/>
+        <w:t xml:space="preserve">   ↓</w:t>
+      </w:r>
+      <w:r>
+        <w:rPr>
+          <w:rFonts w:ascii="Courier New" w:hAnsi="Courier New"/>
+          <w:sz w:val="18"/>
+          <w:lang w:val="pl-PL"/>
+        </w:rPr>
+        <w:br/>
+        <w:t>Dostęp do danych (</w:t>
+      </w:r>
+      <w:proofErr w:type="spellStart"/>
+      <w:r>
+        <w:rPr>
+          <w:rFonts w:ascii="Courier New" w:hAnsi="Courier New"/>
+          <w:sz w:val="18"/>
+          <w:lang w:val="pl-PL"/>
+        </w:rPr>
+        <w:t>db</w:t>
+      </w:r>
+      <w:proofErr w:type="spellEnd"/>
+      <w:proofErr w:type="gramStart"/>
+      <w:r>
+        <w:rPr>
+          <w:rFonts w:ascii="Courier New" w:hAnsi="Courier New"/>
+          <w:sz w:val="18"/>
+          <w:lang w:val="pl-PL"/>
+        </w:rPr>
+        <w:t xml:space="preserve">/)   </w:t>
+      </w:r>
+      <w:proofErr w:type="gramEnd"/>
+      <w:r>
+        <w:rPr>
+          <w:rFonts w:ascii="Courier New" w:hAnsi="Courier New"/>
+          <w:sz w:val="18"/>
+          <w:lang w:val="pl-PL"/>
+        </w:rPr>
+        <w:t xml:space="preserve">        ← parametryzowane SQL-e</w:t>
+      </w:r>
+      <w:r>
+        <w:rPr>
+          <w:rFonts w:ascii="Courier New" w:hAnsi="Courier New"/>
+          <w:sz w:val="18"/>
+          <w:lang w:val="pl-PL"/>
+        </w:rPr>
+        <w:br/>
+        <w:t xml:space="preserve">   ↓</w:t>
+      </w:r>
+      <w:r>
+        <w:rPr>
+          <w:rFonts w:ascii="Courier New" w:hAnsi="Courier New"/>
+          <w:sz w:val="18"/>
+          <w:lang w:val="pl-PL"/>
+        </w:rPr>
+        <w:br/>
+      </w:r>
+      <w:proofErr w:type="spellStart"/>
+      <w:r>
+        <w:rPr>
+          <w:rFonts w:ascii="Courier New" w:hAnsi="Courier New"/>
+          <w:sz w:val="18"/>
+          <w:lang w:val="pl-PL"/>
+        </w:rPr>
+        <w:t>PostgreSQL</w:t>
+      </w:r>
+      <w:proofErr w:type="spellEnd"/>
+      <w:r>
+        <w:rPr>
+          <w:rFonts w:ascii="Courier New" w:hAnsi="Courier New"/>
+          <w:sz w:val="18"/>
+          <w:lang w:val="pl-PL"/>
+        </w:rPr>
+        <w:t xml:space="preserve"> 16</w:t>
       </w:r>
     </w:p>
     <w:p>
@@ -1446,376 +1713,163 @@
           <w:lang w:val="pl-PL"/>
         </w:rPr>
       </w:pPr>
-      <w:r>
-        <w:rPr>
-          <w:lang w:val="pl-PL"/>
-        </w:rPr>
-        <w:t>Aplikacja zbudowana jest w architekturze warstwowej. Każda warstwa ma jasno określoną odpowiedzialność i nie importuje kodu z wyższej lub tej samej warstwy w niedozwolony sposób.</w:t>
-      </w:r>
     </w:p>
     <w:p>
       <w:pPr>
-        <w:shd w:val="clear" w:color="auto" w:fill="F2F2F2"/>
-        <w:rPr>
-          <w:lang w:val="pl-PL"/>
-        </w:rPr>
-      </w:pPr>
-      <w:r>
-        <w:rPr>
-          <w:rFonts w:ascii="Courier New" w:hAnsi="Courier New"/>
-          <w:sz w:val="18"/>
-          <w:lang w:val="pl-PL"/>
-        </w:rPr>
-        <w:t xml:space="preserve">HTTP Client (przeglądarka / </w:t>
+        <w:pStyle w:val="Heading2"/>
+        <w:rPr>
+          <w:lang w:val="pl-PL"/>
+        </w:rPr>
+      </w:pPr>
+      <w:r>
+        <w:rPr>
+          <w:lang w:val="pl-PL"/>
+        </w:rPr>
+        <w:t>4.1. Warstwa domenowa (</w:t>
       </w:r>
       <w:proofErr w:type="spellStart"/>
       <w:r>
         <w:rPr>
-          <w:rFonts w:ascii="Courier New" w:hAnsi="Courier New"/>
-          <w:sz w:val="18"/>
-          <w:lang w:val="pl-PL"/>
-        </w:rPr>
-        <w:t>Swagger</w:t>
+          <w:lang w:val="pl-PL"/>
+        </w:rPr>
+        <w:t>domain</w:t>
       </w:r>
       <w:proofErr w:type="spellEnd"/>
       <w:r>
         <w:rPr>
-          <w:rFonts w:ascii="Courier New" w:hAnsi="Courier New"/>
-          <w:sz w:val="18"/>
-          <w:lang w:val="pl-PL"/>
-        </w:rPr>
-        <w:t xml:space="preserve"> UI)</w:t>
-      </w:r>
-      <w:r>
-        <w:rPr>
-          <w:rFonts w:ascii="Courier New" w:hAnsi="Courier New"/>
-          <w:sz w:val="18"/>
-          <w:lang w:val="pl-PL"/>
-        </w:rPr>
-        <w:br/>
-        <w:t xml:space="preserve">   ↓</w:t>
-      </w:r>
-      <w:r>
-        <w:rPr>
-          <w:rFonts w:ascii="Courier New" w:hAnsi="Courier New"/>
-          <w:sz w:val="18"/>
-          <w:lang w:val="pl-PL"/>
-        </w:rPr>
-        <w:br/>
-        <w:t>REST API (</w:t>
-      </w:r>
-      <w:proofErr w:type="spellStart"/>
-      <w:r>
-        <w:rPr>
-          <w:rFonts w:ascii="Courier New" w:hAnsi="Courier New"/>
-          <w:sz w:val="18"/>
-          <w:lang w:val="pl-PL"/>
-        </w:rPr>
-        <w:t>FastAPI</w:t>
-      </w:r>
-      <w:proofErr w:type="spellEnd"/>
-      <w:r>
-        <w:rPr>
-          <w:rFonts w:ascii="Courier New" w:hAnsi="Courier New"/>
-          <w:sz w:val="18"/>
-          <w:lang w:val="pl-PL"/>
-        </w:rPr>
-        <w:t xml:space="preserve">, </w:t>
-      </w:r>
-      <w:proofErr w:type="spellStart"/>
-      <w:r>
-        <w:rPr>
-          <w:rFonts w:ascii="Courier New" w:hAnsi="Courier New"/>
-          <w:sz w:val="18"/>
-          <w:lang w:val="pl-PL"/>
-        </w:rPr>
-        <w:t>routers</w:t>
-      </w:r>
-      <w:proofErr w:type="spellEnd"/>
-      <w:proofErr w:type="gramStart"/>
-      <w:r>
-        <w:rPr>
-          <w:rFonts w:ascii="Courier New" w:hAnsi="Courier New"/>
-          <w:sz w:val="18"/>
-          <w:lang w:val="pl-PL"/>
-        </w:rPr>
-        <w:t xml:space="preserve">/)   </w:t>
-      </w:r>
-      <w:proofErr w:type="gramEnd"/>
-      <w:r>
-        <w:rPr>
-          <w:rFonts w:ascii="Courier New" w:hAnsi="Courier New"/>
-          <w:sz w:val="18"/>
-          <w:lang w:val="pl-PL"/>
-        </w:rPr>
-        <w:t xml:space="preserve">  ← przyjmuje </w:t>
-      </w:r>
-      <w:proofErr w:type="spellStart"/>
-      <w:r>
-        <w:rPr>
-          <w:rFonts w:ascii="Courier New" w:hAnsi="Courier New"/>
-          <w:sz w:val="18"/>
-          <w:lang w:val="pl-PL"/>
-        </w:rPr>
-        <w:t>request</w:t>
-      </w:r>
-      <w:proofErr w:type="spellEnd"/>
-      <w:r>
-        <w:rPr>
-          <w:rFonts w:ascii="Courier New" w:hAnsi="Courier New"/>
-          <w:sz w:val="18"/>
-          <w:lang w:val="pl-PL"/>
-        </w:rPr>
-        <w:t xml:space="preserve">, zwraca </w:t>
-      </w:r>
-      <w:proofErr w:type="spellStart"/>
-      <w:r>
-        <w:rPr>
-          <w:rFonts w:ascii="Courier New" w:hAnsi="Courier New"/>
-          <w:sz w:val="18"/>
-          <w:lang w:val="pl-PL"/>
-        </w:rPr>
-        <w:t>response</w:t>
-      </w:r>
-      <w:proofErr w:type="spellEnd"/>
-      <w:r>
-        <w:rPr>
-          <w:rFonts w:ascii="Courier New" w:hAnsi="Courier New"/>
-          <w:sz w:val="18"/>
-          <w:lang w:val="pl-PL"/>
-        </w:rPr>
-        <w:br/>
-        <w:t xml:space="preserve">   ↓</w:t>
-      </w:r>
-      <w:r>
-        <w:rPr>
-          <w:rFonts w:ascii="Courier New" w:hAnsi="Courier New"/>
-          <w:sz w:val="18"/>
-          <w:lang w:val="pl-PL"/>
-        </w:rPr>
-        <w:br/>
-        <w:t>Logika domenowa (</w:t>
-      </w:r>
-      <w:proofErr w:type="spellStart"/>
-      <w:r>
-        <w:rPr>
-          <w:rFonts w:ascii="Courier New" w:hAnsi="Courier New"/>
-          <w:sz w:val="18"/>
-          <w:lang w:val="pl-PL"/>
-        </w:rPr>
-        <w:t>domain</w:t>
-      </w:r>
-      <w:proofErr w:type="spellEnd"/>
-      <w:proofErr w:type="gramStart"/>
-      <w:r>
-        <w:rPr>
-          <w:rFonts w:ascii="Courier New" w:hAnsi="Courier New"/>
-          <w:sz w:val="18"/>
-          <w:lang w:val="pl-PL"/>
-        </w:rPr>
-        <w:t xml:space="preserve">/)   </w:t>
-      </w:r>
-      <w:proofErr w:type="gramEnd"/>
-      <w:r>
-        <w:rPr>
-          <w:rFonts w:ascii="Courier New" w:hAnsi="Courier New"/>
-          <w:sz w:val="18"/>
-          <w:lang w:val="pl-PL"/>
-        </w:rPr>
-        <w:t xml:space="preserve">     ← czysta, bez I/O, testowalna</w:t>
-      </w:r>
-      <w:r>
-        <w:rPr>
-          <w:rFonts w:ascii="Courier New" w:hAnsi="Courier New"/>
-          <w:sz w:val="18"/>
-          <w:lang w:val="pl-PL"/>
-        </w:rPr>
-        <w:br/>
-        <w:t xml:space="preserve">   ↓</w:t>
-      </w:r>
-      <w:r>
-        <w:rPr>
-          <w:rFonts w:ascii="Courier New" w:hAnsi="Courier New"/>
-          <w:sz w:val="18"/>
-          <w:lang w:val="pl-PL"/>
-        </w:rPr>
-        <w:br/>
-        <w:t>Dostęp do danych (</w:t>
-      </w:r>
-      <w:proofErr w:type="spellStart"/>
-      <w:r>
-        <w:rPr>
-          <w:rFonts w:ascii="Courier New" w:hAnsi="Courier New"/>
-          <w:sz w:val="18"/>
-          <w:lang w:val="pl-PL"/>
-        </w:rPr>
-        <w:t>db</w:t>
-      </w:r>
-      <w:proofErr w:type="spellEnd"/>
-      <w:proofErr w:type="gramStart"/>
-      <w:r>
-        <w:rPr>
-          <w:rFonts w:ascii="Courier New" w:hAnsi="Courier New"/>
-          <w:sz w:val="18"/>
-          <w:lang w:val="pl-PL"/>
-        </w:rPr>
-        <w:t xml:space="preserve">/)   </w:t>
-      </w:r>
-      <w:proofErr w:type="gramEnd"/>
-      <w:r>
-        <w:rPr>
-          <w:rFonts w:ascii="Courier New" w:hAnsi="Courier New"/>
-          <w:sz w:val="18"/>
-          <w:lang w:val="pl-PL"/>
-        </w:rPr>
-        <w:t xml:space="preserve">        ← parametryzowane SQL-e</w:t>
-      </w:r>
-      <w:r>
-        <w:rPr>
-          <w:rFonts w:ascii="Courier New" w:hAnsi="Courier New"/>
-          <w:sz w:val="18"/>
-          <w:lang w:val="pl-PL"/>
-        </w:rPr>
-        <w:br/>
-        <w:t xml:space="preserve">   ↓</w:t>
-      </w:r>
-      <w:r>
-        <w:rPr>
-          <w:rFonts w:ascii="Courier New" w:hAnsi="Courier New"/>
-          <w:sz w:val="18"/>
-          <w:lang w:val="pl-PL"/>
-        </w:rPr>
-        <w:br/>
-      </w:r>
-      <w:proofErr w:type="spellStart"/>
-      <w:r>
-        <w:rPr>
-          <w:rFonts w:ascii="Courier New" w:hAnsi="Courier New"/>
-          <w:sz w:val="18"/>
-          <w:lang w:val="pl-PL"/>
-        </w:rPr>
-        <w:t>PostgreSQL</w:t>
-      </w:r>
-      <w:proofErr w:type="spellEnd"/>
-      <w:r>
-        <w:rPr>
-          <w:rFonts w:ascii="Courier New" w:hAnsi="Courier New"/>
-          <w:sz w:val="18"/>
-          <w:lang w:val="pl-PL"/>
-        </w:rPr>
-        <w:t xml:space="preserve"> 16</w:t>
+          <w:lang w:val="pl-PL"/>
+        </w:rPr>
+        <w:t>/)</w:t>
       </w:r>
     </w:p>
     <w:p>
-      <w:pPr>
-        <w:rPr>
-          <w:lang w:val="pl-PL"/>
-        </w:rPr>
-      </w:pPr>
+      <w:r>
+        <w:rPr>
+          <w:lang w:val="pl-PL"/>
+        </w:rPr>
+        <w:t>Najważniejsza część projektu pod kątem dydaktycznym. Funkcje w tej warstwie są czyste (</w:t>
+      </w:r>
+      <w:proofErr w:type="spellStart"/>
+      <w:r>
+        <w:rPr>
+          <w:lang w:val="pl-PL"/>
+        </w:rPr>
+        <w:t>pure</w:t>
+      </w:r>
+      <w:proofErr w:type="spellEnd"/>
+      <w:r>
+        <w:rPr>
+          <w:lang w:val="pl-PL"/>
+        </w:rPr>
+        <w:t xml:space="preserve"> </w:t>
+      </w:r>
+      <w:proofErr w:type="spellStart"/>
+      <w:r>
+        <w:rPr>
+          <w:lang w:val="pl-PL"/>
+        </w:rPr>
+        <w:t>functions</w:t>
+      </w:r>
+      <w:proofErr w:type="spellEnd"/>
+      <w:r>
+        <w:rPr>
+          <w:lang w:val="pl-PL"/>
+        </w:rPr>
+        <w:t xml:space="preserve">) — nie wykonują żadnych operacji I/O, nie importują </w:t>
+      </w:r>
+      <w:proofErr w:type="spellStart"/>
+      <w:r>
+        <w:rPr>
+          <w:lang w:val="pl-PL"/>
+        </w:rPr>
+        <w:t>FastAPI</w:t>
+      </w:r>
+      <w:proofErr w:type="spellEnd"/>
+      <w:r>
+        <w:rPr>
+          <w:lang w:val="pl-PL"/>
+        </w:rPr>
+        <w:t xml:space="preserve"> ani psycopg2. </w:t>
+      </w:r>
+      <w:proofErr w:type="spellStart"/>
+      <w:r>
+        <w:t>Dzięki</w:t>
+      </w:r>
+      <w:proofErr w:type="spellEnd"/>
+      <w:r>
+        <w:t xml:space="preserve"> </w:t>
+      </w:r>
+      <w:proofErr w:type="spellStart"/>
+      <w:r>
+        <w:t>temu</w:t>
+      </w:r>
+      <w:proofErr w:type="spellEnd"/>
+      <w:r>
+        <w:t xml:space="preserve"> </w:t>
+      </w:r>
+      <w:proofErr w:type="spellStart"/>
+      <w:r>
+        <w:t>są</w:t>
+      </w:r>
+      <w:proofErr w:type="spellEnd"/>
+      <w:r>
+        <w:t xml:space="preserve"> w pełni testowalne jednostkowo.</w:t>
+      </w:r>
     </w:p>
     <w:p>
       <w:pPr>
-        <w:pStyle w:val="Heading2"/>
-        <w:rPr>
-          <w:lang w:val="pl-PL"/>
-        </w:rPr>
-      </w:pPr>
-      <w:r>
-        <w:rPr>
-          <w:color w:val="E94560"/>
-          <w:lang w:val="pl-PL"/>
-        </w:rPr>
-        <w:t>4.1. Warstwa domenowa (</w:t>
+        <w:pStyle w:val="ListBullet"/>
+        <w:rPr>
+          <w:lang w:val="pl-PL"/>
+        </w:rPr>
+      </w:pPr>
+      <w:r>
+        <w:rPr>
+          <w:lang w:val="pl-PL"/>
+        </w:rPr>
+        <w:t xml:space="preserve">scoring.py — funkcja </w:t>
       </w:r>
       <w:proofErr w:type="spellStart"/>
       <w:r>
         <w:rPr>
-          <w:color w:val="E94560"/>
-          <w:lang w:val="pl-PL"/>
-        </w:rPr>
-        <w:t>domain</w:t>
+          <w:lang w:val="pl-PL"/>
+        </w:rPr>
+        <w:t>calculate_</w:t>
+      </w:r>
+      <w:proofErr w:type="gramStart"/>
+      <w:r>
+        <w:rPr>
+          <w:lang w:val="pl-PL"/>
+        </w:rPr>
+        <w:t>points</w:t>
       </w:r>
       <w:proofErr w:type="spellEnd"/>
       <w:r>
         <w:rPr>
-          <w:color w:val="E94560"/>
-          <w:lang w:val="pl-PL"/>
-        </w:rPr>
-        <w:t>/)</w:t>
+          <w:lang w:val="pl-PL"/>
+        </w:rPr>
+        <w:t>(</w:t>
+      </w:r>
+      <w:proofErr w:type="gramEnd"/>
+      <w:r>
+        <w:rPr>
+          <w:lang w:val="pl-PL"/>
+        </w:rPr>
+        <w:t>) obliczająca punkty dla jednego typu.</w:t>
       </w:r>
     </w:p>
     <w:p>
-      <w:r>
-        <w:rPr>
-          <w:lang w:val="pl-PL"/>
-        </w:rPr>
-        <w:t>Najważniejsza część projektu pod kątem dydaktycznym. Funkcje w tej warstwie są czyste (</w:t>
-      </w:r>
-      <w:proofErr w:type="spellStart"/>
-      <w:r>
-        <w:rPr>
-          <w:lang w:val="pl-PL"/>
-        </w:rPr>
-        <w:t>pure</w:t>
-      </w:r>
-      <w:proofErr w:type="spellEnd"/>
-      <w:r>
-        <w:rPr>
-          <w:lang w:val="pl-PL"/>
-        </w:rPr>
-        <w:t xml:space="preserve"> </w:t>
-      </w:r>
-      <w:proofErr w:type="spellStart"/>
-      <w:r>
-        <w:rPr>
-          <w:lang w:val="pl-PL"/>
-        </w:rPr>
-        <w:t>functions</w:t>
-      </w:r>
-      <w:proofErr w:type="spellEnd"/>
-      <w:r>
-        <w:rPr>
-          <w:lang w:val="pl-PL"/>
-        </w:rPr>
-        <w:t xml:space="preserve">) — nie wykonują żadnych operacji I/O, nie importują </w:t>
-      </w:r>
-      <w:proofErr w:type="spellStart"/>
-      <w:r>
-        <w:rPr>
-          <w:lang w:val="pl-PL"/>
-        </w:rPr>
-        <w:t>FastAPI</w:t>
-      </w:r>
-      <w:proofErr w:type="spellEnd"/>
-      <w:r>
-        <w:rPr>
-          <w:lang w:val="pl-PL"/>
-        </w:rPr>
-        <w:t xml:space="preserve"> ani psycopg2. </w:t>
-      </w:r>
-      <w:proofErr w:type="spellStart"/>
-      <w:r>
-        <w:t>Dzięki</w:t>
-      </w:r>
-      <w:proofErr w:type="spellEnd"/>
-      <w:r>
-        <w:t xml:space="preserve"> </w:t>
-      </w:r>
-      <w:proofErr w:type="spellStart"/>
-      <w:r>
-        <w:t>temu</w:t>
-      </w:r>
-      <w:proofErr w:type="spellEnd"/>
-      <w:r>
-        <w:t xml:space="preserve"> </w:t>
-      </w:r>
-      <w:proofErr w:type="spellStart"/>
-      <w:r>
-        <w:t>są</w:t>
-      </w:r>
-      <w:proofErr w:type="spellEnd"/>
-      <w:r>
-        <w:t xml:space="preserve"> w pełni testowalne jednostkowo.</w:t>
+      <w:pPr>
+        <w:pStyle w:val="ListBullet"/>
+        <w:rPr>
+          <w:lang w:val="pl-PL"/>
+        </w:rPr>
+      </w:pPr>
+      <w:r>
+        <w:rPr>
+          <w:lang w:val="pl-PL"/>
+        </w:rPr>
+        <w:t>match_results.py — przelicza punkty dla wszystkich typów danego meczu.</w:t>
       </w:r>
     </w:p>
     <w:p>
@@ -1829,91 +1883,70 @@
         <w:rPr>
           <w:lang w:val="pl-PL"/>
         </w:rPr>
-        <w:t xml:space="preserve">scoring.py — funkcja </w:t>
+        <w:t xml:space="preserve">predictions.py — </w:t>
+      </w:r>
+      <w:proofErr w:type="gramStart"/>
+      <w:r>
+        <w:rPr>
+          <w:lang w:val="pl-PL"/>
+        </w:rPr>
+        <w:t>waliduje</w:t>
+      </w:r>
+      <w:proofErr w:type="gramEnd"/>
+      <w:r>
+        <w:rPr>
+          <w:lang w:val="pl-PL"/>
+        </w:rPr>
+        <w:t xml:space="preserve"> czy typ można jeszcze dodać (</w:t>
       </w:r>
       <w:proofErr w:type="spellStart"/>
       <w:r>
         <w:rPr>
           <w:lang w:val="pl-PL"/>
         </w:rPr>
-        <w:t>calculate_</w:t>
-      </w:r>
-      <w:proofErr w:type="gramStart"/>
-      <w:r>
-        <w:rPr>
-          <w:lang w:val="pl-PL"/>
-        </w:rPr>
-        <w:t>points</w:t>
+        <w:t>kickoff_at</w:t>
       </w:r>
       <w:proofErr w:type="spellEnd"/>
       <w:r>
         <w:rPr>
           <w:lang w:val="pl-PL"/>
         </w:rPr>
-        <w:t>(</w:t>
-      </w:r>
-      <w:proofErr w:type="gramEnd"/>
-      <w:r>
-        <w:rPr>
-          <w:lang w:val="pl-PL"/>
-        </w:rPr>
-        <w:t>) obliczająca punkty dla jednego typu.</w:t>
+        <w:t xml:space="preserve"> &gt; teraz).</w:t>
       </w:r>
     </w:p>
     <w:p>
       <w:pPr>
-        <w:pStyle w:val="ListBullet"/>
-        <w:rPr>
-          <w:lang w:val="pl-PL"/>
-        </w:rPr>
-      </w:pPr>
-      <w:r>
-        <w:rPr>
-          <w:lang w:val="pl-PL"/>
-        </w:rPr>
-        <w:t>match_results.py — przelicza punkty dla wszystkich typów danego meczu.</w:t>
-      </w:r>
+        <w:rPr>
+          <w:lang w:val="pl-PL"/>
+        </w:rPr>
+      </w:pPr>
     </w:p>
     <w:p>
       <w:pPr>
-        <w:pStyle w:val="ListBullet"/>
-        <w:rPr>
-          <w:lang w:val="pl-PL"/>
-        </w:rPr>
-      </w:pPr>
-      <w:r>
-        <w:rPr>
-          <w:lang w:val="pl-PL"/>
-        </w:rPr>
-        <w:t xml:space="preserve">predictions.py — </w:t>
-      </w:r>
-      <w:proofErr w:type="gramStart"/>
-      <w:r>
-        <w:rPr>
-          <w:lang w:val="pl-PL"/>
-        </w:rPr>
-        <w:t>waliduje</w:t>
-      </w:r>
-      <w:proofErr w:type="gramEnd"/>
-      <w:r>
-        <w:rPr>
-          <w:lang w:val="pl-PL"/>
-        </w:rPr>
-        <w:t xml:space="preserve"> czy typ można jeszcze dodać (</w:t>
+        <w:pStyle w:val="Heading2"/>
+        <w:rPr>
+          <w:lang w:val="pl-PL"/>
+        </w:rPr>
+      </w:pPr>
+      <w:r>
+        <w:rPr>
+          <w:lang w:val="pl-PL"/>
+        </w:rPr>
+        <w:t>4.2. Warstwa dostępu do danych (</w:t>
       </w:r>
       <w:proofErr w:type="spellStart"/>
       <w:r>
         <w:rPr>
           <w:lang w:val="pl-PL"/>
         </w:rPr>
-        <w:t>kickoff_at</w:t>
+        <w:t>db</w:t>
       </w:r>
       <w:proofErr w:type="spellEnd"/>
       <w:r>
         <w:rPr>
           <w:lang w:val="pl-PL"/>
         </w:rPr>
-        <w:t xml:space="preserve"> &gt; teraz).</w:t>
+        <w:t>/)</w:t>
       </w:r>
     </w:p>
     <w:p>
@@ -1922,6 +1955,54 @@
           <w:lang w:val="pl-PL"/>
         </w:rPr>
       </w:pPr>
+      <w:r>
+        <w:rPr>
+          <w:lang w:val="pl-PL"/>
+        </w:rPr>
+        <w:t xml:space="preserve">Wszystkie zapytania SQL przechowywane są jako stałe stringi w </w:t>
+      </w:r>
+      <w:proofErr w:type="spellStart"/>
+      <w:r>
+        <w:rPr>
+          <w:lang w:val="pl-PL"/>
+        </w:rPr>
+        <w:t>db</w:t>
+      </w:r>
+      <w:proofErr w:type="spellEnd"/>
+      <w:r>
+        <w:rPr>
+          <w:lang w:val="pl-PL"/>
+        </w:rPr>
+        <w:t xml:space="preserve">/queries.py. Parametry przekazywane przez %s — nigdy f-stringi (ochrona przed SQL </w:t>
+      </w:r>
+      <w:proofErr w:type="spellStart"/>
+      <w:r>
+        <w:rPr>
+          <w:lang w:val="pl-PL"/>
+        </w:rPr>
+        <w:t>Injection</w:t>
+      </w:r>
+      <w:proofErr w:type="spellEnd"/>
+      <w:r>
+        <w:rPr>
+          <w:lang w:val="pl-PL"/>
+        </w:rPr>
+        <w:t xml:space="preserve">). Pula połączeń zarządzana przez </w:t>
+      </w:r>
+      <w:proofErr w:type="gramStart"/>
+      <w:r>
+        <w:rPr>
+          <w:lang w:val="pl-PL"/>
+        </w:rPr>
+        <w:t>psycopg2.pool.SimpleConnectionPool</w:t>
+      </w:r>
+      <w:proofErr w:type="gramEnd"/>
+      <w:r>
+        <w:rPr>
+          <w:lang w:val="pl-PL"/>
+        </w:rPr>
+        <w:t>.</w:t>
+      </w:r>
     </w:p>
     <w:p>
       <w:pPr>
@@ -1932,23 +2013,20 @@
       </w:pPr>
       <w:r>
         <w:rPr>
-          <w:color w:val="E94560"/>
-          <w:lang w:val="pl-PL"/>
-        </w:rPr>
-        <w:t>4.2. Warstwa dostępu do danych (</w:t>
+          <w:lang w:val="pl-PL"/>
+        </w:rPr>
+        <w:t>4.3. Warstwa API (</w:t>
       </w:r>
       <w:proofErr w:type="spellStart"/>
       <w:r>
         <w:rPr>
-          <w:color w:val="E94560"/>
-          <w:lang w:val="pl-PL"/>
-        </w:rPr>
-        <w:t>db</w:t>
+          <w:lang w:val="pl-PL"/>
+        </w:rPr>
+        <w:t>routers</w:t>
       </w:r>
       <w:proofErr w:type="spellEnd"/>
       <w:r>
         <w:rPr>
-          <w:color w:val="E94560"/>
           <w:lang w:val="pl-PL"/>
         </w:rPr>
         <w:t>/)</w:t>
@@ -1964,13 +2042,41 @@
         <w:rPr>
           <w:lang w:val="pl-PL"/>
         </w:rPr>
-        <w:t xml:space="preserve">Wszystkie zapytania SQL przechowywane są jako stałe stringi w </w:t>
+        <w:t xml:space="preserve">Routery odpowiadają wyłącznie za obsługę HTTP: odbiór </w:t>
       </w:r>
       <w:proofErr w:type="spellStart"/>
       <w:r>
         <w:rPr>
           <w:lang w:val="pl-PL"/>
         </w:rPr>
+        <w:t>request</w:t>
+      </w:r>
+      <w:proofErr w:type="spellEnd"/>
+      <w:r>
+        <w:rPr>
+          <w:lang w:val="pl-PL"/>
+        </w:rPr>
+        <w:t xml:space="preserve"> body (walidowany przez </w:t>
+      </w:r>
+      <w:proofErr w:type="spellStart"/>
+      <w:r>
+        <w:rPr>
+          <w:lang w:val="pl-PL"/>
+        </w:rPr>
+        <w:t>Pydantic</w:t>
+      </w:r>
+      <w:proofErr w:type="spellEnd"/>
+      <w:r>
+        <w:rPr>
+          <w:lang w:val="pl-PL"/>
+        </w:rPr>
+        <w:t xml:space="preserve">), wywołanie logiki domenowej lub funkcji z </w:t>
+      </w:r>
+      <w:proofErr w:type="spellStart"/>
+      <w:r>
+        <w:rPr>
+          <w:lang w:val="pl-PL"/>
+        </w:rPr>
         <w:t>db</w:t>
       </w:r>
       <w:proofErr w:type="spellEnd"/>
@@ -1978,125 +2084,11 @@
         <w:rPr>
           <w:lang w:val="pl-PL"/>
         </w:rPr>
-        <w:t xml:space="preserve">/queries.py. Parametry przekazywane przez %s — nigdy f-stringi (ochrona przed SQL </w:t>
-      </w:r>
-      <w:proofErr w:type="spellStart"/>
-      <w:r>
-        <w:rPr>
-          <w:lang w:val="pl-PL"/>
-        </w:rPr>
-        <w:t>Injection</w:t>
-      </w:r>
-      <w:proofErr w:type="spellEnd"/>
-      <w:r>
-        <w:rPr>
-          <w:lang w:val="pl-PL"/>
-        </w:rPr>
-        <w:t xml:space="preserve">). Pula połączeń zarządzana przez </w:t>
-      </w:r>
-      <w:proofErr w:type="gramStart"/>
-      <w:r>
-        <w:rPr>
-          <w:lang w:val="pl-PL"/>
-        </w:rPr>
-        <w:t>psycopg2.pool.SimpleConnectionPool</w:t>
-      </w:r>
-      <w:proofErr w:type="gramEnd"/>
-      <w:r>
-        <w:rPr>
-          <w:lang w:val="pl-PL"/>
-        </w:rPr>
-        <w:t>.</w:t>
+        <w:t>/, i zwrócenie odpowiedzi. Routery nie wykonują SQL bezpośrednio.</w:t>
       </w:r>
     </w:p>
     <w:p>
       <w:pPr>
-        <w:pStyle w:val="Heading2"/>
-        <w:rPr>
-          <w:lang w:val="pl-PL"/>
-        </w:rPr>
-      </w:pPr>
-      <w:r>
-        <w:rPr>
-          <w:color w:val="E94560"/>
-          <w:lang w:val="pl-PL"/>
-        </w:rPr>
-        <w:t>4.3. Warstwa API (</w:t>
-      </w:r>
-      <w:proofErr w:type="spellStart"/>
-      <w:r>
-        <w:rPr>
-          <w:color w:val="E94560"/>
-          <w:lang w:val="pl-PL"/>
-        </w:rPr>
-        <w:t>routers</w:t>
-      </w:r>
-      <w:proofErr w:type="spellEnd"/>
-      <w:r>
-        <w:rPr>
-          <w:color w:val="E94560"/>
-          <w:lang w:val="pl-PL"/>
-        </w:rPr>
-        <w:t>/)</w:t>
-      </w:r>
-    </w:p>
-    <w:p>
-      <w:pPr>
-        <w:rPr>
-          <w:lang w:val="pl-PL"/>
-        </w:rPr>
-      </w:pPr>
-      <w:r>
-        <w:rPr>
-          <w:lang w:val="pl-PL"/>
-        </w:rPr>
-        <w:t xml:space="preserve">Routery odpowiadają wyłącznie za obsługę HTTP: odbiór </w:t>
-      </w:r>
-      <w:proofErr w:type="spellStart"/>
-      <w:r>
-        <w:rPr>
-          <w:lang w:val="pl-PL"/>
-        </w:rPr>
-        <w:t>request</w:t>
-      </w:r>
-      <w:proofErr w:type="spellEnd"/>
-      <w:r>
-        <w:rPr>
-          <w:lang w:val="pl-PL"/>
-        </w:rPr>
-        <w:t xml:space="preserve"> body (walidowany przez </w:t>
-      </w:r>
-      <w:proofErr w:type="spellStart"/>
-      <w:r>
-        <w:rPr>
-          <w:lang w:val="pl-PL"/>
-        </w:rPr>
-        <w:t>Pydantic</w:t>
-      </w:r>
-      <w:proofErr w:type="spellEnd"/>
-      <w:r>
-        <w:rPr>
-          <w:lang w:val="pl-PL"/>
-        </w:rPr>
-        <w:t xml:space="preserve">), wywołanie logiki domenowej lub funkcji z </w:t>
-      </w:r>
-      <w:proofErr w:type="spellStart"/>
-      <w:r>
-        <w:rPr>
-          <w:lang w:val="pl-PL"/>
-        </w:rPr>
-        <w:t>db</w:t>
-      </w:r>
-      <w:proofErr w:type="spellEnd"/>
-      <w:r>
-        <w:rPr>
-          <w:lang w:val="pl-PL"/>
-        </w:rPr>
-        <w:t>/, i zwrócenie odpowiedzi. Routery nie wykonują SQL bezpośrednio.</w:t>
-      </w:r>
-    </w:p>
-    <w:p>
-      <w:pPr>
         <w:pStyle w:val="Heading1"/>
         <w:rPr>
           <w:lang w:val="pl-PL"/>
@@ -2104,7 +2096,6 @@
       </w:pPr>
       <w:r>
         <w:rPr>
-          <w:color w:val="1A1A2E"/>
           <w:lang w:val="pl-PL"/>
         </w:rPr>
         <w:t>5. System punktacji</w:t>
@@ -2230,6 +2221,7 @@
           </w:tcPr>
           <w:p>
             <w:r>
+              <w:lastRenderedPageBreak/>
               <w:t>Trafiona różnica bramek</w:t>
             </w:r>
           </w:p>
@@ -2262,7 +2254,6 @@
           </w:tcPr>
           <w:p>
             <w:r>
-              <w:lastRenderedPageBreak/>
               <w:t>Trafiony rezultat (kto wygrał)</w:t>
             </w:r>
           </w:p>
@@ -2341,9 +2332,6 @@
         <w:pStyle w:val="Heading2"/>
       </w:pPr>
       <w:r>
-        <w:rPr>
-          <w:color w:val="E94560"/>
-        </w:rPr>
         <w:t>5.1. Implementacja funkcji punktującej</w:t>
       </w:r>
     </w:p>
@@ -2437,9 +2425,6 @@
         <w:pStyle w:val="Heading1"/>
       </w:pPr>
       <w:r>
-        <w:rPr>
-          <w:color w:val="1A1A2E"/>
-        </w:rPr>
         <w:t>6. Endpointy API</w:t>
       </w:r>
     </w:p>
@@ -2920,7 +2905,14 @@
               <w:rPr>
                 <w:lang w:val="pl-PL"/>
               </w:rPr>
-              <w:t>: wpisz wynik + przelicz punkty atomowo</w:t>
+              <w:t xml:space="preserve">: wpisz wynik + przelicz punkty </w:t>
+            </w:r>
+            <w:r>
+              <w:rPr>
+                <w:lang w:val="pl-PL"/>
+              </w:rPr>
+              <w:lastRenderedPageBreak/>
+              <w:t>atomowo</w:t>
             </w:r>
           </w:p>
         </w:tc>
@@ -2930,6 +2922,7 @@
           </w:tcPr>
           <w:p>
             <w:r>
+              <w:lastRenderedPageBreak/>
               <w:t>200</w:t>
             </w:r>
           </w:p>
@@ -2942,10 +2935,6 @@
         <w:pStyle w:val="Heading2"/>
       </w:pPr>
       <w:r>
-        <w:rPr>
-          <w:color w:val="E94560"/>
-        </w:rPr>
-        <w:lastRenderedPageBreak/>
         <w:t>6.1. Przykładowe odpowiedzi API</w:t>
       </w:r>
     </w:p>
@@ -3064,7 +3053,6 @@
       </w:pPr>
       <w:r>
         <w:rPr>
-          <w:color w:val="1A1A2E"/>
           <w:lang w:val="pl-PL"/>
         </w:rPr>
         <w:t>7. Interfejs graficzny</w:t>
@@ -3263,14 +3251,28 @@
         <w:rPr>
           <w:lang w:val="pl-PL"/>
         </w:rPr>
-        <w:t>Admin — panel wpisywania wyników meczów z automatycznym przeliczeniem punktów (widoczny wyłącznie dla konta administratora).</w:t>
+        <w:t>Admin</w:t>
       </w:r>
       <w:proofErr w:type="gramEnd"/>
       <w:r>
         <w:rPr>
           <w:lang w:val="pl-PL"/>
         </w:rPr>
-        <w:t>Admin — panel wpisywania wyników meczów z automatycznym przeliczeniem punktów (widoczny wyłącznie dla konta administratora).</w:t>
+        <w:t xml:space="preserve"> — panel wpisywania wyników meczów z automatycznym przeliczeniem punktów (widoczny wyłącznie dla konta administratora</w:t>
+      </w:r>
+      <w:proofErr w:type="gramStart"/>
+      <w:r>
+        <w:rPr>
+          <w:lang w:val="pl-PL"/>
+        </w:rPr>
+        <w:t>).Admin</w:t>
+      </w:r>
+      <w:proofErr w:type="gramEnd"/>
+      <w:r>
+        <w:rPr>
+          <w:lang w:val="pl-PL"/>
+        </w:rPr>
+        <w:t xml:space="preserve"> — panel wpisywania wyników meczów z automatycznym przeliczeniem punktów (widoczny wyłącznie dla konta administratora).</w:t>
       </w:r>
     </w:p>
     <w:p>
@@ -3289,53 +3291,58 @@
       </w:pPr>
       <w:r>
         <w:rPr>
-          <w:color w:val="E94560"/>
-          <w:lang w:val="pl-PL"/>
-        </w:rPr>
+          <w:lang w:val="pl-PL"/>
+        </w:rPr>
+        <w:lastRenderedPageBreak/>
         <w:t>7.1. Zrzuty ekranu</w:t>
       </w:r>
     </w:p>
     <w:p>
       <w:pPr>
-        <w:pBdr>
-          <w:top w:val="dashed" w:sz="6" w:space="4" w:color="AAAAAA"/>
-          <w:left w:val="dashed" w:sz="6" w:space="4" w:color="AAAAAA"/>
-          <w:bottom w:val="dashed" w:sz="6" w:space="4" w:color="AAAAAA"/>
-          <w:right w:val="dashed" w:sz="6" w:space="4" w:color="AAAAAA"/>
-        </w:pBdr>
-        <w:jc w:val="center"/>
-        <w:rPr>
-          <w:lang w:val="pl-PL"/>
-        </w:rPr>
-      </w:pPr>
-      <w:proofErr w:type="gramStart"/>
-      <w:r>
-        <w:rPr>
-          <w:b/>
-          <w:color w:val="999999"/>
-          <w:lang w:val="pl-PL"/>
-        </w:rPr>
-        <w:t>[ ZRZUT</w:t>
-      </w:r>
-      <w:proofErr w:type="gramEnd"/>
-      <w:r>
-        <w:rPr>
-          <w:b/>
-          <w:color w:val="999999"/>
-          <w:lang w:val="pl-PL"/>
-        </w:rPr>
-        <w:t xml:space="preserve"> EKRANU — EKRAN </w:t>
-      </w:r>
-      <w:proofErr w:type="gramStart"/>
-      <w:r>
-        <w:rPr>
-          <w:b/>
-          <w:color w:val="999999"/>
-          <w:lang w:val="pl-PL"/>
-        </w:rPr>
-        <w:t>LOGOWANIA ]</w:t>
-      </w:r>
-      <w:proofErr w:type="gramEnd"/>
+        <w:rPr>
+          <w:lang w:val="pl-PL"/>
+        </w:rPr>
+      </w:pPr>
+      <w:r>
+        <w:rPr>
+          <w:lang w:val="pl-PL"/>
+        </w:rPr>
+        <w:drawing>
+          <wp:inline distT="0" distB="0" distL="0" distR="0" wp14:anchorId="12BC4114" wp14:editId="5B4924DE">
+            <wp:extent cx="5972175" cy="3611245"/>
+            <wp:effectExtent l="0" t="0" r="0" b="0"/>
+            <wp:docPr id="1234037358" name="Picture 1"/>
+            <wp:cNvGraphicFramePr>
+              <a:graphicFrameLocks xmlns:a="http://schemas.openxmlformats.org/drawingml/2006/main" noChangeAspect="1"/>
+            </wp:cNvGraphicFramePr>
+            <a:graphic xmlns:a="http://schemas.openxmlformats.org/drawingml/2006/main">
+              <a:graphicData uri="http://schemas.openxmlformats.org/drawingml/2006/picture">
+                <pic:pic xmlns:pic="http://schemas.openxmlformats.org/drawingml/2006/picture">
+                  <pic:nvPicPr>
+                    <pic:cNvPr id="1234037358" name=""/>
+                    <pic:cNvPicPr/>
+                  </pic:nvPicPr>
+                  <pic:blipFill>
+                    <a:blip r:embed="rId7"/>
+                    <a:stretch>
+                      <a:fillRect/>
+                    </a:stretch>
+                  </pic:blipFill>
+                  <pic:spPr>
+                    <a:xfrm>
+                      <a:off x="0" y="0"/>
+                      <a:ext cx="5972175" cy="3611245"/>
+                    </a:xfrm>
+                    <a:prstGeom prst="rect">
+                      <a:avLst/>
+                    </a:prstGeom>
+                  </pic:spPr>
+                </pic:pic>
+              </a:graphicData>
+            </a:graphic>
+          </wp:inline>
+        </w:drawing>
+      </w:r>
     </w:p>
     <w:p>
       <w:pPr>
@@ -3343,48 +3350,94 @@
           <w:lang w:val="pl-PL"/>
         </w:rPr>
       </w:pPr>
+      <w:r>
+        <w:rPr>
+          <w:lang w:val="pl-PL"/>
+        </w:rPr>
+        <w:drawing>
+          <wp:inline distT="0" distB="0" distL="0" distR="0" wp14:anchorId="52F649B0" wp14:editId="3A0A79A6">
+            <wp:extent cx="5972175" cy="3615055"/>
+            <wp:effectExtent l="0" t="0" r="0" b="4445"/>
+            <wp:docPr id="1364193653" name="Picture 1"/>
+            <wp:cNvGraphicFramePr>
+              <a:graphicFrameLocks xmlns:a="http://schemas.openxmlformats.org/drawingml/2006/main" noChangeAspect="1"/>
+            </wp:cNvGraphicFramePr>
+            <a:graphic xmlns:a="http://schemas.openxmlformats.org/drawingml/2006/main">
+              <a:graphicData uri="http://schemas.openxmlformats.org/drawingml/2006/picture">
+                <pic:pic xmlns:pic="http://schemas.openxmlformats.org/drawingml/2006/picture">
+                  <pic:nvPicPr>
+                    <pic:cNvPr id="1364193653" name=""/>
+                    <pic:cNvPicPr/>
+                  </pic:nvPicPr>
+                  <pic:blipFill>
+                    <a:blip r:embed="rId8"/>
+                    <a:stretch>
+                      <a:fillRect/>
+                    </a:stretch>
+                  </pic:blipFill>
+                  <pic:spPr>
+                    <a:xfrm>
+                      <a:off x="0" y="0"/>
+                      <a:ext cx="5972175" cy="3615055"/>
+                    </a:xfrm>
+                    <a:prstGeom prst="rect">
+                      <a:avLst/>
+                    </a:prstGeom>
+                  </pic:spPr>
+                </pic:pic>
+              </a:graphicData>
+            </a:graphic>
+          </wp:inline>
+        </w:drawing>
+      </w:r>
     </w:p>
     <w:p>
       <w:pPr>
-        <w:pBdr>
-          <w:top w:val="dashed" w:sz="6" w:space="4" w:color="AAAAAA"/>
-          <w:left w:val="dashed" w:sz="6" w:space="4" w:color="AAAAAA"/>
-          <w:bottom w:val="dashed" w:sz="6" w:space="4" w:color="AAAAAA"/>
-          <w:right w:val="dashed" w:sz="6" w:space="4" w:color="AAAAAA"/>
-        </w:pBdr>
-        <w:jc w:val="center"/>
-        <w:rPr>
-          <w:lang w:val="pl-PL"/>
-        </w:rPr>
-      </w:pPr>
-      <w:proofErr w:type="gramStart"/>
-      <w:r>
-        <w:rPr>
-          <w:b/>
-          <w:color w:val="999999"/>
-          <w:lang w:val="pl-PL"/>
-        </w:rPr>
-        <w:t>[ ZRZUT</w:t>
-      </w:r>
-      <w:proofErr w:type="gramEnd"/>
-      <w:r>
-        <w:rPr>
-          <w:b/>
-          <w:color w:val="999999"/>
-          <w:lang w:val="pl-PL"/>
-        </w:rPr>
-        <w:t xml:space="preserve"> EKRANU — ZAKŁADKA </w:t>
-      </w:r>
-      <w:proofErr w:type="gramStart"/>
-      <w:r>
-        <w:rPr>
-          <w:b/>
-          <w:color w:val="999999"/>
-          <w:lang w:val="pl-PL"/>
-        </w:rPr>
-        <w:t>MECZE ]</w:t>
-      </w:r>
-      <w:proofErr w:type="gramEnd"/>
+        <w:rPr>
+          <w:lang w:val="pl-PL"/>
+        </w:rPr>
+      </w:pPr>
+      <w:r>
+        <w:rPr>
+          <w:lang w:val="pl-PL"/>
+        </w:rPr>
+        <w:lastRenderedPageBreak/>
+        <w:drawing>
+          <wp:inline distT="0" distB="0" distL="0" distR="0" wp14:anchorId="272ED90B" wp14:editId="1C42294B">
+            <wp:extent cx="5972175" cy="3604260"/>
+            <wp:effectExtent l="0" t="0" r="0" b="2540"/>
+            <wp:docPr id="1817805342" name="Picture 1"/>
+            <wp:cNvGraphicFramePr>
+              <a:graphicFrameLocks xmlns:a="http://schemas.openxmlformats.org/drawingml/2006/main" noChangeAspect="1"/>
+            </wp:cNvGraphicFramePr>
+            <a:graphic xmlns:a="http://schemas.openxmlformats.org/drawingml/2006/main">
+              <a:graphicData uri="http://schemas.openxmlformats.org/drawingml/2006/picture">
+                <pic:pic xmlns:pic="http://schemas.openxmlformats.org/drawingml/2006/picture">
+                  <pic:nvPicPr>
+                    <pic:cNvPr id="1817805342" name=""/>
+                    <pic:cNvPicPr/>
+                  </pic:nvPicPr>
+                  <pic:blipFill>
+                    <a:blip r:embed="rId9"/>
+                    <a:stretch>
+                      <a:fillRect/>
+                    </a:stretch>
+                  </pic:blipFill>
+                  <pic:spPr>
+                    <a:xfrm>
+                      <a:off x="0" y="0"/>
+                      <a:ext cx="5972175" cy="3604260"/>
+                    </a:xfrm>
+                    <a:prstGeom prst="rect">
+                      <a:avLst/>
+                    </a:prstGeom>
+                  </pic:spPr>
+                </pic:pic>
+              </a:graphicData>
+            </a:graphic>
+          </wp:inline>
+        </w:drawing>
+      </w:r>
     </w:p>
     <w:p>
       <w:pPr>
@@ -3392,48 +3445,94 @@
           <w:lang w:val="pl-PL"/>
         </w:rPr>
       </w:pPr>
+      <w:r>
+        <w:rPr>
+          <w:lang w:val="pl-PL"/>
+        </w:rPr>
+        <w:drawing>
+          <wp:inline distT="0" distB="0" distL="0" distR="0" wp14:anchorId="128AB9C9" wp14:editId="74FA65F9">
+            <wp:extent cx="5972175" cy="3604260"/>
+            <wp:effectExtent l="0" t="0" r="0" b="2540"/>
+            <wp:docPr id="1196618054" name="Picture 1"/>
+            <wp:cNvGraphicFramePr>
+              <a:graphicFrameLocks xmlns:a="http://schemas.openxmlformats.org/drawingml/2006/main" noChangeAspect="1"/>
+            </wp:cNvGraphicFramePr>
+            <a:graphic xmlns:a="http://schemas.openxmlformats.org/drawingml/2006/main">
+              <a:graphicData uri="http://schemas.openxmlformats.org/drawingml/2006/picture">
+                <pic:pic xmlns:pic="http://schemas.openxmlformats.org/drawingml/2006/picture">
+                  <pic:nvPicPr>
+                    <pic:cNvPr id="1196618054" name=""/>
+                    <pic:cNvPicPr/>
+                  </pic:nvPicPr>
+                  <pic:blipFill>
+                    <a:blip r:embed="rId10"/>
+                    <a:stretch>
+                      <a:fillRect/>
+                    </a:stretch>
+                  </pic:blipFill>
+                  <pic:spPr>
+                    <a:xfrm>
+                      <a:off x="0" y="0"/>
+                      <a:ext cx="5972175" cy="3604260"/>
+                    </a:xfrm>
+                    <a:prstGeom prst="rect">
+                      <a:avLst/>
+                    </a:prstGeom>
+                  </pic:spPr>
+                </pic:pic>
+              </a:graphicData>
+            </a:graphic>
+          </wp:inline>
+        </w:drawing>
+      </w:r>
     </w:p>
     <w:p>
       <w:pPr>
-        <w:pBdr>
-          <w:top w:val="dashed" w:sz="6" w:space="4" w:color="AAAAAA"/>
-          <w:left w:val="dashed" w:sz="6" w:space="4" w:color="AAAAAA"/>
-          <w:bottom w:val="dashed" w:sz="6" w:space="4" w:color="AAAAAA"/>
-          <w:right w:val="dashed" w:sz="6" w:space="4" w:color="AAAAAA"/>
-        </w:pBdr>
-        <w:jc w:val="center"/>
-        <w:rPr>
-          <w:lang w:val="pl-PL"/>
-        </w:rPr>
-      </w:pPr>
-      <w:proofErr w:type="gramStart"/>
-      <w:r>
-        <w:rPr>
-          <w:b/>
-          <w:color w:val="999999"/>
-          <w:lang w:val="pl-PL"/>
-        </w:rPr>
-        <w:t>[ ZRZUT</w:t>
-      </w:r>
-      <w:proofErr w:type="gramEnd"/>
-      <w:r>
-        <w:rPr>
-          <w:b/>
-          <w:color w:val="999999"/>
-          <w:lang w:val="pl-PL"/>
-        </w:rPr>
-        <w:t xml:space="preserve"> EKRANU — ZAKŁADKA DODAJ </w:t>
-      </w:r>
-      <w:proofErr w:type="gramStart"/>
-      <w:r>
-        <w:rPr>
-          <w:b/>
-          <w:color w:val="999999"/>
-          <w:lang w:val="pl-PL"/>
-        </w:rPr>
-        <w:t>TYP ]</w:t>
-      </w:r>
-      <w:proofErr w:type="gramEnd"/>
+        <w:rPr>
+          <w:lang w:val="pl-PL"/>
+        </w:rPr>
+      </w:pPr>
+      <w:r>
+        <w:rPr>
+          <w:lang w:val="pl-PL"/>
+        </w:rPr>
+        <w:lastRenderedPageBreak/>
+        <w:drawing>
+          <wp:inline distT="0" distB="0" distL="0" distR="0" wp14:anchorId="1BF20CC2" wp14:editId="7F1DF74F">
+            <wp:extent cx="5972175" cy="3622040"/>
+            <wp:effectExtent l="0" t="0" r="0" b="0"/>
+            <wp:docPr id="133855348" name="Picture 1"/>
+            <wp:cNvGraphicFramePr>
+              <a:graphicFrameLocks xmlns:a="http://schemas.openxmlformats.org/drawingml/2006/main" noChangeAspect="1"/>
+            </wp:cNvGraphicFramePr>
+            <a:graphic xmlns:a="http://schemas.openxmlformats.org/drawingml/2006/main">
+              <a:graphicData uri="http://schemas.openxmlformats.org/drawingml/2006/picture">
+                <pic:pic xmlns:pic="http://schemas.openxmlformats.org/drawingml/2006/picture">
+                  <pic:nvPicPr>
+                    <pic:cNvPr id="133855348" name=""/>
+                    <pic:cNvPicPr/>
+                  </pic:nvPicPr>
+                  <pic:blipFill>
+                    <a:blip r:embed="rId11"/>
+                    <a:stretch>
+                      <a:fillRect/>
+                    </a:stretch>
+                  </pic:blipFill>
+                  <pic:spPr>
+                    <a:xfrm>
+                      <a:off x="0" y="0"/>
+                      <a:ext cx="5972175" cy="3622040"/>
+                    </a:xfrm>
+                    <a:prstGeom prst="rect">
+                      <a:avLst/>
+                    </a:prstGeom>
+                  </pic:spPr>
+                </pic:pic>
+              </a:graphicData>
+            </a:graphic>
+          </wp:inline>
+        </w:drawing>
+      </w:r>
     </w:p>
     <w:p>
       <w:pPr>
@@ -3441,233 +3540,108 @@
           <w:lang w:val="pl-PL"/>
         </w:rPr>
       </w:pPr>
+      <w:r>
+        <w:rPr>
+          <w:lang w:val="pl-PL"/>
+        </w:rPr>
+        <w:drawing>
+          <wp:inline distT="0" distB="0" distL="0" distR="0" wp14:anchorId="7DB51B6F" wp14:editId="3A23F3A1">
+            <wp:extent cx="5972175" cy="3618230"/>
+            <wp:effectExtent l="0" t="0" r="0" b="1270"/>
+            <wp:docPr id="713851477" name="Picture 1"/>
+            <wp:cNvGraphicFramePr>
+              <a:graphicFrameLocks xmlns:a="http://schemas.openxmlformats.org/drawingml/2006/main" noChangeAspect="1"/>
+            </wp:cNvGraphicFramePr>
+            <a:graphic xmlns:a="http://schemas.openxmlformats.org/drawingml/2006/main">
+              <a:graphicData uri="http://schemas.openxmlformats.org/drawingml/2006/picture">
+                <pic:pic xmlns:pic="http://schemas.openxmlformats.org/drawingml/2006/picture">
+                  <pic:nvPicPr>
+                    <pic:cNvPr id="713851477" name=""/>
+                    <pic:cNvPicPr/>
+                  </pic:nvPicPr>
+                  <pic:blipFill>
+                    <a:blip r:embed="rId12"/>
+                    <a:stretch>
+                      <a:fillRect/>
+                    </a:stretch>
+                  </pic:blipFill>
+                  <pic:spPr>
+                    <a:xfrm>
+                      <a:off x="0" y="0"/>
+                      <a:ext cx="5972175" cy="3618230"/>
+                    </a:xfrm>
+                    <a:prstGeom prst="rect">
+                      <a:avLst/>
+                    </a:prstGeom>
+                  </pic:spPr>
+                </pic:pic>
+              </a:graphicData>
+            </a:graphic>
+          </wp:inline>
+        </w:drawing>
+      </w:r>
     </w:p>
     <w:p>
       <w:pPr>
-        <w:pBdr>
-          <w:top w:val="dashed" w:sz="6" w:space="4" w:color="AAAAAA"/>
-          <w:left w:val="dashed" w:sz="6" w:space="4" w:color="AAAAAA"/>
-          <w:bottom w:val="dashed" w:sz="6" w:space="4" w:color="AAAAAA"/>
-          <w:right w:val="dashed" w:sz="6" w:space="4" w:color="AAAAAA"/>
-        </w:pBdr>
-        <w:jc w:val="center"/>
-        <w:rPr>
-          <w:lang w:val="pl-PL"/>
-        </w:rPr>
-      </w:pPr>
-      <w:proofErr w:type="gramStart"/>
-      <w:r>
-        <w:rPr>
-          <w:b/>
-          <w:color w:val="999999"/>
+        <w:rPr>
+          <w:lang w:val="pl-PL"/>
+        </w:rPr>
+      </w:pPr>
+      <w:r>
+        <w:rPr>
           <w:lang w:val="pl-PL"/>
         </w:rPr>
         <w:lastRenderedPageBreak/>
-        <w:t>[ ZRZUT</w:t>
-      </w:r>
-      <w:proofErr w:type="gramEnd"/>
-      <w:r>
-        <w:rPr>
-          <w:b/>
-          <w:color w:val="999999"/>
-          <w:lang w:val="pl-PL"/>
-        </w:rPr>
-        <w:t xml:space="preserve"> EKRANU — ZAKŁADKA MOJE TYPY (z punktami</w:t>
-      </w:r>
-      <w:proofErr w:type="gramStart"/>
-      <w:r>
-        <w:rPr>
-          <w:b/>
-          <w:color w:val="999999"/>
-          <w:lang w:val="pl-PL"/>
-        </w:rPr>
-        <w:t>) ]</w:t>
-      </w:r>
-      <w:proofErr w:type="gramEnd"/>
+        <w:drawing>
+          <wp:inline distT="0" distB="0" distL="0" distR="0" wp14:anchorId="7BB2E227" wp14:editId="0327FD01">
+            <wp:extent cx="5972175" cy="3613150"/>
+            <wp:effectExtent l="0" t="0" r="0" b="6350"/>
+            <wp:docPr id="1165032768" name="Picture 1"/>
+            <wp:cNvGraphicFramePr>
+              <a:graphicFrameLocks xmlns:a="http://schemas.openxmlformats.org/drawingml/2006/main" noChangeAspect="1"/>
+            </wp:cNvGraphicFramePr>
+            <a:graphic xmlns:a="http://schemas.openxmlformats.org/drawingml/2006/main">
+              <a:graphicData uri="http://schemas.openxmlformats.org/drawingml/2006/picture">
+                <pic:pic xmlns:pic="http://schemas.openxmlformats.org/drawingml/2006/picture">
+                  <pic:nvPicPr>
+                    <pic:cNvPr id="1165032768" name=""/>
+                    <pic:cNvPicPr/>
+                  </pic:nvPicPr>
+                  <pic:blipFill>
+                    <a:blip r:embed="rId13"/>
+                    <a:stretch>
+                      <a:fillRect/>
+                    </a:stretch>
+                  </pic:blipFill>
+                  <pic:spPr>
+                    <a:xfrm>
+                      <a:off x="0" y="0"/>
+                      <a:ext cx="5972175" cy="3613150"/>
+                    </a:xfrm>
+                    <a:prstGeom prst="rect">
+                      <a:avLst/>
+                    </a:prstGeom>
+                  </pic:spPr>
+                </pic:pic>
+              </a:graphicData>
+            </a:graphic>
+          </wp:inline>
+        </w:drawing>
+      </w:r>
     </w:p>
     <w:p>
       <w:pPr>
-        <w:rPr>
-          <w:lang w:val="pl-PL"/>
-        </w:rPr>
-      </w:pPr>
+        <w:pStyle w:val="Heading1"/>
+      </w:pPr>
+      <w:r>
+        <w:t>8. Kluczowe zapytania SQL</w:t>
+      </w:r>
     </w:p>
     <w:p>
       <w:pPr>
-        <w:pBdr>
-          <w:top w:val="dashed" w:sz="6" w:space="4" w:color="AAAAAA"/>
-          <w:left w:val="dashed" w:sz="6" w:space="4" w:color="AAAAAA"/>
-          <w:bottom w:val="dashed" w:sz="6" w:space="4" w:color="AAAAAA"/>
-          <w:right w:val="dashed" w:sz="6" w:space="4" w:color="AAAAAA"/>
-        </w:pBdr>
-        <w:jc w:val="center"/>
-        <w:rPr>
-          <w:lang w:val="pl-PL"/>
-        </w:rPr>
-      </w:pPr>
-      <w:proofErr w:type="gramStart"/>
-      <w:r>
-        <w:rPr>
-          <w:b/>
-          <w:color w:val="999999"/>
-          <w:lang w:val="pl-PL"/>
-        </w:rPr>
-        <w:t>[ ZRZUT</w:t>
-      </w:r>
-      <w:proofErr w:type="gramEnd"/>
-      <w:r>
-        <w:rPr>
-          <w:b/>
-          <w:color w:val="999999"/>
-          <w:lang w:val="pl-PL"/>
-        </w:rPr>
-        <w:t xml:space="preserve"> EKRANU — ZAKŁADKA </w:t>
-      </w:r>
-      <w:proofErr w:type="gramStart"/>
-      <w:r>
-        <w:rPr>
-          <w:b/>
-          <w:color w:val="999999"/>
-          <w:lang w:val="pl-PL"/>
-        </w:rPr>
-        <w:t>RANKING ]</w:t>
-      </w:r>
-      <w:proofErr w:type="gramEnd"/>
-    </w:p>
-    <w:p>
-      <w:pPr>
-        <w:rPr>
-          <w:lang w:val="pl-PL"/>
-        </w:rPr>
-      </w:pPr>
-    </w:p>
-    <w:p>
-      <w:pPr>
-        <w:pBdr>
-          <w:top w:val="dashed" w:sz="6" w:space="4" w:color="AAAAAA"/>
-          <w:left w:val="dashed" w:sz="6" w:space="4" w:color="AAAAAA"/>
-          <w:bottom w:val="dashed" w:sz="6" w:space="4" w:color="AAAAAA"/>
-          <w:right w:val="dashed" w:sz="6" w:space="4" w:color="AAAAAA"/>
-        </w:pBdr>
-        <w:jc w:val="center"/>
-        <w:rPr>
-          <w:lang w:val="pl-PL"/>
-        </w:rPr>
-      </w:pPr>
-      <w:proofErr w:type="gramStart"/>
-      <w:r>
-        <w:rPr>
-          <w:b/>
-          <w:color w:val="999999"/>
-          <w:lang w:val="pl-PL"/>
-        </w:rPr>
-        <w:t>[ ZRZUT</w:t>
-      </w:r>
-      <w:proofErr w:type="gramEnd"/>
-      <w:r>
-        <w:rPr>
-          <w:b/>
-          <w:color w:val="999999"/>
-          <w:lang w:val="pl-PL"/>
-        </w:rPr>
-        <w:t xml:space="preserve"> EKRANU — PANEL </w:t>
-      </w:r>
-      <w:proofErr w:type="gramStart"/>
-      <w:r>
-        <w:rPr>
-          <w:b/>
-          <w:color w:val="999999"/>
-          <w:lang w:val="pl-PL"/>
-        </w:rPr>
-        <w:t>ADMINA ]</w:t>
-      </w:r>
-      <w:proofErr w:type="gramEnd"/>
-    </w:p>
-    <w:p>
-      <w:pPr>
-        <w:rPr>
-          <w:lang w:val="pl-PL"/>
-        </w:rPr>
-      </w:pPr>
-    </w:p>
-    <w:p>
-      <w:pPr>
-        <w:pBdr>
-          <w:top w:val="dashed" w:sz="6" w:space="4" w:color="AAAAAA"/>
-          <w:left w:val="dashed" w:sz="6" w:space="4" w:color="AAAAAA"/>
-          <w:bottom w:val="dashed" w:sz="6" w:space="4" w:color="AAAAAA"/>
-          <w:right w:val="dashed" w:sz="6" w:space="4" w:color="AAAAAA"/>
-        </w:pBdr>
-        <w:jc w:val="center"/>
-        <w:rPr>
-          <w:lang w:val="pl-PL"/>
-        </w:rPr>
-      </w:pPr>
-      <w:proofErr w:type="gramStart"/>
-      <w:r>
-        <w:rPr>
-          <w:b/>
-          <w:color w:val="999999"/>
-          <w:lang w:val="pl-PL"/>
-        </w:rPr>
-        <w:t>[ ZRZUT</w:t>
-      </w:r>
-      <w:proofErr w:type="gramEnd"/>
-      <w:r>
-        <w:rPr>
-          <w:b/>
-          <w:color w:val="999999"/>
-          <w:lang w:val="pl-PL"/>
-        </w:rPr>
-        <w:t xml:space="preserve"> EKRANU — SWAGGER UI (/</w:t>
-      </w:r>
-      <w:proofErr w:type="spellStart"/>
-      <w:r>
-        <w:rPr>
-          <w:b/>
-          <w:color w:val="999999"/>
-          <w:lang w:val="pl-PL"/>
-        </w:rPr>
-        <w:t>docs</w:t>
-      </w:r>
-      <w:proofErr w:type="spellEnd"/>
-      <w:proofErr w:type="gramStart"/>
-      <w:r>
-        <w:rPr>
-          <w:b/>
-          <w:color w:val="999999"/>
-          <w:lang w:val="pl-PL"/>
-        </w:rPr>
-        <w:t>) ]</w:t>
-      </w:r>
-      <w:proofErr w:type="gramEnd"/>
-    </w:p>
-    <w:p>
-      <w:pPr>
-        <w:rPr>
-          <w:lang w:val="pl-PL"/>
-        </w:rPr>
-      </w:pPr>
-    </w:p>
-    <w:p>
-      <w:pPr>
-        <w:pStyle w:val="Heading1"/>
-      </w:pPr>
-      <w:r>
-        <w:rPr>
-          <w:color w:val="1A1A2E"/>
-        </w:rPr>
-        <w:t>8. Kluczowe zapytania SQL</w:t>
-      </w:r>
-    </w:p>
-    <w:p>
-      <w:pPr>
         <w:pStyle w:val="Heading2"/>
       </w:pPr>
       <w:r>
-        <w:rPr>
-          <w:color w:val="E94560"/>
-        </w:rPr>
         <w:t>8.1. Ranking graczy</w:t>
       </w:r>
     </w:p>
@@ -3796,9 +3770,6 @@
         <w:pStyle w:val="Heading2"/>
       </w:pPr>
       <w:r>
-        <w:rPr>
-          <w:color w:val="E94560"/>
-        </w:rPr>
         <w:t>8.2. Historia typów użytkownika</w:t>
       </w:r>
     </w:p>
@@ -3867,13 +3838,20 @@
           <w:sz w:val="18"/>
         </w:rPr>
         <w:br/>
-        <w:t>JOIN matches m  ON p.match_id = m.id</w:t>
       </w:r>
       <w:r>
         <w:rPr>
           <w:rFonts w:ascii="Courier New" w:hAnsi="Courier New"/>
           <w:sz w:val="18"/>
         </w:rPr>
+        <w:lastRenderedPageBreak/>
+        <w:t>JOIN matches m  ON p.match_id = m.id</w:t>
+      </w:r>
+      <w:r>
+        <w:rPr>
+          <w:rFonts w:ascii="Courier New" w:hAnsi="Courier New"/>
+          <w:sz w:val="18"/>
+        </w:rPr>
         <w:br/>
         <w:t>JOIN teams ht   ON m.home_team_id = ht.id</w:t>
       </w:r>
@@ -3899,13 +3877,6 @@
           <w:sz w:val="18"/>
         </w:rPr>
         <w:br/>
-      </w:r>
-      <w:r>
-        <w:rPr>
-          <w:rFonts w:ascii="Courier New" w:hAnsi="Courier New"/>
-          <w:sz w:val="18"/>
-        </w:rPr>
-        <w:lastRenderedPageBreak/>
         <w:t>WHERE p.user_id = %s</w:t>
       </w:r>
       <w:r>
@@ -3927,7 +3898,6 @@
       </w:pPr>
       <w:r>
         <w:rPr>
-          <w:color w:val="E94560"/>
           <w:lang w:val="pl-PL"/>
         </w:rPr>
         <w:t>8.3. Transakcja: wynik meczu + przeliczenie punktów</w:t>
@@ -3987,7 +3957,23 @@
           <w:rFonts w:ascii="Courier New" w:hAnsi="Courier New"/>
           <w:sz w:val="18"/>
         </w:rPr>
-        <w:t xml:space="preserve"> punkty dla każdego typu (N razy)</w:t>
+        <w:t xml:space="preserve"> </w:t>
+      </w:r>
+      <w:proofErr w:type="spellStart"/>
+      <w:r>
+        <w:rPr>
+          <w:rFonts w:ascii="Courier New" w:hAnsi="Courier New"/>
+          <w:sz w:val="18"/>
+        </w:rPr>
+        <w:t>punkty</w:t>
+      </w:r>
+      <w:proofErr w:type="spellEnd"/>
+      <w:r>
+        <w:rPr>
+          <w:rFonts w:ascii="Courier New" w:hAnsi="Courier New"/>
+          <w:sz w:val="18"/>
+        </w:rPr>
+        <w:t xml:space="preserve"> dla każdego typu (N razy)</w:t>
       </w:r>
       <w:r>
         <w:rPr>
@@ -4062,7 +4048,6 @@
       </w:pPr>
       <w:r>
         <w:rPr>
-          <w:color w:val="1A1A2E"/>
           <w:lang w:val="pl-PL"/>
         </w:rPr>
         <w:t>9. Migracje schematu</w:t>
@@ -4160,7 +4145,19 @@
               <w:rPr>
                 <w:lang w:val="pl-PL"/>
               </w:rPr>
-              <w:t>Tworzenie wszystkich 8 tabel ze wszystkimi ograniczeniami</w:t>
+              <w:t xml:space="preserve">Tworzenie wszystkich </w:t>
+            </w:r>
+            <w:r>
+              <w:rPr>
+                <w:lang w:val="pl-PL"/>
+              </w:rPr>
+              <w:t>6</w:t>
+            </w:r>
+            <w:r>
+              <w:rPr>
+                <w:lang w:val="pl-PL"/>
+              </w:rPr>
+              <w:t xml:space="preserve"> tabel ze wszystkimi ograniczeniami</w:t>
             </w:r>
           </w:p>
         </w:tc>
@@ -4190,103 +4187,7 @@
               <w:rPr>
                 <w:lang w:val="pl-PL"/>
               </w:rPr>
-              <w:t>Pierwsze dane testowe (zastąpione przez 004)</w:t>
-            </w:r>
-          </w:p>
-        </w:tc>
-      </w:tr>
-      <w:tr>
-        <w:tc>
-          <w:tcPr>
-            <w:tcW w:w="4702" w:type="dxa"/>
-          </w:tcPr>
-          <w:p>
-            <w:r>
-              <w:t>003_add_auth.sql</w:t>
-            </w:r>
-          </w:p>
-        </w:tc>
-        <w:tc>
-          <w:tcPr>
-            <w:tcW w:w="4702" w:type="dxa"/>
-          </w:tcPr>
-          <w:p>
-            <w:r>
-              <w:t>Dodanie kolumny password_hash do tabeli users (ALTER TABLE)</w:t>
-            </w:r>
-          </w:p>
-        </w:tc>
-      </w:tr>
-      <w:tr>
-        <w:tc>
-          <w:tcPr>
-            <w:tcW w:w="4702" w:type="dxa"/>
-          </w:tcPr>
-          <w:p>
-            <w:r>
-              <w:t>004_reseed.sql</w:t>
-            </w:r>
-          </w:p>
-        </w:tc>
-        <w:tc>
-          <w:tcPr>
-            <w:tcW w:w="4702" w:type="dxa"/>
-          </w:tcPr>
-          <w:p>
-            <w:pPr>
-              <w:rPr>
-                <w:lang w:val="pl-PL"/>
-              </w:rPr>
-            </w:pPr>
-            <w:r>
-              <w:rPr>
-                <w:lang w:val="pl-PL"/>
-              </w:rPr>
-              <w:t>Pełne przeładowanie danych: 4 ligi, 13 drużyn, 9 graczy, 8 meczów</w:t>
-            </w:r>
-          </w:p>
-        </w:tc>
-      </w:tr>
-      <w:tr>
-        <w:tc>
-          <w:tcPr>
-            <w:tcW w:w="4702" w:type="dxa"/>
-          </w:tcPr>
-          <w:p>
-            <w:r>
-              <w:t>005_fix_ranking.sql</w:t>
-            </w:r>
-          </w:p>
-        </w:tc>
-        <w:tc>
-          <w:tcPr>
-            <w:tcW w:w="4702" w:type="dxa"/>
-          </w:tcPr>
-          <w:p>
-            <w:pPr>
-              <w:rPr>
-                <w:lang w:val="pl-PL"/>
-              </w:rPr>
-            </w:pPr>
-            <w:r>
-              <w:rPr>
-                <w:lang w:val="pl-PL"/>
-              </w:rPr>
-              <w:t xml:space="preserve">Korekta wartości </w:t>
-            </w:r>
-            <w:proofErr w:type="spellStart"/>
-            <w:r>
-              <w:rPr>
-                <w:lang w:val="pl-PL"/>
-              </w:rPr>
-              <w:t>points_awarded</w:t>
-            </w:r>
-            <w:proofErr w:type="spellEnd"/>
-            <w:r>
-              <w:rPr>
-                <w:lang w:val="pl-PL"/>
-              </w:rPr>
-              <w:t xml:space="preserve"> dla uzyskania docelowego rankingu</w:t>
+              <w:t>Dane testowe</w:t>
             </w:r>
           </w:p>
         </w:tc>
@@ -4302,269 +4203,946 @@
     <w:p>
       <w:pPr>
         <w:pStyle w:val="Heading1"/>
-      </w:pPr>
-      <w:r>
-        <w:rPr>
-          <w:color w:val="1A1A2E"/>
-        </w:rPr>
-        <w:t xml:space="preserve">10. Odwzorowanie schematu w MongoDB</w:t>
-      </w:r>
+        <w:rPr>
+          <w:lang w:val="pl-PL"/>
+        </w:rPr>
+      </w:pPr>
+      <w:r>
+        <w:rPr>
+          <w:lang w:val="pl-PL"/>
+        </w:rPr>
+        <w:t xml:space="preserve">10. Odwzorowanie schematu w </w:t>
+      </w:r>
+      <w:proofErr w:type="spellStart"/>
+      <w:r>
+        <w:rPr>
+          <w:lang w:val="pl-PL"/>
+        </w:rPr>
+        <w:t>MongoDB</w:t>
+      </w:r>
+      <w:proofErr w:type="spellEnd"/>
     </w:p>
     <w:p>
       <w:pPr>
-        <w:pStyle w:val="Normal"/>
-      </w:pPr>
-      <w:r>
-        <w:t xml:space="preserve">Zgodnie z informacjami dodatkowymi do zadania, baza Access może być zastąpiona przez MongoDB. MongoDB to nierelacyjna baza danych dokumentowa — dane przechowywane są jako dokumenty JSON w kolekcjach zamiast wierszy w tabelach. Schemat jest elastyczny i nie wymaga z góry zdefiniowanych kolumn.</w:t>
+        <w:rPr>
+          <w:lang w:val="pl-PL"/>
+        </w:rPr>
+      </w:pPr>
+      <w:r>
+        <w:rPr>
+          <w:lang w:val="pl-PL"/>
+        </w:rPr>
+        <w:t xml:space="preserve">Zgodnie z informacjami dodatkowymi do zadania, baza Access może być zastąpiona przez </w:t>
+      </w:r>
+      <w:proofErr w:type="spellStart"/>
+      <w:r>
+        <w:rPr>
+          <w:lang w:val="pl-PL"/>
+        </w:rPr>
+        <w:t>MongoDB</w:t>
+      </w:r>
+      <w:proofErr w:type="spellEnd"/>
+      <w:r>
+        <w:rPr>
+          <w:lang w:val="pl-PL"/>
+        </w:rPr>
+        <w:t xml:space="preserve">. </w:t>
+      </w:r>
+      <w:proofErr w:type="spellStart"/>
+      <w:r>
+        <w:rPr>
+          <w:lang w:val="pl-PL"/>
+        </w:rPr>
+        <w:t>MongoDB</w:t>
+      </w:r>
+      <w:proofErr w:type="spellEnd"/>
+      <w:r>
+        <w:rPr>
+          <w:lang w:val="pl-PL"/>
+        </w:rPr>
+        <w:t xml:space="preserve"> to nierelacyjna baza danych dokumentowa — dane przechowywane są jako dokumenty JSON w kolekcjach zamiast wierszy w tabelach. Schemat jest elastyczny i nie wymaga z góry zdefiniowanych kolumn.</w:t>
       </w:r>
     </w:p>
     <w:p>
       <w:pPr>
         <w:pStyle w:val="Heading2"/>
-      </w:pPr>
-      <w:r>
-        <w:rPr>
-          <w:color w:val="E94560"/>
-        </w:rPr>
-        <w:t xml:space="preserve">10.1. Porównanie PostgreSQL i MongoDB</w:t>
-      </w:r>
+        <w:rPr>
+          <w:lang w:val="pl-PL"/>
+        </w:rPr>
+      </w:pPr>
+      <w:r>
+        <w:rPr>
+          <w:lang w:val="pl-PL"/>
+        </w:rPr>
+        <w:t xml:space="preserve">10.1. Porównanie </w:t>
+      </w:r>
+      <w:proofErr w:type="spellStart"/>
+      <w:r>
+        <w:rPr>
+          <w:lang w:val="pl-PL"/>
+        </w:rPr>
+        <w:t>PostgreSQL</w:t>
+      </w:r>
+      <w:proofErr w:type="spellEnd"/>
+      <w:r>
+        <w:rPr>
+          <w:lang w:val="pl-PL"/>
+        </w:rPr>
+        <w:t xml:space="preserve"> i </w:t>
+      </w:r>
+      <w:proofErr w:type="spellStart"/>
+      <w:r>
+        <w:rPr>
+          <w:lang w:val="pl-PL"/>
+        </w:rPr>
+        <w:t>MongoDB</w:t>
+      </w:r>
+      <w:proofErr w:type="spellEnd"/>
     </w:p>
     <w:p>
       <w:pPr>
-        <w:pStyle w:val="Normal"/>
-      </w:pPr>
-      <w:r>
-        <w:t xml:space="preserve">Oba systemy przechowują te same dane projektu, ale w różny sposób:</w:t>
+        <w:rPr>
+          <w:lang w:val="pl-PL"/>
+        </w:rPr>
+      </w:pPr>
+      <w:r>
+        <w:rPr>
+          <w:lang w:val="pl-PL"/>
+        </w:rPr>
+        <w:t>Oba systemy przechowują te same dane projektu, ale w różny sposób:</w:t>
       </w:r>
     </w:p>
     <w:p>
       <w:pPr>
         <w:pStyle w:val="ListBullet"/>
-      </w:pPr>
-      <w:r>
-        <w:t xml:space="preserve">Struktura: PostgreSQL = tabele + wiersze o stałym schemacie; MongoDB = kolekcje + dokumenty JSON o elastycznej strukturze.</w:t>
+        <w:rPr>
+          <w:lang w:val="pl-PL"/>
+        </w:rPr>
+      </w:pPr>
+      <w:r>
+        <w:rPr>
+          <w:lang w:val="pl-PL"/>
+        </w:rPr>
+        <w:lastRenderedPageBreak/>
+        <w:t xml:space="preserve">Struktura: </w:t>
+      </w:r>
+      <w:proofErr w:type="spellStart"/>
+      <w:r>
+        <w:rPr>
+          <w:lang w:val="pl-PL"/>
+        </w:rPr>
+        <w:t>PostgreSQL</w:t>
+      </w:r>
+      <w:proofErr w:type="spellEnd"/>
+      <w:r>
+        <w:rPr>
+          <w:lang w:val="pl-PL"/>
+        </w:rPr>
+        <w:t xml:space="preserve"> = tabele + wiersze o stałym schemacie; </w:t>
+      </w:r>
+      <w:proofErr w:type="spellStart"/>
+      <w:r>
+        <w:rPr>
+          <w:lang w:val="pl-PL"/>
+        </w:rPr>
+        <w:t>MongoDB</w:t>
+      </w:r>
+      <w:proofErr w:type="spellEnd"/>
+      <w:r>
+        <w:rPr>
+          <w:lang w:val="pl-PL"/>
+        </w:rPr>
+        <w:t xml:space="preserve"> = kolekcje + dokumenty JSON o elastycznej strukturze.</w:t>
       </w:r>
     </w:p>
     <w:p>
       <w:pPr>
         <w:pStyle w:val="ListBullet"/>
-      </w:pPr>
-      <w:r>
-        <w:t xml:space="preserve">Relacje: PostgreSQL używa kluczy obcych i operacji JOIN; MongoDB osadza powiązane dane bezpośrednio w dokumencie (embedding) lub trzyma referencje id.</w:t>
+        <w:rPr>
+          <w:lang w:val="pl-PL"/>
+        </w:rPr>
+      </w:pPr>
+      <w:r>
+        <w:rPr>
+          <w:lang w:val="pl-PL"/>
+        </w:rPr>
+        <w:t xml:space="preserve">Relacje: </w:t>
+      </w:r>
+      <w:proofErr w:type="spellStart"/>
+      <w:r>
+        <w:rPr>
+          <w:lang w:val="pl-PL"/>
+        </w:rPr>
+        <w:t>PostgreSQL</w:t>
+      </w:r>
+      <w:proofErr w:type="spellEnd"/>
+      <w:r>
+        <w:rPr>
+          <w:lang w:val="pl-PL"/>
+        </w:rPr>
+        <w:t xml:space="preserve"> używa kluczy obcych i operacji JOIN; </w:t>
+      </w:r>
+      <w:proofErr w:type="spellStart"/>
+      <w:r>
+        <w:rPr>
+          <w:lang w:val="pl-PL"/>
+        </w:rPr>
+        <w:t>MongoDB</w:t>
+      </w:r>
+      <w:proofErr w:type="spellEnd"/>
+      <w:r>
+        <w:rPr>
+          <w:lang w:val="pl-PL"/>
+        </w:rPr>
+        <w:t xml:space="preserve"> osadza powiązane dane bezpośrednio w dokumencie (</w:t>
+      </w:r>
+      <w:proofErr w:type="spellStart"/>
+      <w:r>
+        <w:rPr>
+          <w:lang w:val="pl-PL"/>
+        </w:rPr>
+        <w:t>embedding</w:t>
+      </w:r>
+      <w:proofErr w:type="spellEnd"/>
+      <w:r>
+        <w:rPr>
+          <w:lang w:val="pl-PL"/>
+        </w:rPr>
+        <w:t>) lub trzyma referencje id.</w:t>
       </w:r>
     </w:p>
     <w:p>
       <w:pPr>
         <w:pStyle w:val="ListBullet"/>
-      </w:pPr>
-      <w:r>
-        <w:t xml:space="preserve">Przykład: w PostgreSQL mecz przechowuje home_team_id = 7 i wymaga JOIN z tabelą teams. W MongoDB dokument meczu zawiera od razu "home_team": "Bayern München" — bez JOINa.</w:t>
+        <w:rPr>
+          <w:lang w:val="pl-PL"/>
+        </w:rPr>
+      </w:pPr>
+      <w:r>
+        <w:rPr>
+          <w:lang w:val="pl-PL"/>
+        </w:rPr>
+        <w:t xml:space="preserve">Przykład: w </w:t>
+      </w:r>
+      <w:proofErr w:type="spellStart"/>
+      <w:r>
+        <w:rPr>
+          <w:lang w:val="pl-PL"/>
+        </w:rPr>
+        <w:t>PostgreSQL</w:t>
+      </w:r>
+      <w:proofErr w:type="spellEnd"/>
+      <w:r>
+        <w:rPr>
+          <w:lang w:val="pl-PL"/>
+        </w:rPr>
+        <w:t xml:space="preserve"> mecz przechowuje </w:t>
+      </w:r>
+      <w:proofErr w:type="spellStart"/>
+      <w:r>
+        <w:rPr>
+          <w:lang w:val="pl-PL"/>
+        </w:rPr>
+        <w:t>home_team_id</w:t>
+      </w:r>
+      <w:proofErr w:type="spellEnd"/>
+      <w:r>
+        <w:rPr>
+          <w:lang w:val="pl-PL"/>
+        </w:rPr>
+        <w:t xml:space="preserve"> = 7 i wymaga JOIN z tabelą </w:t>
+      </w:r>
+      <w:proofErr w:type="spellStart"/>
+      <w:r>
+        <w:rPr>
+          <w:lang w:val="pl-PL"/>
+        </w:rPr>
+        <w:t>teams</w:t>
+      </w:r>
+      <w:proofErr w:type="spellEnd"/>
+      <w:r>
+        <w:rPr>
+          <w:lang w:val="pl-PL"/>
+        </w:rPr>
+        <w:t xml:space="preserve">. W </w:t>
+      </w:r>
+      <w:proofErr w:type="spellStart"/>
+      <w:r>
+        <w:rPr>
+          <w:lang w:val="pl-PL"/>
+        </w:rPr>
+        <w:t>MongoDB</w:t>
+      </w:r>
+      <w:proofErr w:type="spellEnd"/>
+      <w:r>
+        <w:rPr>
+          <w:lang w:val="pl-PL"/>
+        </w:rPr>
+        <w:t xml:space="preserve"> dokument meczu zawiera od razu "</w:t>
+      </w:r>
+      <w:proofErr w:type="spellStart"/>
+      <w:r>
+        <w:rPr>
+          <w:lang w:val="pl-PL"/>
+        </w:rPr>
+        <w:t>home_team</w:t>
+      </w:r>
+      <w:proofErr w:type="spellEnd"/>
+      <w:r>
+        <w:rPr>
+          <w:lang w:val="pl-PL"/>
+        </w:rPr>
+        <w:t xml:space="preserve">": "Bayern </w:t>
+      </w:r>
+      <w:proofErr w:type="spellStart"/>
+      <w:r>
+        <w:rPr>
+          <w:lang w:val="pl-PL"/>
+        </w:rPr>
+        <w:t>München</w:t>
+      </w:r>
+      <w:proofErr w:type="spellEnd"/>
+      <w:r>
+        <w:rPr>
+          <w:lang w:val="pl-PL"/>
+        </w:rPr>
+        <w:t xml:space="preserve">" — bez </w:t>
+      </w:r>
+      <w:proofErr w:type="spellStart"/>
+      <w:r>
+        <w:rPr>
+          <w:lang w:val="pl-PL"/>
+        </w:rPr>
+        <w:t>JOINa</w:t>
+      </w:r>
+      <w:proofErr w:type="spellEnd"/>
+      <w:r>
+        <w:rPr>
+          <w:lang w:val="pl-PL"/>
+        </w:rPr>
+        <w:t>.</w:t>
       </w:r>
     </w:p>
     <w:p>
       <w:pPr>
         <w:pStyle w:val="ListBullet"/>
-      </w:pPr>
-      <w:r>
-        <w:t xml:space="preserve">Schemat: PostgreSQL wymaga migracji SQL przy każdej zmianie struktury; MongoDB pozwala dodawać nowe pola do dowolnych dokumentów bez migracji.</w:t>
+        <w:rPr>
+          <w:lang w:val="pl-PL"/>
+        </w:rPr>
+      </w:pPr>
+      <w:r>
+        <w:rPr>
+          <w:lang w:val="pl-PL"/>
+        </w:rPr>
+        <w:t xml:space="preserve">Schemat: </w:t>
+      </w:r>
+      <w:proofErr w:type="spellStart"/>
+      <w:r>
+        <w:rPr>
+          <w:lang w:val="pl-PL"/>
+        </w:rPr>
+        <w:t>PostgreSQL</w:t>
+      </w:r>
+      <w:proofErr w:type="spellEnd"/>
+      <w:r>
+        <w:rPr>
+          <w:lang w:val="pl-PL"/>
+        </w:rPr>
+        <w:t xml:space="preserve"> wymaga migracji SQL przy każdej zmianie struktury; </w:t>
+      </w:r>
+      <w:proofErr w:type="spellStart"/>
+      <w:r>
+        <w:rPr>
+          <w:lang w:val="pl-PL"/>
+        </w:rPr>
+        <w:t>MongoDB</w:t>
+      </w:r>
+      <w:proofErr w:type="spellEnd"/>
+      <w:r>
+        <w:rPr>
+          <w:lang w:val="pl-PL"/>
+        </w:rPr>
+        <w:t xml:space="preserve"> pozwala dodawać nowe pola do dowolnych dokumentów bez migracji.</w:t>
       </w:r>
     </w:p>
     <w:p>
       <w:pPr>
         <w:pStyle w:val="ListBullet"/>
       </w:pPr>
-      <w:r>
-        <w:t xml:space="preserve">Zapytania: PostgreSQL używa SQL (SELECT, JOIN, GROUP BY); MongoDB używa metod find() i potoku agregacji (aggregate).</w:t>
+      <w:proofErr w:type="spellStart"/>
+      <w:r>
+        <w:t>Zapytania</w:t>
+      </w:r>
+      <w:proofErr w:type="spellEnd"/>
+      <w:r>
+        <w:t xml:space="preserve">: PostgreSQL </w:t>
+      </w:r>
+      <w:proofErr w:type="spellStart"/>
+      <w:r>
+        <w:t>używa</w:t>
+      </w:r>
+      <w:proofErr w:type="spellEnd"/>
+      <w:r>
+        <w:t xml:space="preserve"> SQL (SELECT, JOIN, GROUP BY); MongoDB używa metod </w:t>
+      </w:r>
+      <w:proofErr w:type="gramStart"/>
+      <w:r>
+        <w:t>find(</w:t>
+      </w:r>
+      <w:proofErr w:type="gramEnd"/>
+      <w:r>
+        <w:t>) i potoku agregacji (aggregate).</w:t>
       </w:r>
     </w:p>
     <w:p>
       <w:pPr>
         <w:pStyle w:val="ListBullet"/>
-      </w:pPr>
-      <w:r>
-        <w:t xml:space="preserve">Transakcje: PostgreSQL obsługuje ACID natywnie; MongoDB wspiera transakcje od wersji 4.0, ale jest mniej naturalny w tym modelu.</w:t>
+        <w:rPr>
+          <w:lang w:val="pl-PL"/>
+        </w:rPr>
+      </w:pPr>
+      <w:r>
+        <w:rPr>
+          <w:lang w:val="pl-PL"/>
+        </w:rPr>
+        <w:t xml:space="preserve">Transakcje: </w:t>
+      </w:r>
+      <w:proofErr w:type="spellStart"/>
+      <w:r>
+        <w:rPr>
+          <w:lang w:val="pl-PL"/>
+        </w:rPr>
+        <w:t>PostgreSQL</w:t>
+      </w:r>
+      <w:proofErr w:type="spellEnd"/>
+      <w:r>
+        <w:rPr>
+          <w:lang w:val="pl-PL"/>
+        </w:rPr>
+        <w:t xml:space="preserve"> obsługuje ACID natywnie; </w:t>
+      </w:r>
+      <w:proofErr w:type="spellStart"/>
+      <w:r>
+        <w:rPr>
+          <w:lang w:val="pl-PL"/>
+        </w:rPr>
+        <w:t>MongoDB</w:t>
+      </w:r>
+      <w:proofErr w:type="spellEnd"/>
+      <w:r>
+        <w:rPr>
+          <w:lang w:val="pl-PL"/>
+        </w:rPr>
+        <w:t xml:space="preserve"> wspiera transakcje od wersji 4.0, ale jest mniej naturalny w tym modelu.</w:t>
       </w:r>
     </w:p>
     <w:p>
       <w:pPr>
         <w:pStyle w:val="Heading2"/>
-      </w:pPr>
-      <w:r>
-        <w:rPr>
-          <w:color w:val="E94560"/>
-        </w:rPr>
-        <w:t xml:space="preserve">10.2. Kolekcje w MongoDB</w:t>
-      </w:r>
+        <w:rPr>
+          <w:lang w:val="pl-PL"/>
+        </w:rPr>
+      </w:pPr>
+      <w:r>
+        <w:rPr>
+          <w:lang w:val="pl-PL"/>
+        </w:rPr>
+        <w:t xml:space="preserve">10.2. Kolekcje w </w:t>
+      </w:r>
+      <w:proofErr w:type="spellStart"/>
+      <w:r>
+        <w:rPr>
+          <w:lang w:val="pl-PL"/>
+        </w:rPr>
+        <w:t>MongoDB</w:t>
+      </w:r>
+      <w:proofErr w:type="spellEnd"/>
     </w:p>
     <w:p>
       <w:pPr>
-        <w:pStyle w:val="Normal"/>
-      </w:pPr>
-      <w:r>
-        <w:t xml:space="preserve">Baza MongoDB o nazwie typer zawiera 6 kolekcji odpowiadających tabelom PostgreSQL: scoring_rules, leagues, teams, users, matches, predictions. Synchronizacja danych odbywa się przez skrypt db/mongo_seed.py, który czyta aktualne dane z PostgreSQL i wgrywa je do MongoDB — zapewnia spójność obu baz bez ręcznego kopiowania.</w:t>
+        <w:rPr>
+          <w:lang w:val="pl-PL"/>
+        </w:rPr>
+      </w:pPr>
+      <w:r>
+        <w:rPr>
+          <w:lang w:val="pl-PL"/>
+        </w:rPr>
+        <w:t xml:space="preserve">Baza </w:t>
+      </w:r>
+      <w:proofErr w:type="spellStart"/>
+      <w:r>
+        <w:rPr>
+          <w:lang w:val="pl-PL"/>
+        </w:rPr>
+        <w:t>MongoDB</w:t>
+      </w:r>
+      <w:proofErr w:type="spellEnd"/>
+      <w:r>
+        <w:rPr>
+          <w:lang w:val="pl-PL"/>
+        </w:rPr>
+        <w:t xml:space="preserve"> o nazwie typer zawiera 6 kolekcji odpowiadających tabelom </w:t>
+      </w:r>
+      <w:proofErr w:type="spellStart"/>
+      <w:r>
+        <w:rPr>
+          <w:lang w:val="pl-PL"/>
+        </w:rPr>
+        <w:t>PostgreSQL</w:t>
+      </w:r>
+      <w:proofErr w:type="spellEnd"/>
+      <w:r>
+        <w:rPr>
+          <w:lang w:val="pl-PL"/>
+        </w:rPr>
+        <w:t xml:space="preserve">: </w:t>
+      </w:r>
+      <w:proofErr w:type="spellStart"/>
+      <w:r>
+        <w:rPr>
+          <w:lang w:val="pl-PL"/>
+        </w:rPr>
+        <w:t>scoring_rules</w:t>
+      </w:r>
+      <w:proofErr w:type="spellEnd"/>
+      <w:r>
+        <w:rPr>
+          <w:lang w:val="pl-PL"/>
+        </w:rPr>
+        <w:t xml:space="preserve">, </w:t>
+      </w:r>
+      <w:proofErr w:type="spellStart"/>
+      <w:r>
+        <w:rPr>
+          <w:lang w:val="pl-PL"/>
+        </w:rPr>
+        <w:t>leagues</w:t>
+      </w:r>
+      <w:proofErr w:type="spellEnd"/>
+      <w:r>
+        <w:rPr>
+          <w:lang w:val="pl-PL"/>
+        </w:rPr>
+        <w:t xml:space="preserve">, </w:t>
+      </w:r>
+      <w:proofErr w:type="spellStart"/>
+      <w:r>
+        <w:rPr>
+          <w:lang w:val="pl-PL"/>
+        </w:rPr>
+        <w:t>teams</w:t>
+      </w:r>
+      <w:proofErr w:type="spellEnd"/>
+      <w:r>
+        <w:rPr>
+          <w:lang w:val="pl-PL"/>
+        </w:rPr>
+        <w:t xml:space="preserve">, </w:t>
+      </w:r>
+      <w:proofErr w:type="spellStart"/>
+      <w:r>
+        <w:rPr>
+          <w:lang w:val="pl-PL"/>
+        </w:rPr>
+        <w:t>users</w:t>
+      </w:r>
+      <w:proofErr w:type="spellEnd"/>
+      <w:r>
+        <w:rPr>
+          <w:lang w:val="pl-PL"/>
+        </w:rPr>
+        <w:t xml:space="preserve">, </w:t>
+      </w:r>
+      <w:proofErr w:type="spellStart"/>
+      <w:r>
+        <w:rPr>
+          <w:lang w:val="pl-PL"/>
+        </w:rPr>
+        <w:t>matches</w:t>
+      </w:r>
+      <w:proofErr w:type="spellEnd"/>
+      <w:r>
+        <w:rPr>
+          <w:lang w:val="pl-PL"/>
+        </w:rPr>
+        <w:t xml:space="preserve">, </w:t>
+      </w:r>
+      <w:proofErr w:type="spellStart"/>
+      <w:r>
+        <w:rPr>
+          <w:lang w:val="pl-PL"/>
+        </w:rPr>
+        <w:t>predictions</w:t>
+      </w:r>
+      <w:proofErr w:type="spellEnd"/>
+      <w:r>
+        <w:rPr>
+          <w:lang w:val="pl-PL"/>
+        </w:rPr>
+        <w:t xml:space="preserve">. Synchronizacja danych odbywa się przez skrypt </w:t>
+      </w:r>
+      <w:proofErr w:type="spellStart"/>
+      <w:r>
+        <w:rPr>
+          <w:lang w:val="pl-PL"/>
+        </w:rPr>
+        <w:t>db</w:t>
+      </w:r>
+      <w:proofErr w:type="spellEnd"/>
+      <w:r>
+        <w:rPr>
+          <w:lang w:val="pl-PL"/>
+        </w:rPr>
+        <w:t xml:space="preserve">/mongo_seed.py, który czyta aktualne dane z </w:t>
+      </w:r>
+      <w:proofErr w:type="spellStart"/>
+      <w:r>
+        <w:rPr>
+          <w:lang w:val="pl-PL"/>
+        </w:rPr>
+        <w:t>PostgreSQL</w:t>
+      </w:r>
+      <w:proofErr w:type="spellEnd"/>
+      <w:r>
+        <w:rPr>
+          <w:lang w:val="pl-PL"/>
+        </w:rPr>
+        <w:t xml:space="preserve"> i wgrywa je do </w:t>
+      </w:r>
+      <w:proofErr w:type="spellStart"/>
+      <w:r>
+        <w:rPr>
+          <w:lang w:val="pl-PL"/>
+        </w:rPr>
+        <w:t>MongoDB</w:t>
+      </w:r>
+      <w:proofErr w:type="spellEnd"/>
+      <w:r>
+        <w:rPr>
+          <w:lang w:val="pl-PL"/>
+        </w:rPr>
+        <w:t xml:space="preserve"> — zapewnia spójność obu baz bez ręcznego kopiowania.</w:t>
       </w:r>
     </w:p>
     <w:p>
       <w:pPr>
         <w:pStyle w:val="Heading2"/>
-      </w:pPr>
-      <w:r>
-        <w:rPr>
-          <w:color w:val="E94560"/>
-        </w:rPr>
-        <w:t xml:space="preserve">10.3. Schemat kolekcji — MongoDB Compass</w:t>
-      </w:r>
+        <w:rPr>
+          <w:lang w:val="pl-PL"/>
+        </w:rPr>
+      </w:pPr>
+      <w:r>
+        <w:rPr>
+          <w:lang w:val="pl-PL"/>
+        </w:rPr>
+        <w:t xml:space="preserve">10.3. Schemat kolekcji — </w:t>
+      </w:r>
+      <w:proofErr w:type="spellStart"/>
+      <w:r>
+        <w:rPr>
+          <w:lang w:val="pl-PL"/>
+        </w:rPr>
+        <w:t>MongoDB</w:t>
+      </w:r>
+      <w:proofErr w:type="spellEnd"/>
+      <w:r>
+        <w:rPr>
+          <w:lang w:val="pl-PL"/>
+        </w:rPr>
+        <w:t xml:space="preserve"> </w:t>
+      </w:r>
+      <w:proofErr w:type="spellStart"/>
+      <w:r>
+        <w:rPr>
+          <w:lang w:val="pl-PL"/>
+        </w:rPr>
+        <w:t>Compass</w:t>
+      </w:r>
+      <w:proofErr w:type="spellEnd"/>
     </w:p>
     <w:p>
       <w:pPr>
-        <w:pStyle w:val="Normal"/>
-      </w:pPr>
-      <w:r>
-        <w:t xml:space="preserve">Poniżej schemat kolekcji wygenerowany przez MongoDB Compass (Create → Query Design → Schema → Analyze):</w:t>
+        <w:rPr>
+          <w:lang w:val="pl-PL"/>
+        </w:rPr>
+      </w:pPr>
+      <w:r>
+        <w:rPr>
+          <w:lang w:val="pl-PL"/>
+        </w:rPr>
+        <w:t xml:space="preserve">Poniżej schemat kolekcji wygenerowany przez </w:t>
+      </w:r>
+      <w:proofErr w:type="spellStart"/>
+      <w:r>
+        <w:rPr>
+          <w:lang w:val="pl-PL"/>
+        </w:rPr>
+        <w:t>MongoDB</w:t>
+      </w:r>
+      <w:proofErr w:type="spellEnd"/>
+      <w:r>
+        <w:rPr>
+          <w:lang w:val="pl-PL"/>
+        </w:rPr>
+        <w:t xml:space="preserve"> </w:t>
+      </w:r>
+      <w:proofErr w:type="spellStart"/>
+      <w:r>
+        <w:rPr>
+          <w:lang w:val="pl-PL"/>
+        </w:rPr>
+        <w:t>Compass</w:t>
+      </w:r>
+      <w:proofErr w:type="spellEnd"/>
+      <w:r>
+        <w:rPr>
+          <w:lang w:val="pl-PL"/>
+        </w:rPr>
+        <w:t xml:space="preserve"> (</w:t>
+      </w:r>
+      <w:proofErr w:type="spellStart"/>
+      <w:r>
+        <w:rPr>
+          <w:lang w:val="pl-PL"/>
+        </w:rPr>
+        <w:t>Create</w:t>
+      </w:r>
+      <w:proofErr w:type="spellEnd"/>
+      <w:r>
+        <w:rPr>
+          <w:lang w:val="pl-PL"/>
+        </w:rPr>
+        <w:t xml:space="preserve"> → Query Design → </w:t>
+      </w:r>
+      <w:proofErr w:type="spellStart"/>
+      <w:r>
+        <w:rPr>
+          <w:lang w:val="pl-PL"/>
+        </w:rPr>
+        <w:t>Schema</w:t>
+      </w:r>
+      <w:proofErr w:type="spellEnd"/>
+      <w:r>
+        <w:rPr>
+          <w:lang w:val="pl-PL"/>
+        </w:rPr>
+        <w:t xml:space="preserve"> → </w:t>
+      </w:r>
+      <w:proofErr w:type="spellStart"/>
+      <w:r>
+        <w:rPr>
+          <w:lang w:val="pl-PL"/>
+        </w:rPr>
+        <w:t>Analyze</w:t>
+      </w:r>
+      <w:proofErr w:type="spellEnd"/>
+      <w:r>
+        <w:rPr>
+          <w:lang w:val="pl-PL"/>
+        </w:rPr>
+        <w:t>):</w:t>
       </w:r>
     </w:p>
     <w:p>
       <w:pPr>
-        <w:pStyle w:val="Normal"/>
-      </w:pPr>
-      <w:r>
-        <w:t xml:space="preserve">[ WKLEJ TUTAJ ZRZUT EKRANU SCHEMATU Z MONGODB COMPASS ]</w:t>
+        <w:rPr>
+          <w:lang w:val="pl-PL"/>
+        </w:rPr>
+      </w:pPr>
+      <w:r>
+        <w:rPr>
+          <w:lang w:val="pl-PL"/>
+        </w:rPr>
+        <w:lastRenderedPageBreak/>
+        <w:drawing>
+          <wp:inline distT="0" distB="0" distL="0" distR="0" wp14:anchorId="106EC8A5" wp14:editId="46AF7ADD">
+            <wp:extent cx="4759377" cy="4066598"/>
+            <wp:effectExtent l="0" t="0" r="3175" b="0"/>
+            <wp:docPr id="628467000" name="Picture 1"/>
+            <wp:cNvGraphicFramePr>
+              <a:graphicFrameLocks xmlns:a="http://schemas.openxmlformats.org/drawingml/2006/main" noChangeAspect="1"/>
+            </wp:cNvGraphicFramePr>
+            <a:graphic xmlns:a="http://schemas.openxmlformats.org/drawingml/2006/main">
+              <a:graphicData uri="http://schemas.openxmlformats.org/drawingml/2006/picture">
+                <pic:pic xmlns:pic="http://schemas.openxmlformats.org/drawingml/2006/picture">
+                  <pic:nvPicPr>
+                    <pic:cNvPr id="628467000" name=""/>
+                    <pic:cNvPicPr/>
+                  </pic:nvPicPr>
+                  <pic:blipFill>
+                    <a:blip r:embed="rId14"/>
+                    <a:stretch>
+                      <a:fillRect/>
+                    </a:stretch>
+                  </pic:blipFill>
+                  <pic:spPr>
+                    <a:xfrm>
+                      <a:off x="0" y="0"/>
+                      <a:ext cx="4764674" cy="4071124"/>
+                    </a:xfrm>
+                    <a:prstGeom prst="rect">
+                      <a:avLst/>
+                    </a:prstGeom>
+                  </pic:spPr>
+                </pic:pic>
+              </a:graphicData>
+            </a:graphic>
+          </wp:inline>
+        </w:drawing>
       </w:r>
     </w:p>
     <w:p>
       <w:pPr>
-        <w:pStyle w:val="Heading1"/>
-      </w:pPr>
-      <w:r>
-        <w:rPr>
-          <w:color w:val="1A1A2E"/>
-        </w:rPr>
-        <w:t xml:space="preserve">10. Odwzorowanie schematu w MongoDB</w:t>
-      </w:r>
+        <w:rPr>
+          <w:lang w:val="pl-PL"/>
+        </w:rPr>
+      </w:pPr>
     </w:p>
     <w:p>
       <w:pPr>
-        <w:pStyle w:val="Normal"/>
-      </w:pPr>
-      <w:r>
-        <w:t xml:space="preserve">Zgodnie z informacjami dodatkowymi do zadania, baza Access może być zastąpiona przez MongoDB. MongoDB to nierelacyjna baza danych dokumentowa — dane przechowywane są jako dokumenty JSON w kolekcjach zamiast wierszy w tabelach. Schemat jest elastyczny i nie wymaga z góry zdefiniowanych kolumn.</w:t>
+        <w:pStyle w:val="Heading1"/>
+        <w:rPr>
+          <w:lang w:val="pl-PL"/>
+        </w:rPr>
+      </w:pPr>
+      <w:r>
+        <w:rPr>
+          <w:lang w:val="pl-PL"/>
+        </w:rPr>
+        <w:t>1</w:t>
+      </w:r>
+      <w:r>
+        <w:rPr>
+          <w:lang w:val="pl-PL"/>
+        </w:rPr>
+        <w:t>1</w:t>
+      </w:r>
+      <w:r>
+        <w:rPr>
+          <w:lang w:val="pl-PL"/>
+        </w:rPr>
+        <w:t>. Wnioski</w:t>
       </w:r>
     </w:p>
     <w:p>
       <w:pPr>
-        <w:pStyle w:val="Heading2"/>
-      </w:pPr>
-      <w:r>
-        <w:rPr>
-          <w:color w:val="E94560"/>
-        </w:rPr>
-        <w:t xml:space="preserve">10.1. Porównanie PostgreSQL i MongoDB</w:t>
+        <w:jc w:val="both"/>
+        <w:rPr>
+          <w:lang w:val="pl-PL"/>
+        </w:rPr>
+      </w:pPr>
+      <w:r>
+        <w:rPr>
+          <w:rFonts w:ascii="Times New Roman" w:eastAsia="Times New Roman" w:hAnsi="Times New Roman" w:cs="Times New Roman"/>
+          <w:sz w:val="24"/>
+          <w:szCs w:val="24"/>
+          <w:lang w:val="pl-PL"/>
+        </w:rPr>
+        <w:t xml:space="preserve">Projekt pozwolił mi przejść przez cały cykl tworzenia aplikacji opartej na bazie danych — od projektu schematu, przez implementację </w:t>
+      </w:r>
+      <w:proofErr w:type="spellStart"/>
+      <w:r>
+        <w:rPr>
+          <w:rFonts w:ascii="Times New Roman" w:eastAsia="Times New Roman" w:hAnsi="Times New Roman" w:cs="Times New Roman"/>
+          <w:sz w:val="24"/>
+          <w:szCs w:val="24"/>
+          <w:lang w:val="pl-PL"/>
+        </w:rPr>
+        <w:t>backendu</w:t>
+      </w:r>
+      <w:proofErr w:type="spellEnd"/>
+      <w:r>
+        <w:rPr>
+          <w:rFonts w:ascii="Times New Roman" w:eastAsia="Times New Roman" w:hAnsi="Times New Roman" w:cs="Times New Roman"/>
+          <w:sz w:val="24"/>
+          <w:szCs w:val="24"/>
+          <w:lang w:val="pl-PL"/>
+        </w:rPr>
+        <w:t>, aż po prosty interfejs graficzny. Największą lekcją było samodzielne zaprojektowanie schematu relacyjnego: mój pierwotny pomysł miał szereg błędów (m.in. brakujące klucze obce, nadmiarowe kolumny, nieprawidłowe typy danych), które udało się wychwycić i poprawić na etapie projektowania. Pokazało to, że dobry schemat wymaga kilku iteracji, a nie jednego podejścia.</w:t>
       </w:r>
     </w:p>
     <w:p>
       <w:pPr>
-        <w:pStyle w:val="Normal"/>
-      </w:pPr>
-      <w:r>
-        <w:t xml:space="preserve">Oba systemy przechowują te same dane projektu, ale w różny sposób:</w:t>
+        <w:jc w:val="both"/>
+        <w:rPr>
+          <w:lang w:val="pl-PL"/>
+        </w:rPr>
+      </w:pPr>
+      <w:r>
+        <w:rPr>
+          <w:rFonts w:ascii="Times New Roman" w:eastAsia="Times New Roman" w:hAnsi="Times New Roman" w:cs="Times New Roman"/>
+          <w:sz w:val="24"/>
+          <w:szCs w:val="24"/>
+          <w:lang w:val="pl-PL"/>
+        </w:rPr>
+        <w:t>Świadomym wyborem była rezygnacja z ORM na rzecz jawnych zapytań SQL. Dzięki temu każde zapytanie jest widoczne i kontrolowane — wiem dokładnie, co trafia do bazy i w jakiej kolejności. To podejście jest bardziej pracochłonne, ale uczy precyzji i daje pełne zrozumienie tego, co dzieje się między aplikacją a bazą danych.</w:t>
       </w:r>
     </w:p>
     <w:p>
       <w:pPr>
-        <w:pStyle w:val="ListBullet"/>
-      </w:pPr>
-      <w:r>
-        <w:t xml:space="preserve">Struktura: PostgreSQL = tabele + wiersze o stałym schemacie; MongoDB = kolekcje + dokumenty JSON o elastycznej strukturze.</w:t>
+        <w:jc w:val="both"/>
+        <w:rPr>
+          <w:lang w:val="pl-PL"/>
+        </w:rPr>
+      </w:pPr>
+      <w:r>
+        <w:rPr>
+          <w:rFonts w:ascii="Times New Roman" w:eastAsia="Times New Roman" w:hAnsi="Times New Roman" w:cs="Times New Roman"/>
+          <w:sz w:val="24"/>
+          <w:szCs w:val="24"/>
+          <w:lang w:val="pl-PL"/>
+        </w:rPr>
+        <w:t xml:space="preserve">Dodanie </w:t>
+      </w:r>
+      <w:proofErr w:type="spellStart"/>
+      <w:r>
+        <w:rPr>
+          <w:rFonts w:ascii="Times New Roman" w:eastAsia="Times New Roman" w:hAnsi="Times New Roman" w:cs="Times New Roman"/>
+          <w:sz w:val="24"/>
+          <w:szCs w:val="24"/>
+          <w:lang w:val="pl-PL"/>
+        </w:rPr>
+        <w:t>MongoDB</w:t>
+      </w:r>
+      <w:proofErr w:type="spellEnd"/>
+      <w:r>
+        <w:rPr>
+          <w:rFonts w:ascii="Times New Roman" w:eastAsia="Times New Roman" w:hAnsi="Times New Roman" w:cs="Times New Roman"/>
+          <w:sz w:val="24"/>
+          <w:szCs w:val="24"/>
+          <w:lang w:val="pl-PL"/>
+        </w:rPr>
+        <w:t xml:space="preserve"> jako drugiej bazy danych pokazało mi praktyczną różnicę między modelem relacyjnym a dokumentowym: to samo zagadnienie można zamodelować na dwa bardzo różne sposoby, a wybór zależy od charakteru danych i sposobu ich odczytywania.</w:t>
       </w:r>
     </w:p>
     <w:p>
       <w:pPr>
-        <w:pStyle w:val="ListBullet"/>
-      </w:pPr>
-      <w:r>
-        <w:t xml:space="preserve">Relacje: PostgreSQL używa kluczy obcych i operacji JOIN; MongoDB osadza powiązane dane bezpośrednio w dokumencie (embedding) lub trzyma referencje id.</w:t>
+        <w:jc w:val="both"/>
+        <w:rPr>
+          <w:lang w:val="pl-PL"/>
+        </w:rPr>
+      </w:pPr>
+      <w:r>
+        <w:rPr>
+          <w:rFonts w:ascii="Times New Roman" w:eastAsia="Times New Roman" w:hAnsi="Times New Roman" w:cs="Times New Roman"/>
+          <w:sz w:val="24"/>
+          <w:szCs w:val="24"/>
+          <w:lang w:val="pl-PL"/>
+        </w:rPr>
+        <w:lastRenderedPageBreak/>
+        <w:t>Projekt zrealizowałem w uproszczonej wersji — bez autentykacji JWT, bez automatycznego pobierania wyników z API i bez pełnych prywatnych lig. Te elementy są jednak zaprojektowane w schemacie i stanowią naturalny kierunek dalszego rozwoju.</w:t>
       </w:r>
     </w:p>
     <w:p>
       <w:pPr>
-        <w:pStyle w:val="ListBullet"/>
-      </w:pPr>
-      <w:r>
-        <w:t xml:space="preserve">Przykład: w PostgreSQL mecz przechowuje home_team_id = 7 i wymaga JOIN z tabelą teams. W MongoDB dokument meczu zawiera od razu "home_team": "Bayern München" — bez JOINa.</w:t>
-      </w:r>
+        <w:rPr>
+          <w:lang w:val="pl-PL"/>
+        </w:rPr>
+      </w:pPr>
     </w:p>
     <w:p>
       <w:pPr>
-        <w:pStyle w:val="ListBullet"/>
-      </w:pPr>
-      <w:r>
-        <w:t xml:space="preserve">Schemat: PostgreSQL wymaga migracji SQL przy każdej zmianie struktury; MongoDB pozwala dodawać nowe pola do dowolnych dokumentów bez migracji.</w:t>
-      </w:r>
-    </w:p>
-    <w:p>
-      <w:pPr>
-        <w:pStyle w:val="ListBullet"/>
-      </w:pPr>
-      <w:r>
-        <w:t xml:space="preserve">Zapytania: PostgreSQL używa SQL (SELECT, JOIN, GROUP BY); MongoDB używa metod find() i potoku agregacji (aggregate).</w:t>
-      </w:r>
-    </w:p>
-    <w:p>
-      <w:pPr>
-        <w:pStyle w:val="ListBullet"/>
-      </w:pPr>
-      <w:r>
-        <w:t xml:space="preserve">Transakcje: PostgreSQL obsługuje ACID natywnie; MongoDB wspiera transakcje od wersji 4.0, ale jest mniej naturalny w tym modelu.</w:t>
-      </w:r>
-    </w:p>
-    <w:p>
-      <w:pPr>
-        <w:pStyle w:val="Heading2"/>
-      </w:pPr>
-      <w:r>
-        <w:rPr>
-          <w:color w:val="E94560"/>
-        </w:rPr>
-        <w:t xml:space="preserve">10.2. Kolekcje w MongoDB</w:t>
-      </w:r>
-    </w:p>
-    <w:p>
-      <w:pPr>
-        <w:pStyle w:val="Normal"/>
-      </w:pPr>
-      <w:r>
-        <w:t xml:space="preserve">Baza MongoDB o nazwie typer zawiera 6 kolekcji odpowiadających tabelom PostgreSQL: scoring_rules, leagues, teams, users, matches, predictions. Synchronizacja danych odbywa się przez skrypt db/mongo_seed.py, który czyta aktualne dane z PostgreSQL i wgrywa je do MongoDB — zapewnia spójność obu baz bez ręcznego kopiowania.</w:t>
-      </w:r>
-    </w:p>
-    <w:p>
-      <w:pPr>
-        <w:pStyle w:val="Heading2"/>
-      </w:pPr>
-      <w:r>
-        <w:rPr>
-          <w:color w:val="E94560"/>
-        </w:rPr>
-        <w:t xml:space="preserve">10.3. Schemat kolekcji — MongoDB Compass</w:t>
-      </w:r>
-    </w:p>
-    <w:p>
-      <w:pPr>
-        <w:pStyle w:val="Normal"/>
-      </w:pPr>
-      <w:r>
-        <w:t xml:space="preserve">Poniżej schemat kolekcji wygenerowany przez MongoDB Compass (Create → Query Design → Schema → Analyze):</w:t>
-      </w:r>
-    </w:p>
-    <w:p>
-      <w:pPr>
-        <w:pStyle w:val="Normal"/>
-      </w:pPr>
-      <w:r>
-        <w:t xml:space="preserve">[ WKLEJ TUTAJ ZRZUT EKRANU SCHEMATU Z MONGODB COMPASS ]</w:t>
-      </w:r>
-    </w:p>
-    <w:p>
-      <w:pPr>
         <w:pStyle w:val="Heading1"/>
         <w:rPr>
           <w:lang w:val="pl-PL"/>
@@ -4572,632 +5150,10 @@
       </w:pPr>
       <w:r>
         <w:rPr>
-          <w:color w:val="1A1A2E"/>
-          <w:lang w:val="pl-PL"/>
-        </w:rPr>
-        <w:t>11. Testowanie</w:t>
-      </w:r>
-    </w:p>
-    <w:p>
-      <w:pPr>
-        <w:rPr>
-          <w:lang w:val="pl-PL"/>
-        </w:rPr>
-      </w:pPr>
-      <w:r>
-        <w:rPr>
-          <w:lang w:val="pl-PL"/>
-        </w:rPr>
-        <w:t>Funkcja punktująca pokryta jest 8 testami jednostkowymi obejmującymi wszystkie przypadki brzegowe systemu punktacji.</w:t>
-      </w:r>
-    </w:p>
-    <w:tbl>
-      <w:tblPr>
-        <w:tblStyle w:val="TableGrid"/>
-        <w:tblW w:w="0" w:type="auto"/>
-        <w:tblLook w:val="04A0" w:firstRow="1" w:lastRow="0" w:firstColumn="1" w:lastColumn="0" w:noHBand="0" w:noVBand="1"/>
-      </w:tblPr>
-      <w:tblGrid>
-        <w:gridCol w:w="2351"/>
-        <w:gridCol w:w="2351"/>
-        <w:gridCol w:w="2351"/>
-        <w:gridCol w:w="2351"/>
-      </w:tblGrid>
-      <w:tr>
-        <w:tc>
-          <w:tcPr>
-            <w:tcW w:w="2351" w:type="dxa"/>
-          </w:tcPr>
-          <w:p>
-            <w:proofErr w:type="spellStart"/>
-            <w:r>
-              <w:rPr>
-                <w:b/>
-              </w:rPr>
-              <w:t>Typ</w:t>
-            </w:r>
-            <w:proofErr w:type="spellEnd"/>
-          </w:p>
-        </w:tc>
-        <w:tc>
-          <w:tcPr>
-            <w:tcW w:w="2351" w:type="dxa"/>
-          </w:tcPr>
-          <w:p>
-            <w:r>
-              <w:rPr>
-                <w:b/>
-              </w:rPr>
-              <w:t>Rzeczywisty</w:t>
-            </w:r>
-          </w:p>
-        </w:tc>
-        <w:tc>
-          <w:tcPr>
-            <w:tcW w:w="2351" w:type="dxa"/>
-          </w:tcPr>
-          <w:p>
-            <w:r>
-              <w:rPr>
-                <w:b/>
-              </w:rPr>
-              <w:t>Oczekiwane punkty</w:t>
-            </w:r>
-          </w:p>
-        </w:tc>
-        <w:tc>
-          <w:tcPr>
-            <w:tcW w:w="2351" w:type="dxa"/>
-          </w:tcPr>
-          <w:p>
-            <w:r>
-              <w:rPr>
-                <w:b/>
-              </w:rPr>
-              <w:t>Opis</w:t>
-            </w:r>
-          </w:p>
-        </w:tc>
-      </w:tr>
-      <w:tr>
-        <w:tc>
-          <w:tcPr>
-            <w:tcW w:w="2351" w:type="dxa"/>
-          </w:tcPr>
-          <w:p>
-            <w:r>
-              <w:t>2:1</w:t>
-            </w:r>
-          </w:p>
-        </w:tc>
-        <w:tc>
-          <w:tcPr>
-            <w:tcW w:w="2351" w:type="dxa"/>
-          </w:tcPr>
-          <w:p>
-            <w:r>
-              <w:t>2:1</w:t>
-            </w:r>
-          </w:p>
-        </w:tc>
-        <w:tc>
-          <w:tcPr>
-            <w:tcW w:w="2351" w:type="dxa"/>
-          </w:tcPr>
-          <w:p>
-            <w:r>
-              <w:t>5</w:t>
-            </w:r>
-          </w:p>
-        </w:tc>
-        <w:tc>
-          <w:tcPr>
-            <w:tcW w:w="2351" w:type="dxa"/>
-          </w:tcPr>
-          <w:p>
-            <w:r>
-              <w:t>Dokładny wynik</w:t>
-            </w:r>
-          </w:p>
-        </w:tc>
-      </w:tr>
-      <w:tr>
-        <w:tc>
-          <w:tcPr>
-            <w:tcW w:w="2351" w:type="dxa"/>
-          </w:tcPr>
-          <w:p>
-            <w:r>
-              <w:t>2:1</w:t>
-            </w:r>
-          </w:p>
-        </w:tc>
-        <w:tc>
-          <w:tcPr>
-            <w:tcW w:w="2351" w:type="dxa"/>
-          </w:tcPr>
-          <w:p>
-            <w:r>
-              <w:t>3:2</w:t>
-            </w:r>
-          </w:p>
-        </w:tc>
-        <w:tc>
-          <w:tcPr>
-            <w:tcW w:w="2351" w:type="dxa"/>
-          </w:tcPr>
-          <w:p>
-            <w:r>
-              <w:t>3</w:t>
-            </w:r>
-          </w:p>
-        </w:tc>
-        <w:tc>
-          <w:tcPr>
-            <w:tcW w:w="2351" w:type="dxa"/>
-          </w:tcPr>
-          <w:p>
-            <w:r>
-              <w:t>Trafiona różnica (+1)</w:t>
-            </w:r>
-          </w:p>
-        </w:tc>
-      </w:tr>
-      <w:tr>
-        <w:tc>
-          <w:tcPr>
-            <w:tcW w:w="2351" w:type="dxa"/>
-          </w:tcPr>
-          <w:p>
-            <w:r>
-              <w:t>2:1</w:t>
-            </w:r>
-          </w:p>
-        </w:tc>
-        <w:tc>
-          <w:tcPr>
-            <w:tcW w:w="2351" w:type="dxa"/>
-          </w:tcPr>
-          <w:p>
-            <w:r>
-              <w:t>1:0</w:t>
-            </w:r>
-          </w:p>
-        </w:tc>
-        <w:tc>
-          <w:tcPr>
-            <w:tcW w:w="2351" w:type="dxa"/>
-          </w:tcPr>
-          <w:p>
-            <w:r>
-              <w:t>3</w:t>
-            </w:r>
-          </w:p>
-        </w:tc>
-        <w:tc>
-          <w:tcPr>
-            <w:tcW w:w="2351" w:type="dxa"/>
-          </w:tcPr>
-          <w:p>
-            <w:r>
-              <w:t>Trafiona różnica (+1)</w:t>
-            </w:r>
-          </w:p>
-        </w:tc>
-      </w:tr>
-      <w:tr>
-        <w:tc>
-          <w:tcPr>
-            <w:tcW w:w="2351" w:type="dxa"/>
-          </w:tcPr>
-          <w:p>
-            <w:r>
-              <w:t>2:1</w:t>
-            </w:r>
-          </w:p>
-        </w:tc>
-        <w:tc>
-          <w:tcPr>
-            <w:tcW w:w="2351" w:type="dxa"/>
-          </w:tcPr>
-          <w:p>
-            <w:r>
-              <w:t>4:0</w:t>
-            </w:r>
-          </w:p>
-        </w:tc>
-        <w:tc>
-          <w:tcPr>
-            <w:tcW w:w="2351" w:type="dxa"/>
-          </w:tcPr>
-          <w:p>
-            <w:r>
-              <w:t>2</w:t>
-            </w:r>
-          </w:p>
-        </w:tc>
-        <w:tc>
-          <w:tcPr>
-            <w:tcW w:w="2351" w:type="dxa"/>
-          </w:tcPr>
-          <w:p>
-            <w:r>
-              <w:t>Tylko rezultat (wygrana)</w:t>
-            </w:r>
-          </w:p>
-        </w:tc>
-      </w:tr>
-      <w:tr>
-        <w:tc>
-          <w:tcPr>
-            <w:tcW w:w="2351" w:type="dxa"/>
-          </w:tcPr>
-          <w:p>
-            <w:r>
-              <w:lastRenderedPageBreak/>
-              <w:t>1:1</w:t>
-            </w:r>
-          </w:p>
-        </w:tc>
-        <w:tc>
-          <w:tcPr>
-            <w:tcW w:w="2351" w:type="dxa"/>
-          </w:tcPr>
-          <w:p>
-            <w:r>
-              <w:t>2:2</w:t>
-            </w:r>
-          </w:p>
-        </w:tc>
-        <w:tc>
-          <w:tcPr>
-            <w:tcW w:w="2351" w:type="dxa"/>
-          </w:tcPr>
-          <w:p>
-            <w:r>
-              <w:t>3</w:t>
-            </w:r>
-          </w:p>
-        </w:tc>
-        <w:tc>
-          <w:tcPr>
-            <w:tcW w:w="2351" w:type="dxa"/>
-          </w:tcPr>
-          <w:p>
-            <w:r>
-              <w:t>Remis → różnica (0=0)</w:t>
-            </w:r>
-          </w:p>
-        </w:tc>
-      </w:tr>
-      <w:tr>
-        <w:tc>
-          <w:tcPr>
-            <w:tcW w:w="2351" w:type="dxa"/>
-          </w:tcPr>
-          <w:p>
-            <w:r>
-              <w:t>1:1</w:t>
-            </w:r>
-          </w:p>
-        </w:tc>
-        <w:tc>
-          <w:tcPr>
-            <w:tcW w:w="2351" w:type="dxa"/>
-          </w:tcPr>
-          <w:p>
-            <w:r>
-              <w:t>0:0</w:t>
-            </w:r>
-          </w:p>
-        </w:tc>
-        <w:tc>
-          <w:tcPr>
-            <w:tcW w:w="2351" w:type="dxa"/>
-          </w:tcPr>
-          <w:p>
-            <w:r>
-              <w:t>3</w:t>
-            </w:r>
-          </w:p>
-        </w:tc>
-        <w:tc>
-          <w:tcPr>
-            <w:tcW w:w="2351" w:type="dxa"/>
-          </w:tcPr>
-          <w:p>
-            <w:r>
-              <w:t>Remis → różnica (0=0)</w:t>
-            </w:r>
-          </w:p>
-        </w:tc>
-      </w:tr>
-      <w:tr>
-        <w:tc>
-          <w:tcPr>
-            <w:tcW w:w="2351" w:type="dxa"/>
-          </w:tcPr>
-          <w:p>
-            <w:r>
-              <w:t>2:1</w:t>
-            </w:r>
-          </w:p>
-        </w:tc>
-        <w:tc>
-          <w:tcPr>
-            <w:tcW w:w="2351" w:type="dxa"/>
-          </w:tcPr>
-          <w:p>
-            <w:r>
-              <w:t>0:2</w:t>
-            </w:r>
-          </w:p>
-        </w:tc>
-        <w:tc>
-          <w:tcPr>
-            <w:tcW w:w="2351" w:type="dxa"/>
-          </w:tcPr>
-          <w:p>
-            <w:r>
-              <w:t>0</w:t>
-            </w:r>
-          </w:p>
-        </w:tc>
-        <w:tc>
-          <w:tcPr>
-            <w:tcW w:w="2351" w:type="dxa"/>
-          </w:tcPr>
-          <w:p>
-            <w:r>
-              <w:t>Pudło (porażka zamiast wygranej)</w:t>
-            </w:r>
-          </w:p>
-        </w:tc>
-      </w:tr>
-      <w:tr>
-        <w:tc>
-          <w:tcPr>
-            <w:tcW w:w="2351" w:type="dxa"/>
-          </w:tcPr>
-          <w:p>
-            <w:r>
-              <w:t>0:0</w:t>
-            </w:r>
-          </w:p>
-        </w:tc>
-        <w:tc>
-          <w:tcPr>
-            <w:tcW w:w="2351" w:type="dxa"/>
-          </w:tcPr>
-          <w:p>
-            <w:r>
-              <w:t>1:0</w:t>
-            </w:r>
-          </w:p>
-        </w:tc>
-        <w:tc>
-          <w:tcPr>
-            <w:tcW w:w="2351" w:type="dxa"/>
-          </w:tcPr>
-          <w:p>
-            <w:r>
-              <w:t>0</w:t>
-            </w:r>
-          </w:p>
-        </w:tc>
-        <w:tc>
-          <w:tcPr>
-            <w:tcW w:w="2351" w:type="dxa"/>
-          </w:tcPr>
-          <w:p>
-            <w:r>
-              <w:t>Pudło (wygrana zamiast remisu)</w:t>
-            </w:r>
-          </w:p>
-        </w:tc>
-      </w:tr>
-    </w:tbl>
-    <w:p/>
-    <w:p>
-      <w:pPr>
-        <w:pStyle w:val="Heading2"/>
-      </w:pPr>
-      <w:r>
-        <w:rPr>
-          <w:color w:val="E94560"/>
-        </w:rPr>
-        <w:t>11.1. Wyniki testów</w:t>
-      </w:r>
-    </w:p>
-    <w:p>
-      <w:pPr>
-        <w:pBdr>
-          <w:top w:val="dashed" w:sz="6" w:space="4" w:color="AAAAAA"/>
-          <w:left w:val="dashed" w:sz="6" w:space="4" w:color="AAAAAA"/>
-          <w:bottom w:val="dashed" w:sz="6" w:space="4" w:color="AAAAAA"/>
-          <w:right w:val="dashed" w:sz="6" w:space="4" w:color="AAAAAA"/>
-        </w:pBdr>
-        <w:jc w:val="center"/>
-        <w:rPr>
-          <w:lang w:val="pl-PL"/>
-        </w:rPr>
-      </w:pPr>
-      <w:proofErr w:type="gramStart"/>
-      <w:r>
-        <w:rPr>
-          <w:b/>
-          <w:color w:val="999999"/>
-          <w:lang w:val="pl-PL"/>
-        </w:rPr>
-        <w:t>[ ZRZUT</w:t>
-      </w:r>
-      <w:proofErr w:type="gramEnd"/>
-      <w:r>
-        <w:rPr>
-          <w:b/>
-          <w:color w:val="999999"/>
-          <w:lang w:val="pl-PL"/>
-        </w:rPr>
-        <w:t xml:space="preserve"> EKRANU — </w:t>
-      </w:r>
-      <w:proofErr w:type="spellStart"/>
-      <w:r>
-        <w:rPr>
-          <w:b/>
-          <w:color w:val="999999"/>
-          <w:lang w:val="pl-PL"/>
-        </w:rPr>
-        <w:t>uv</w:t>
-      </w:r>
-      <w:proofErr w:type="spellEnd"/>
-      <w:r>
-        <w:rPr>
-          <w:b/>
-          <w:color w:val="999999"/>
-          <w:lang w:val="pl-PL"/>
-        </w:rPr>
-        <w:t xml:space="preserve"> run </w:t>
-      </w:r>
-      <w:proofErr w:type="spellStart"/>
-      <w:r>
-        <w:rPr>
-          <w:b/>
-          <w:color w:val="999999"/>
-          <w:lang w:val="pl-PL"/>
-        </w:rPr>
-        <w:t>pytest</w:t>
-      </w:r>
-      <w:proofErr w:type="spellEnd"/>
-      <w:r>
-        <w:rPr>
-          <w:b/>
-          <w:color w:val="999999"/>
-          <w:lang w:val="pl-PL"/>
-        </w:rPr>
-        <w:t xml:space="preserve"> (wszystkie testy zielone</w:t>
-      </w:r>
-      <w:proofErr w:type="gramStart"/>
-      <w:r>
-        <w:rPr>
-          <w:b/>
-          <w:color w:val="999999"/>
-          <w:lang w:val="pl-PL"/>
-        </w:rPr>
-        <w:t>) ]</w:t>
-      </w:r>
-      <w:proofErr w:type="gramEnd"/>
-    </w:p>
-    <w:p>
-      <w:pPr>
-        <w:rPr>
-          <w:lang w:val="pl-PL"/>
-        </w:rPr>
-      </w:pPr>
-    </w:p>
-    <w:p>
-      <w:pPr>
-        <w:pStyle w:val="Heading1"/>
-        <w:rPr>
-          <w:lang w:val="pl-PL"/>
-        </w:rPr>
-      </w:pPr>
-      <w:r>
-        <w:rPr>
-          <w:color w:val="1A1A2E"/>
-          <w:lang w:val="pl-PL"/>
-        </w:rPr>
-        <w:t>12. Wnioski</w:t>
-      </w:r>
-    </w:p>
-    <w:p>
-      <w:pPr>
-        <w:pBdr>
-          <w:top w:val="dashed" w:sz="6" w:space="4" w:color="AAAAAA"/>
-          <w:left w:val="dashed" w:sz="6" w:space="4" w:color="AAAAAA"/>
-          <w:bottom w:val="dashed" w:sz="6" w:space="4" w:color="AAAAAA"/>
-          <w:right w:val="dashed" w:sz="6" w:space="4" w:color="AAAAAA"/>
-        </w:pBdr>
-        <w:jc w:val="center"/>
-        <w:rPr>
-          <w:lang w:val="pl-PL"/>
-        </w:rPr>
-      </w:pPr>
-      <w:proofErr w:type="gramStart"/>
-      <w:r>
-        <w:rPr>
-          <w:b/>
-          <w:color w:val="999999"/>
-          <w:lang w:val="pl-PL"/>
-        </w:rPr>
-        <w:t>[ WYPEŁNIJ</w:t>
-      </w:r>
-      <w:proofErr w:type="gramEnd"/>
-      <w:r>
-        <w:rPr>
-          <w:b/>
-          <w:color w:val="999999"/>
-          <w:lang w:val="pl-PL"/>
-        </w:rPr>
-        <w:t xml:space="preserve">: wnioski z projektu — co zadziałało, co było trudne, czego się </w:t>
-      </w:r>
-      <w:proofErr w:type="gramStart"/>
-      <w:r>
-        <w:rPr>
-          <w:b/>
-          <w:color w:val="999999"/>
-          <w:lang w:val="pl-PL"/>
-        </w:rPr>
-        <w:t>nauczyłeś ]</w:t>
-      </w:r>
-      <w:proofErr w:type="gramEnd"/>
-    </w:p>
-    <w:p>
-      <w:pPr>
-        <w:rPr>
-          <w:lang w:val="pl-PL"/>
-        </w:rPr>
-      </w:pPr>
-    </w:p>
-    <w:p>
-      <w:pPr>
-        <w:pStyle w:val="Heading1"/>
-      </w:pPr>
-      <w:proofErr w:type="spellStart"/>
-      <w:r>
-        <w:rPr>
-          <w:color w:val="1A1A2E"/>
-        </w:rPr>
-        <w:t>Literatura</w:t>
-      </w:r>
-      <w:proofErr w:type="spellEnd"/>
-      <w:r>
-        <w:rPr>
-          <w:color w:val="1A1A2E"/>
-        </w:rPr>
-        <w:t xml:space="preserve"> </w:t>
-      </w:r>
-      <w:proofErr w:type="spellStart"/>
-      <w:r>
-        <w:rPr>
-          <w:color w:val="1A1A2E"/>
-        </w:rPr>
-        <w:t>i</w:t>
-      </w:r>
-      <w:proofErr w:type="spellEnd"/>
-      <w:r>
-        <w:rPr>
-          <w:color w:val="1A1A2E"/>
-        </w:rPr>
-        <w:t xml:space="preserve"> </w:t>
-      </w:r>
-      <w:proofErr w:type="spellStart"/>
-      <w:r>
-        <w:rPr>
-          <w:color w:val="1A1A2E"/>
-        </w:rPr>
-        <w:t>zasoby</w:t>
-      </w:r>
-      <w:proofErr w:type="spellEnd"/>
+          <w:lang w:val="pl-PL"/>
+        </w:rPr>
+        <w:t>Literatura i zasoby</w:t>
+      </w:r>
     </w:p>
     <w:p>
       <w:pPr>
@@ -5921,7 +5877,6 @@
       <w:color w:val="1A1A2E"/>
       <w:sz w:val="28"/>
       <w:szCs w:val="28"/>
-      <w:u w:val="none"/>
     </w:rPr>
   </w:style>
   <w:style w:type="paragraph" w:styleId="Heading2">
@@ -5946,7 +5901,6 @@
       <w:color w:val="E94560"/>
       <w:sz w:val="24"/>
       <w:szCs w:val="26"/>
-      <w:u w:val="none"/>
     </w:rPr>
   </w:style>
   <w:style w:type="paragraph" w:styleId="Heading3">

--- a/sprawozdanie.docx
+++ b/sprawozdanie.docx
@@ -2456,7 +2456,7 @@
         </w:tc>
         <w:tc>
           <w:tcPr>
-            <w:tcW w:w="2351" w:type="dxa"/>
+            <w:tcW w:w="2378" w:type="dxa"/>
           </w:tcPr>
           <w:p>
             <w:r>
@@ -2507,7 +2507,7 @@
         </w:tc>
         <w:tc>
           <w:tcPr>
-            <w:tcW w:w="2351" w:type="dxa"/>
+            <w:tcW w:w="2378" w:type="dxa"/>
           </w:tcPr>
           <w:p>
             <w:r>
@@ -2549,7 +2549,7 @@
         </w:tc>
         <w:tc>
           <w:tcPr>
-            <w:tcW w:w="2351" w:type="dxa"/>
+            <w:tcW w:w="2378" w:type="dxa"/>
           </w:tcPr>
           <w:p>
             <w:r>
@@ -2591,7 +2591,7 @@
         </w:tc>
         <w:tc>
           <w:tcPr>
-            <w:tcW w:w="2351" w:type="dxa"/>
+            <w:tcW w:w="2378" w:type="dxa"/>
           </w:tcPr>
           <w:p>
             <w:r>
@@ -2655,7 +2655,7 @@
         </w:tc>
         <w:tc>
           <w:tcPr>
-            <w:tcW w:w="2351" w:type="dxa"/>
+            <w:tcW w:w="2378" w:type="dxa"/>
           </w:tcPr>
           <w:p>
             <w:r>
@@ -2697,7 +2697,7 @@
         </w:tc>
         <w:tc>
           <w:tcPr>
-            <w:tcW w:w="2351" w:type="dxa"/>
+            <w:tcW w:w="2378" w:type="dxa"/>
           </w:tcPr>
           <w:p>
             <w:r>
@@ -2761,7 +2761,7 @@
         </w:tc>
         <w:tc>
           <w:tcPr>
-            <w:tcW w:w="2351" w:type="dxa"/>
+            <w:tcW w:w="2378" w:type="dxa"/>
           </w:tcPr>
           <w:p>
             <w:r>
@@ -2811,7 +2811,7 @@
         </w:tc>
         <w:tc>
           <w:tcPr>
-            <w:tcW w:w="2351" w:type="dxa"/>
+            <w:tcW w:w="2378" w:type="dxa"/>
           </w:tcPr>
           <w:p>
             <w:r>
@@ -2875,7 +2875,7 @@
         </w:tc>
         <w:tc>
           <w:tcPr>
-            <w:tcW w:w="2351" w:type="dxa"/>
+            <w:tcW w:w="2378" w:type="dxa"/>
           </w:tcPr>
           <w:p>
             <w:r>
@@ -2924,6 +2924,210 @@
             <w:r>
               <w:lastRenderedPageBreak/>
               <w:t>200</w:t>
+            </w:r>
+          </w:p>
+          <w:p/>
+          <w:p/>
+        </w:tc>
+      </w:tr>
+      <w:tr>
+        <w:tc>
+          <w:tcPr>
+            <w:tcW w:w="2351" w:type="dxa"/>
+          </w:tcPr>
+          <w:p>
+            <w:r>
+              <w:t>POST</w:t>
+            </w:r>
+          </w:p>
+        </w:tc>
+        <w:tc>
+          <w:tcPr>
+            <w:tcW w:w="2378" w:type="dxa"/>
+          </w:tcPr>
+          <w:p>
+            <w:r>
+              <w:t>/</w:t>
+            </w:r>
+            <w:proofErr w:type="gramStart"/>
+            <w:r>
+              <w:t>matches</w:t>
+            </w:r>
+            <w:proofErr w:type="gramEnd"/>
+          </w:p>
+        </w:tc>
+        <w:tc>
+          <w:tcPr>
+            <w:tcW w:w="2351" w:type="dxa"/>
+          </w:tcPr>
+          <w:p>
+            <w:pPr>
+              <w:rPr>
+                <w:lang w:val="pl-PL"/>
+              </w:rPr>
+            </w:pPr>
+            <w:proofErr w:type="gramStart"/>
+            <w:r>
+              <w:rPr>
+                <w:lang w:val="pl-PL"/>
+              </w:rPr>
+              <w:t>Admin</w:t>
+            </w:r>
+            <w:proofErr w:type="gramEnd"/>
+            <w:r>
+              <w:rPr>
+                <w:lang w:val="pl-PL"/>
+              </w:rPr>
+              <w:t>: dodaj mecz</w:t>
+            </w:r>
+          </w:p>
+        </w:tc>
+        <w:tc>
+          <w:tcPr>
+            <w:tcW w:w="2351" w:type="dxa"/>
+          </w:tcPr>
+          <w:p>
+            <w:r>
+              <w:t>20</w:t>
+            </w:r>
+            <w:r>
+              <w:t>1</w:t>
+            </w:r>
+          </w:p>
+        </w:tc>
+      </w:tr>
+      <w:tr>
+        <w:tc>
+          <w:tcPr>
+            <w:tcW w:w="2351" w:type="dxa"/>
+          </w:tcPr>
+          <w:p>
+            <w:r>
+              <w:t>DELETE</w:t>
+            </w:r>
+          </w:p>
+        </w:tc>
+        <w:tc>
+          <w:tcPr>
+            <w:tcW w:w="2378" w:type="dxa"/>
+          </w:tcPr>
+          <w:p>
+            <w:r>
+              <w:t>/matches/{id}</w:t>
+            </w:r>
+          </w:p>
+        </w:tc>
+        <w:tc>
+          <w:tcPr>
+            <w:tcW w:w="2351" w:type="dxa"/>
+          </w:tcPr>
+          <w:p>
+            <w:pPr>
+              <w:rPr>
+                <w:lang w:val="pl-PL"/>
+              </w:rPr>
+            </w:pPr>
+            <w:proofErr w:type="gramStart"/>
+            <w:r>
+              <w:rPr>
+                <w:lang w:val="pl-PL"/>
+              </w:rPr>
+              <w:t>Admin</w:t>
+            </w:r>
+            <w:proofErr w:type="gramEnd"/>
+            <w:r>
+              <w:rPr>
+                <w:lang w:val="pl-PL"/>
+              </w:rPr>
+              <w:t xml:space="preserve">: </w:t>
+            </w:r>
+            <w:proofErr w:type="spellStart"/>
+            <w:r>
+              <w:rPr>
+                <w:lang w:val="pl-PL"/>
+              </w:rPr>
+              <w:t>usun</w:t>
+            </w:r>
+            <w:proofErr w:type="spellEnd"/>
+            <w:r>
+              <w:rPr>
+                <w:lang w:val="pl-PL"/>
+              </w:rPr>
+              <w:t xml:space="preserve"> mecz</w:t>
+            </w:r>
+          </w:p>
+        </w:tc>
+        <w:tc>
+          <w:tcPr>
+            <w:tcW w:w="2351" w:type="dxa"/>
+          </w:tcPr>
+          <w:p>
+            <w:r>
+              <w:t>20</w:t>
+            </w:r>
+            <w:r>
+              <w:t>4</w:t>
+            </w:r>
+          </w:p>
+        </w:tc>
+      </w:tr>
+      <w:tr>
+        <w:tc>
+          <w:tcPr>
+            <w:tcW w:w="2351" w:type="dxa"/>
+          </w:tcPr>
+          <w:p>
+            <w:r>
+              <w:t>DELTE</w:t>
+            </w:r>
+          </w:p>
+        </w:tc>
+        <w:tc>
+          <w:tcPr>
+            <w:tcW w:w="2378" w:type="dxa"/>
+          </w:tcPr>
+          <w:p>
+            <w:r>
+              <w:t>/predictions/{id}</w:t>
+            </w:r>
+          </w:p>
+        </w:tc>
+        <w:tc>
+          <w:tcPr>
+            <w:tcW w:w="2351" w:type="dxa"/>
+          </w:tcPr>
+          <w:p>
+            <w:pPr>
+              <w:rPr>
+                <w:lang w:val="pl-PL"/>
+              </w:rPr>
+            </w:pPr>
+            <w:proofErr w:type="spellStart"/>
+            <w:r>
+              <w:rPr>
+                <w:lang w:val="pl-PL"/>
+              </w:rPr>
+              <w:t>Usun</w:t>
+            </w:r>
+            <w:proofErr w:type="spellEnd"/>
+            <w:r>
+              <w:rPr>
+                <w:lang w:val="pl-PL"/>
+              </w:rPr>
+              <w:t xml:space="preserve"> swój typ</w:t>
+            </w:r>
+          </w:p>
+        </w:tc>
+        <w:tc>
+          <w:tcPr>
+            <w:tcW w:w="2351" w:type="dxa"/>
+          </w:tcPr>
+          <w:p>
+            <w:r>
+              <w:t>20</w:t>
+            </w:r>
+            <w:r>
+              <w:t>4</w:t>
             </w:r>
           </w:p>
         </w:tc>
